--- a/docs/diagrams/Use-case detail-scenario/SS4/UC_SS4_DangHoangQuyNhan.docx
+++ b/docs/diagrams/Use-case detail-scenario/SS4/UC_SS4_DangHoangQuyNhan.docx
@@ -15,21 +15,178 @@
         <w:pStyle w:val="Heading2"/>
       </w:pPr>
       <w:r>
-        <w:t>Vehicle Dispatch &amp; Incident Management — Điều phối phương tiện &amp; Xử lý sự cố</w:t>
+        <w:t xml:space="preserve">Vehicle Dispatch &amp; Incident Management — </w:t>
       </w:r>
+      <w:proofErr w:type="spellStart"/>
+      <w:r>
+        <w:t>Điều</w:t>
+      </w:r>
+      <w:proofErr w:type="spellEnd"/>
+      <w:r>
+        <w:t xml:space="preserve"> </w:t>
+      </w:r>
+      <w:proofErr w:type="spellStart"/>
+      <w:r>
+        <w:t>phối</w:t>
+      </w:r>
+      <w:proofErr w:type="spellEnd"/>
+      <w:r>
+        <w:t xml:space="preserve"> </w:t>
+      </w:r>
+      <w:proofErr w:type="spellStart"/>
+      <w:r>
+        <w:t>phương</w:t>
+      </w:r>
+      <w:proofErr w:type="spellEnd"/>
+      <w:r>
+        <w:t xml:space="preserve"> </w:t>
+      </w:r>
+      <w:proofErr w:type="spellStart"/>
+      <w:r>
+        <w:t>tiện</w:t>
+      </w:r>
+      <w:proofErr w:type="spellEnd"/>
+      <w:r>
+        <w:t xml:space="preserve"> &amp; </w:t>
+      </w:r>
+      <w:proofErr w:type="spellStart"/>
+      <w:r>
+        <w:t>Xử</w:t>
+      </w:r>
+      <w:proofErr w:type="spellEnd"/>
+      <w:r>
+        <w:t xml:space="preserve"> </w:t>
+      </w:r>
+      <w:proofErr w:type="spellStart"/>
+      <w:r>
+        <w:t>lý</w:t>
+      </w:r>
+      <w:proofErr w:type="spellEnd"/>
+      <w:r>
+        <w:t xml:space="preserve"> </w:t>
+      </w:r>
+      <w:proofErr w:type="spellStart"/>
+      <w:r>
+        <w:t>sự</w:t>
+      </w:r>
+      <w:proofErr w:type="spellEnd"/>
+      <w:r>
+        <w:t xml:space="preserve"> </w:t>
+      </w:r>
+      <w:proofErr w:type="spellStart"/>
+      <w:r>
+        <w:t>cố</w:t>
+      </w:r>
+      <w:proofErr w:type="spellEnd"/>
     </w:p>
     <w:p>
       <w:pPr>
         <w:pStyle w:val="BlockQuotation"/>
       </w:pPr>
+      <w:proofErr w:type="spellStart"/>
       <w:r>
-        <w:t>Dự án: Smart E-Mobility Hub — ĐHQG-HCM</w:t>
+        <w:t>Dự</w:t>
+      </w:r>
+      <w:proofErr w:type="spellEnd"/>
+      <w:r>
+        <w:t xml:space="preserve"> </w:t>
+      </w:r>
+      <w:proofErr w:type="spellStart"/>
+      <w:r>
+        <w:t>án</w:t>
+      </w:r>
+      <w:proofErr w:type="spellEnd"/>
+      <w:r>
+        <w:t>: Smart E-Mobility Hub — ĐHQG-HCM</w:t>
+      </w:r>
+      <w:r>
         <w:br/>
-        <w:t>Phân hệ: SS4 — Vehicle Dispatch &amp; Incident Management</w:t>
+      </w:r>
+      <w:proofErr w:type="spellStart"/>
+      <w:r>
+        <w:t>Phân</w:t>
+      </w:r>
+      <w:proofErr w:type="spellEnd"/>
+      <w:r>
+        <w:t xml:space="preserve"> </w:t>
+      </w:r>
+      <w:proofErr w:type="spellStart"/>
+      <w:r>
+        <w:t>hệ</w:t>
+      </w:r>
+      <w:proofErr w:type="spellEnd"/>
+      <w:r>
+        <w:t>: SS4 — Vehicle Dispatch &amp; Incident Management</w:t>
+      </w:r>
+      <w:r>
         <w:br/>
-        <w:t>Tác giả: Đặng Hoàng Quý Nhân (TV4 — Developer / Analyst)</w:t>
+      </w:r>
+      <w:proofErr w:type="spellStart"/>
+      <w:r>
+        <w:t>Tác</w:t>
+      </w:r>
+      <w:proofErr w:type="spellEnd"/>
+      <w:r>
+        <w:t xml:space="preserve"> </w:t>
+      </w:r>
+      <w:proofErr w:type="spellStart"/>
+      <w:r>
+        <w:t>giả</w:t>
+      </w:r>
+      <w:proofErr w:type="spellEnd"/>
+      <w:r>
+        <w:t>: Đặng Hoàng Quý Nhân (TV4 — Developer / Analyst)</w:t>
+      </w:r>
+      <w:r>
         <w:br/>
-        <w:t>Nhóm: Nhóm 7 Thành viên — BTL Công nghệ Phần mềm (CO3001) — HCMUT</w:t>
+      </w:r>
+      <w:proofErr w:type="spellStart"/>
+      <w:r>
+        <w:t>Nhóm</w:t>
+      </w:r>
+      <w:proofErr w:type="spellEnd"/>
+      <w:r>
+        <w:t xml:space="preserve">: </w:t>
+      </w:r>
+      <w:proofErr w:type="spellStart"/>
+      <w:r>
+        <w:t>Nhóm</w:t>
+      </w:r>
+      <w:proofErr w:type="spellEnd"/>
+      <w:r>
+        <w:t xml:space="preserve"> 7 Thành </w:t>
+      </w:r>
+      <w:proofErr w:type="spellStart"/>
+      <w:r>
+        <w:t>viên</w:t>
+      </w:r>
+      <w:proofErr w:type="spellEnd"/>
+      <w:r>
+        <w:t xml:space="preserve"> — BTL Công </w:t>
+      </w:r>
+      <w:proofErr w:type="spellStart"/>
+      <w:r>
+        <w:t>nghệ</w:t>
+      </w:r>
+      <w:proofErr w:type="spellEnd"/>
+      <w:r>
+        <w:t xml:space="preserve"> </w:t>
+      </w:r>
+      <w:proofErr w:type="spellStart"/>
+      <w:r>
+        <w:t>Phần</w:t>
+      </w:r>
+      <w:proofErr w:type="spellEnd"/>
+      <w:r>
+        <w:t xml:space="preserve"> </w:t>
+      </w:r>
+      <w:proofErr w:type="spellStart"/>
+      <w:r>
+        <w:t>mềm</w:t>
+      </w:r>
+      <w:proofErr w:type="spellEnd"/>
+      <w:r>
+        <w:t xml:space="preserve"> (CO3001) — HCMUT</w:t>
       </w:r>
     </w:p>
     <w:p>
@@ -42,7 +199,55 @@
         <w:pStyle w:val="Heading2"/>
       </w:pPr>
       <w:r>
-        <w:t>USE-CASE 1: Điều phối phương tiện giữa các Hub</w:t>
+        <w:t xml:space="preserve">USE-CASE 1: </w:t>
+      </w:r>
+      <w:proofErr w:type="spellStart"/>
+      <w:r>
+        <w:t>Điều</w:t>
+      </w:r>
+      <w:proofErr w:type="spellEnd"/>
+      <w:r>
+        <w:t xml:space="preserve"> </w:t>
+      </w:r>
+      <w:proofErr w:type="spellStart"/>
+      <w:r>
+        <w:t>phối</w:t>
+      </w:r>
+      <w:proofErr w:type="spellEnd"/>
+      <w:r>
+        <w:t xml:space="preserve"> </w:t>
+      </w:r>
+      <w:proofErr w:type="spellStart"/>
+      <w:r>
+        <w:t>phương</w:t>
+      </w:r>
+      <w:proofErr w:type="spellEnd"/>
+      <w:r>
+        <w:t xml:space="preserve"> </w:t>
+      </w:r>
+      <w:proofErr w:type="spellStart"/>
+      <w:r>
+        <w:t>tiện</w:t>
+      </w:r>
+      <w:proofErr w:type="spellEnd"/>
+      <w:r>
+        <w:t xml:space="preserve"> </w:t>
+      </w:r>
+      <w:proofErr w:type="spellStart"/>
+      <w:r>
+        <w:t>giữa</w:t>
+      </w:r>
+      <w:proofErr w:type="spellEnd"/>
+      <w:r>
+        <w:t xml:space="preserve"> </w:t>
+      </w:r>
+      <w:proofErr w:type="spellStart"/>
+      <w:r>
+        <w:t>các</w:t>
+      </w:r>
+      <w:proofErr w:type="spellEnd"/>
+      <w:r>
+        <w:t xml:space="preserve"> Hub</w:t>
       </w:r>
     </w:p>
     <w:p>
@@ -194,9 +399,11 @@
             <w:vAlign w:val="center"/>
           </w:tcPr>
           <w:p>
+            <w:proofErr w:type="spellStart"/>
             <w:r>
               <w:t>UC_Lap_Lenh_Dieu_Chuyen_Phuong_Tien</w:t>
             </w:r>
+            <w:proofErr w:type="spellEnd"/>
           </w:p>
         </w:tc>
       </w:tr>
@@ -402,9 +609,160 @@
           </w:tcPr>
           <w:p>
             <w:r>
-              <w:t>Primary: Nhân viên Vận hành mạng lưới (Hub Operator).</w:t>
+              <w:t xml:space="preserve">Primary: Nhân </w:t>
+            </w:r>
+            <w:proofErr w:type="spellStart"/>
+            <w:r>
+              <w:t>viên</w:t>
+            </w:r>
+            <w:proofErr w:type="spellEnd"/>
+            <w:r>
+              <w:t xml:space="preserve"> </w:t>
+            </w:r>
+            <w:proofErr w:type="spellStart"/>
+            <w:r>
+              <w:t>Vận</w:t>
+            </w:r>
+            <w:proofErr w:type="spellEnd"/>
+            <w:r>
+              <w:t xml:space="preserve"> </w:t>
+            </w:r>
+            <w:proofErr w:type="spellStart"/>
+            <w:r>
+              <w:t>hành</w:t>
+            </w:r>
+            <w:proofErr w:type="spellEnd"/>
+            <w:r>
+              <w:t xml:space="preserve"> </w:t>
+            </w:r>
+            <w:proofErr w:type="spellStart"/>
+            <w:r>
+              <w:t>mạng</w:t>
+            </w:r>
+            <w:proofErr w:type="spellEnd"/>
+            <w:r>
+              <w:t xml:space="preserve"> </w:t>
+            </w:r>
+            <w:proofErr w:type="spellStart"/>
+            <w:r>
+              <w:t>lưới</w:t>
+            </w:r>
+            <w:proofErr w:type="spellEnd"/>
+            <w:r>
+              <w:t xml:space="preserve"> (Hub Operator).</w:t>
+            </w:r>
+            <w:r>
               <w:br/>
-              <w:t>Secondary: Hệ thống Quản lý Hub, Đội vận chuyển/Kỹ thuật viên, Bộ nhớ tạm in-memory (st.session_state).</w:t>
+              <w:t xml:space="preserve">Secondary: </w:t>
+            </w:r>
+            <w:proofErr w:type="spellStart"/>
+            <w:r>
+              <w:t>Hệ</w:t>
+            </w:r>
+            <w:proofErr w:type="spellEnd"/>
+            <w:r>
+              <w:t xml:space="preserve"> </w:t>
+            </w:r>
+            <w:proofErr w:type="spellStart"/>
+            <w:r>
+              <w:t>thống</w:t>
+            </w:r>
+            <w:proofErr w:type="spellEnd"/>
+            <w:r>
+              <w:t xml:space="preserve"> Quản </w:t>
+            </w:r>
+            <w:proofErr w:type="spellStart"/>
+            <w:r>
+              <w:t>lý</w:t>
+            </w:r>
+            <w:proofErr w:type="spellEnd"/>
+            <w:r>
+              <w:t xml:space="preserve"> Hub, </w:t>
+            </w:r>
+            <w:proofErr w:type="spellStart"/>
+            <w:r>
+              <w:t>Đội</w:t>
+            </w:r>
+            <w:proofErr w:type="spellEnd"/>
+            <w:r>
+              <w:t xml:space="preserve"> </w:t>
+            </w:r>
+            <w:proofErr w:type="spellStart"/>
+            <w:r>
+              <w:t>vận</w:t>
+            </w:r>
+            <w:proofErr w:type="spellEnd"/>
+            <w:r>
+              <w:t xml:space="preserve"> </w:t>
+            </w:r>
+            <w:proofErr w:type="spellStart"/>
+            <w:r>
+              <w:t>chuyển</w:t>
+            </w:r>
+            <w:proofErr w:type="spellEnd"/>
+            <w:r>
+              <w:t>/</w:t>
+            </w:r>
+            <w:proofErr w:type="spellStart"/>
+            <w:r>
+              <w:t>Kỹ</w:t>
+            </w:r>
+            <w:proofErr w:type="spellEnd"/>
+            <w:r>
+              <w:t xml:space="preserve"> </w:t>
+            </w:r>
+            <w:proofErr w:type="spellStart"/>
+            <w:r>
+              <w:t>thuật</w:t>
+            </w:r>
+            <w:proofErr w:type="spellEnd"/>
+            <w:r>
+              <w:t xml:space="preserve"> </w:t>
+            </w:r>
+            <w:proofErr w:type="spellStart"/>
+            <w:r>
+              <w:t>viên</w:t>
+            </w:r>
+            <w:proofErr w:type="spellEnd"/>
+            <w:r>
+              <w:t xml:space="preserve">, </w:t>
+            </w:r>
+            <w:proofErr w:type="spellStart"/>
+            <w:r>
+              <w:t>Bộ</w:t>
+            </w:r>
+            <w:proofErr w:type="spellEnd"/>
+            <w:r>
+              <w:t xml:space="preserve"> </w:t>
+            </w:r>
+            <w:proofErr w:type="spellStart"/>
+            <w:r>
+              <w:t>nhớ</w:t>
+            </w:r>
+            <w:proofErr w:type="spellEnd"/>
+            <w:r>
+              <w:t xml:space="preserve"> </w:t>
+            </w:r>
+            <w:proofErr w:type="spellStart"/>
+            <w:r>
+              <w:t>tạm</w:t>
+            </w:r>
+            <w:proofErr w:type="spellEnd"/>
+            <w:r>
+              <w:t xml:space="preserve"> in-memory (</w:t>
+            </w:r>
+            <w:proofErr w:type="spellStart"/>
+            <w:proofErr w:type="gramStart"/>
+            <w:r>
+              <w:t>st.session</w:t>
+            </w:r>
+            <w:proofErr w:type="gramEnd"/>
+            <w:r>
+              <w:t>_state</w:t>
+            </w:r>
+            <w:proofErr w:type="spellEnd"/>
+            <w:r>
+              <w:t>).</w:t>
             </w:r>
           </w:p>
         </w:tc>
@@ -447,7 +805,263 @@
           </w:tcPr>
           <w:p>
             <w:r>
-              <w:t>Operator tạo lệnh và thực hiện điều phối các phương tiện điện từ Hub thừa xe/quá tải sang Hub thiếu xe/nhu cầu cao, nhằm cân bằng tài nguyên phương tiện trong toàn mạng lưới ĐHQG-HCM.</w:t>
+              <w:t xml:space="preserve">Operator </w:t>
+            </w:r>
+            <w:proofErr w:type="spellStart"/>
+            <w:r>
+              <w:t>tạo</w:t>
+            </w:r>
+            <w:proofErr w:type="spellEnd"/>
+            <w:r>
+              <w:t xml:space="preserve"> </w:t>
+            </w:r>
+            <w:proofErr w:type="spellStart"/>
+            <w:r>
+              <w:t>lệnh</w:t>
+            </w:r>
+            <w:proofErr w:type="spellEnd"/>
+            <w:r>
+              <w:t xml:space="preserve"> </w:t>
+            </w:r>
+            <w:proofErr w:type="spellStart"/>
+            <w:r>
+              <w:t>và</w:t>
+            </w:r>
+            <w:proofErr w:type="spellEnd"/>
+            <w:r>
+              <w:t xml:space="preserve"> </w:t>
+            </w:r>
+            <w:proofErr w:type="spellStart"/>
+            <w:r>
+              <w:t>thực</w:t>
+            </w:r>
+            <w:proofErr w:type="spellEnd"/>
+            <w:r>
+              <w:t xml:space="preserve"> </w:t>
+            </w:r>
+            <w:proofErr w:type="spellStart"/>
+            <w:r>
+              <w:t>hiện</w:t>
+            </w:r>
+            <w:proofErr w:type="spellEnd"/>
+            <w:r>
+              <w:t xml:space="preserve"> </w:t>
+            </w:r>
+            <w:proofErr w:type="spellStart"/>
+            <w:r>
+              <w:t>điều</w:t>
+            </w:r>
+            <w:proofErr w:type="spellEnd"/>
+            <w:r>
+              <w:t xml:space="preserve"> </w:t>
+            </w:r>
+            <w:proofErr w:type="spellStart"/>
+            <w:r>
+              <w:t>phối</w:t>
+            </w:r>
+            <w:proofErr w:type="spellEnd"/>
+            <w:r>
+              <w:t xml:space="preserve"> </w:t>
+            </w:r>
+            <w:proofErr w:type="spellStart"/>
+            <w:r>
+              <w:t>các</w:t>
+            </w:r>
+            <w:proofErr w:type="spellEnd"/>
+            <w:r>
+              <w:t xml:space="preserve"> </w:t>
+            </w:r>
+            <w:proofErr w:type="spellStart"/>
+            <w:r>
+              <w:t>phương</w:t>
+            </w:r>
+            <w:proofErr w:type="spellEnd"/>
+            <w:r>
+              <w:t xml:space="preserve"> </w:t>
+            </w:r>
+            <w:proofErr w:type="spellStart"/>
+            <w:r>
+              <w:t>tiện</w:t>
+            </w:r>
+            <w:proofErr w:type="spellEnd"/>
+            <w:r>
+              <w:t xml:space="preserve"> </w:t>
+            </w:r>
+            <w:proofErr w:type="spellStart"/>
+            <w:r>
+              <w:t>điện</w:t>
+            </w:r>
+            <w:proofErr w:type="spellEnd"/>
+            <w:r>
+              <w:t xml:space="preserve"> </w:t>
+            </w:r>
+            <w:proofErr w:type="spellStart"/>
+            <w:r>
+              <w:t>từ</w:t>
+            </w:r>
+            <w:proofErr w:type="spellEnd"/>
+            <w:r>
+              <w:t xml:space="preserve"> Hub </w:t>
+            </w:r>
+            <w:proofErr w:type="spellStart"/>
+            <w:r>
+              <w:t>thừa</w:t>
+            </w:r>
+            <w:proofErr w:type="spellEnd"/>
+            <w:r>
+              <w:t xml:space="preserve"> </w:t>
+            </w:r>
+            <w:proofErr w:type="spellStart"/>
+            <w:r>
+              <w:t>xe</w:t>
+            </w:r>
+            <w:proofErr w:type="spellEnd"/>
+            <w:r>
+              <w:t>/</w:t>
+            </w:r>
+            <w:proofErr w:type="spellStart"/>
+            <w:r>
+              <w:t>quá</w:t>
+            </w:r>
+            <w:proofErr w:type="spellEnd"/>
+            <w:r>
+              <w:t xml:space="preserve"> </w:t>
+            </w:r>
+            <w:proofErr w:type="spellStart"/>
+            <w:r>
+              <w:t>tải</w:t>
+            </w:r>
+            <w:proofErr w:type="spellEnd"/>
+            <w:r>
+              <w:t xml:space="preserve"> sang Hub </w:t>
+            </w:r>
+            <w:proofErr w:type="spellStart"/>
+            <w:r>
+              <w:t>thiếu</w:t>
+            </w:r>
+            <w:proofErr w:type="spellEnd"/>
+            <w:r>
+              <w:t xml:space="preserve"> </w:t>
+            </w:r>
+            <w:proofErr w:type="spellStart"/>
+            <w:r>
+              <w:t>xe</w:t>
+            </w:r>
+            <w:proofErr w:type="spellEnd"/>
+            <w:r>
+              <w:t>/</w:t>
+            </w:r>
+            <w:proofErr w:type="spellStart"/>
+            <w:r>
+              <w:t>nhu</w:t>
+            </w:r>
+            <w:proofErr w:type="spellEnd"/>
+            <w:r>
+              <w:t xml:space="preserve"> </w:t>
+            </w:r>
+            <w:proofErr w:type="spellStart"/>
+            <w:r>
+              <w:t>cầu</w:t>
+            </w:r>
+            <w:proofErr w:type="spellEnd"/>
+            <w:r>
+              <w:t xml:space="preserve"> </w:t>
+            </w:r>
+            <w:proofErr w:type="spellStart"/>
+            <w:r>
+              <w:t>cao</w:t>
+            </w:r>
+            <w:proofErr w:type="spellEnd"/>
+            <w:r>
+              <w:t xml:space="preserve">, </w:t>
+            </w:r>
+            <w:proofErr w:type="spellStart"/>
+            <w:r>
+              <w:t>nhằm</w:t>
+            </w:r>
+            <w:proofErr w:type="spellEnd"/>
+            <w:r>
+              <w:t xml:space="preserve"> </w:t>
+            </w:r>
+            <w:proofErr w:type="spellStart"/>
+            <w:r>
+              <w:t>cân</w:t>
+            </w:r>
+            <w:proofErr w:type="spellEnd"/>
+            <w:r>
+              <w:t xml:space="preserve"> </w:t>
+            </w:r>
+            <w:proofErr w:type="spellStart"/>
+            <w:r>
+              <w:t>bằng</w:t>
+            </w:r>
+            <w:proofErr w:type="spellEnd"/>
+            <w:r>
+              <w:t xml:space="preserve"> </w:t>
+            </w:r>
+            <w:proofErr w:type="spellStart"/>
+            <w:r>
+              <w:t>tài</w:t>
+            </w:r>
+            <w:proofErr w:type="spellEnd"/>
+            <w:r>
+              <w:t xml:space="preserve"> </w:t>
+            </w:r>
+            <w:proofErr w:type="spellStart"/>
+            <w:r>
+              <w:t>nguyên</w:t>
+            </w:r>
+            <w:proofErr w:type="spellEnd"/>
+            <w:r>
+              <w:t xml:space="preserve"> </w:t>
+            </w:r>
+            <w:proofErr w:type="spellStart"/>
+            <w:r>
+              <w:t>phương</w:t>
+            </w:r>
+            <w:proofErr w:type="spellEnd"/>
+            <w:r>
+              <w:t xml:space="preserve"> </w:t>
+            </w:r>
+            <w:proofErr w:type="spellStart"/>
+            <w:r>
+              <w:t>tiện</w:t>
+            </w:r>
+            <w:proofErr w:type="spellEnd"/>
+            <w:r>
+              <w:t xml:space="preserve"> </w:t>
+            </w:r>
+            <w:proofErr w:type="spellStart"/>
+            <w:r>
+              <w:t>trong</w:t>
+            </w:r>
+            <w:proofErr w:type="spellEnd"/>
+            <w:r>
+              <w:t xml:space="preserve"> </w:t>
+            </w:r>
+            <w:proofErr w:type="spellStart"/>
+            <w:r>
+              <w:t>toàn</w:t>
+            </w:r>
+            <w:proofErr w:type="spellEnd"/>
+            <w:r>
+              <w:t xml:space="preserve"> </w:t>
+            </w:r>
+            <w:proofErr w:type="spellStart"/>
+            <w:r>
+              <w:t>mạng</w:t>
+            </w:r>
+            <w:proofErr w:type="spellEnd"/>
+            <w:r>
+              <w:t xml:space="preserve"> </w:t>
+            </w:r>
+            <w:proofErr w:type="spellStart"/>
+            <w:r>
+              <w:t>lưới</w:t>
+            </w:r>
+            <w:proofErr w:type="spellEnd"/>
+            <w:r>
+              <w:t xml:space="preserve"> ĐHQG-HCM.</w:t>
             </w:r>
           </w:p>
         </w:tc>
@@ -489,8 +1103,408 @@
             <w:vAlign w:val="center"/>
           </w:tcPr>
           <w:p>
-            <w:r>
-              <w:t>Operator phát hiện tình trạng mất cân đối xe giữa các Hub trên Dashboard (hoặc nhận cảnh báo quá tải từ SS3) và nhấn chọn tính năng "Điều chuyển phương tiện".</w:t>
+            <w:pPr>
+              <w:rPr>
+                <w:lang w:val="vi-VN"/>
+              </w:rPr>
+            </w:pPr>
+            <w:proofErr w:type="spellStart"/>
+            <w:r>
+              <w:t>Thủ</w:t>
+            </w:r>
+            <w:proofErr w:type="spellEnd"/>
+            <w:r>
+              <w:rPr>
+                <w:lang w:val="vi-VN"/>
+              </w:rPr>
+              <w:t xml:space="preserve"> công:</w:t>
+            </w:r>
+            <w:r>
+              <w:t xml:space="preserve"> Operator </w:t>
+            </w:r>
+            <w:proofErr w:type="spellStart"/>
+            <w:r>
+              <w:t>phát</w:t>
+            </w:r>
+            <w:proofErr w:type="spellEnd"/>
+            <w:r>
+              <w:t xml:space="preserve"> </w:t>
+            </w:r>
+            <w:proofErr w:type="spellStart"/>
+            <w:r>
+              <w:t>hiện</w:t>
+            </w:r>
+            <w:proofErr w:type="spellEnd"/>
+            <w:r>
+              <w:t xml:space="preserve"> </w:t>
+            </w:r>
+            <w:proofErr w:type="spellStart"/>
+            <w:r>
+              <w:t>tình</w:t>
+            </w:r>
+            <w:proofErr w:type="spellEnd"/>
+            <w:r>
+              <w:t xml:space="preserve"> </w:t>
+            </w:r>
+            <w:proofErr w:type="spellStart"/>
+            <w:r>
+              <w:t>trạng</w:t>
+            </w:r>
+            <w:proofErr w:type="spellEnd"/>
+            <w:r>
+              <w:t xml:space="preserve"> </w:t>
+            </w:r>
+            <w:proofErr w:type="spellStart"/>
+            <w:r>
+              <w:t>mất</w:t>
+            </w:r>
+            <w:proofErr w:type="spellEnd"/>
+            <w:r>
+              <w:t xml:space="preserve"> </w:t>
+            </w:r>
+            <w:proofErr w:type="spellStart"/>
+            <w:r>
+              <w:t>cân</w:t>
+            </w:r>
+            <w:proofErr w:type="spellEnd"/>
+            <w:r>
+              <w:t xml:space="preserve"> </w:t>
+            </w:r>
+            <w:proofErr w:type="spellStart"/>
+            <w:r>
+              <w:t>đối</w:t>
+            </w:r>
+            <w:proofErr w:type="spellEnd"/>
+            <w:r>
+              <w:t xml:space="preserve"> </w:t>
+            </w:r>
+            <w:proofErr w:type="spellStart"/>
+            <w:r>
+              <w:t>xe</w:t>
+            </w:r>
+            <w:proofErr w:type="spellEnd"/>
+            <w:r>
+              <w:t xml:space="preserve"> </w:t>
+            </w:r>
+            <w:proofErr w:type="spellStart"/>
+            <w:r>
+              <w:t>giữa</w:t>
+            </w:r>
+            <w:proofErr w:type="spellEnd"/>
+            <w:r>
+              <w:t xml:space="preserve"> </w:t>
+            </w:r>
+            <w:proofErr w:type="spellStart"/>
+            <w:r>
+              <w:t>các</w:t>
+            </w:r>
+            <w:proofErr w:type="spellEnd"/>
+            <w:r>
+              <w:t xml:space="preserve"> Hub </w:t>
+            </w:r>
+            <w:proofErr w:type="spellStart"/>
+            <w:r>
+              <w:t>trên</w:t>
+            </w:r>
+            <w:proofErr w:type="spellEnd"/>
+            <w:r>
+              <w:t xml:space="preserve"> Dashboard </w:t>
+            </w:r>
+            <w:proofErr w:type="spellStart"/>
+            <w:r>
+              <w:t>và</w:t>
+            </w:r>
+            <w:proofErr w:type="spellEnd"/>
+            <w:r>
+              <w:t xml:space="preserve"> </w:t>
+            </w:r>
+            <w:proofErr w:type="spellStart"/>
+            <w:r>
+              <w:t>chọn</w:t>
+            </w:r>
+            <w:proofErr w:type="spellEnd"/>
+            <w:r>
+              <w:t xml:space="preserve"> </w:t>
+            </w:r>
+            <w:proofErr w:type="spellStart"/>
+            <w:r>
+              <w:t>tính</w:t>
+            </w:r>
+            <w:proofErr w:type="spellEnd"/>
+            <w:r>
+              <w:t xml:space="preserve"> </w:t>
+            </w:r>
+            <w:proofErr w:type="spellStart"/>
+            <w:r>
+              <w:t>năng</w:t>
+            </w:r>
+            <w:proofErr w:type="spellEnd"/>
+            <w:r>
+              <w:t xml:space="preserve"> "</w:t>
+            </w:r>
+            <w:proofErr w:type="spellStart"/>
+            <w:r>
+              <w:t>Điều</w:t>
+            </w:r>
+            <w:proofErr w:type="spellEnd"/>
+            <w:r>
+              <w:t xml:space="preserve"> </w:t>
+            </w:r>
+            <w:proofErr w:type="spellStart"/>
+            <w:r>
+              <w:t>chuyển</w:t>
+            </w:r>
+            <w:proofErr w:type="spellEnd"/>
+            <w:r>
+              <w:t xml:space="preserve"> </w:t>
+            </w:r>
+            <w:proofErr w:type="spellStart"/>
+            <w:r>
+              <w:t>phương</w:t>
+            </w:r>
+            <w:proofErr w:type="spellEnd"/>
+            <w:r>
+              <w:t xml:space="preserve"> </w:t>
+            </w:r>
+            <w:proofErr w:type="spellStart"/>
+            <w:r>
+              <w:t>tiện</w:t>
+            </w:r>
+            <w:proofErr w:type="spellEnd"/>
+            <w:r>
+              <w:t>".</w:t>
+            </w:r>
+          </w:p>
+          <w:p>
+            <w:pPr>
+              <w:rPr>
+                <w:lang w:val="vi-VN"/>
+              </w:rPr>
+            </w:pPr>
+            <w:r>
+              <w:rPr>
+                <w:lang w:val="vi-VN"/>
+              </w:rPr>
+              <w:t xml:space="preserve">Tự động: </w:t>
+            </w:r>
+            <w:r>
+              <w:t>Khi UC_SS3_02 (</w:t>
+            </w:r>
+            <w:proofErr w:type="spellStart"/>
+            <w:r>
+              <w:t>Cảnh</w:t>
+            </w:r>
+            <w:proofErr w:type="spellEnd"/>
+            <w:r>
+              <w:t xml:space="preserve"> Báo </w:t>
+            </w:r>
+            <w:proofErr w:type="spellStart"/>
+            <w:r>
+              <w:t>Quá</w:t>
+            </w:r>
+            <w:proofErr w:type="spellEnd"/>
+            <w:r>
+              <w:t xml:space="preserve"> </w:t>
+            </w:r>
+            <w:proofErr w:type="spellStart"/>
+            <w:r>
+              <w:t>Tải</w:t>
+            </w:r>
+            <w:proofErr w:type="spellEnd"/>
+            <w:r>
+              <w:t xml:space="preserve">) </w:t>
+            </w:r>
+            <w:proofErr w:type="spellStart"/>
+            <w:r>
+              <w:t>phát</w:t>
+            </w:r>
+            <w:proofErr w:type="spellEnd"/>
+            <w:r>
+              <w:t xml:space="preserve"> </w:t>
+            </w:r>
+            <w:proofErr w:type="spellStart"/>
+            <w:r>
+              <w:t>hiện</w:t>
+            </w:r>
+            <w:proofErr w:type="spellEnd"/>
+            <w:r>
+              <w:t xml:space="preserve"> Hub </w:t>
+            </w:r>
+            <w:proofErr w:type="spellStart"/>
+            <w:r>
+              <w:t>có</w:t>
+            </w:r>
+            <w:proofErr w:type="spellEnd"/>
+            <w:r>
+              <w:t xml:space="preserve"> </w:t>
+            </w:r>
+            <w:proofErr w:type="spellStart"/>
+            <w:r>
+              <w:t>nguy</w:t>
+            </w:r>
+            <w:proofErr w:type="spellEnd"/>
+            <w:r>
+              <w:t xml:space="preserve"> </w:t>
+            </w:r>
+            <w:proofErr w:type="spellStart"/>
+            <w:r>
+              <w:t>cơ</w:t>
+            </w:r>
+            <w:proofErr w:type="spellEnd"/>
+            <w:r>
+              <w:t xml:space="preserve"> </w:t>
+            </w:r>
+            <w:proofErr w:type="spellStart"/>
+            <w:r>
+              <w:t>quá</w:t>
+            </w:r>
+            <w:proofErr w:type="spellEnd"/>
+            <w:r>
+              <w:t xml:space="preserve"> </w:t>
+            </w:r>
+            <w:proofErr w:type="spellStart"/>
+            <w:r>
+              <w:t>tải</w:t>
+            </w:r>
+            <w:proofErr w:type="spellEnd"/>
+            <w:r>
+              <w:t xml:space="preserve"> </w:t>
+            </w:r>
+            <w:proofErr w:type="spellStart"/>
+            <w:r>
+              <w:t>và</w:t>
+            </w:r>
+            <w:proofErr w:type="spellEnd"/>
+            <w:r>
+              <w:t xml:space="preserve"> Operator </w:t>
+            </w:r>
+            <w:proofErr w:type="spellStart"/>
+            <w:r>
+              <w:t>xác</w:t>
+            </w:r>
+            <w:proofErr w:type="spellEnd"/>
+            <w:r>
+              <w:t xml:space="preserve"> </w:t>
+            </w:r>
+            <w:proofErr w:type="spellStart"/>
+            <w:r>
+              <w:t>nhận</w:t>
+            </w:r>
+            <w:proofErr w:type="spellEnd"/>
+            <w:r>
+              <w:t xml:space="preserve"> </w:t>
+            </w:r>
+            <w:proofErr w:type="spellStart"/>
+            <w:r>
+              <w:t>thực</w:t>
+            </w:r>
+            <w:proofErr w:type="spellEnd"/>
+            <w:r>
+              <w:t xml:space="preserve"> </w:t>
+            </w:r>
+            <w:proofErr w:type="spellStart"/>
+            <w:r>
+              <w:t>hiện</w:t>
+            </w:r>
+            <w:proofErr w:type="spellEnd"/>
+            <w:r>
+              <w:t xml:space="preserve"> </w:t>
+            </w:r>
+            <w:proofErr w:type="spellStart"/>
+            <w:r>
+              <w:t>điều</w:t>
+            </w:r>
+            <w:proofErr w:type="spellEnd"/>
+            <w:r>
+              <w:t xml:space="preserve"> </w:t>
+            </w:r>
+            <w:proofErr w:type="spellStart"/>
+            <w:r>
+              <w:t>phối</w:t>
+            </w:r>
+            <w:proofErr w:type="spellEnd"/>
+            <w:r>
+              <w:t xml:space="preserve">, </w:t>
+            </w:r>
+            <w:proofErr w:type="spellStart"/>
+            <w:r>
+              <w:t>hệ</w:t>
+            </w:r>
+            <w:proofErr w:type="spellEnd"/>
+            <w:r>
+              <w:t xml:space="preserve"> </w:t>
+            </w:r>
+            <w:proofErr w:type="spellStart"/>
+            <w:r>
+              <w:t>thống</w:t>
+            </w:r>
+            <w:proofErr w:type="spellEnd"/>
+            <w:r>
+              <w:t xml:space="preserve"> </w:t>
+            </w:r>
+            <w:proofErr w:type="spellStart"/>
+            <w:r>
+              <w:t>chuyển</w:t>
+            </w:r>
+            <w:proofErr w:type="spellEnd"/>
+            <w:r>
+              <w:t xml:space="preserve"> sang </w:t>
+            </w:r>
+            <w:proofErr w:type="spellStart"/>
+            <w:r>
+              <w:t>quy</w:t>
+            </w:r>
+            <w:proofErr w:type="spellEnd"/>
+            <w:r>
+              <w:t xml:space="preserve"> </w:t>
+            </w:r>
+            <w:proofErr w:type="spellStart"/>
+            <w:r>
+              <w:t>trình</w:t>
+            </w:r>
+            <w:proofErr w:type="spellEnd"/>
+            <w:r>
+              <w:t xml:space="preserve"> </w:t>
+            </w:r>
+            <w:proofErr w:type="spellStart"/>
+            <w:r>
+              <w:t>điều</w:t>
+            </w:r>
+            <w:proofErr w:type="spellEnd"/>
+            <w:r>
+              <w:t xml:space="preserve"> </w:t>
+            </w:r>
+            <w:proofErr w:type="spellStart"/>
+            <w:r>
+              <w:t>phối</w:t>
+            </w:r>
+            <w:proofErr w:type="spellEnd"/>
+            <w:r>
+              <w:t xml:space="preserve"> </w:t>
+            </w:r>
+            <w:proofErr w:type="spellStart"/>
+            <w:r>
+              <w:t>phương</w:t>
+            </w:r>
+            <w:proofErr w:type="spellEnd"/>
+            <w:r>
+              <w:t xml:space="preserve"> </w:t>
+            </w:r>
+            <w:proofErr w:type="spellStart"/>
+            <w:r>
+              <w:t>tiện</w:t>
+            </w:r>
+            <w:proofErr w:type="spellEnd"/>
+            <w:r>
+              <w:t xml:space="preserve"> </w:t>
+            </w:r>
+            <w:proofErr w:type="spellStart"/>
+            <w:r>
+              <w:t>tại</w:t>
+            </w:r>
+            <w:proofErr w:type="spellEnd"/>
+            <w:r>
+              <w:t xml:space="preserve"> SS4.</w:t>
             </w:r>
           </w:p>
         </w:tc>
@@ -533,11 +1547,261 @@
           </w:tcPr>
           <w:p>
             <w:r>
-              <w:t>1. Operator đã đăng nhập thành công vào hệ thống với quyền hạn hợp lệ.</w:t>
+              <w:t xml:space="preserve">1. Operator </w:t>
+            </w:r>
+            <w:proofErr w:type="spellStart"/>
+            <w:r>
+              <w:t>đã</w:t>
+            </w:r>
+            <w:proofErr w:type="spellEnd"/>
+            <w:r>
+              <w:t xml:space="preserve"> </w:t>
+            </w:r>
+            <w:proofErr w:type="spellStart"/>
+            <w:r>
+              <w:t>đăng</w:t>
+            </w:r>
+            <w:proofErr w:type="spellEnd"/>
+            <w:r>
+              <w:t xml:space="preserve"> </w:t>
+            </w:r>
+            <w:proofErr w:type="spellStart"/>
+            <w:r>
+              <w:t>nhập</w:t>
+            </w:r>
+            <w:proofErr w:type="spellEnd"/>
+            <w:r>
+              <w:t xml:space="preserve"> </w:t>
+            </w:r>
+            <w:proofErr w:type="spellStart"/>
+            <w:r>
+              <w:t>thành</w:t>
+            </w:r>
+            <w:proofErr w:type="spellEnd"/>
+            <w:r>
+              <w:t xml:space="preserve"> </w:t>
+            </w:r>
+            <w:proofErr w:type="spellStart"/>
+            <w:r>
+              <w:t>công</w:t>
+            </w:r>
+            <w:proofErr w:type="spellEnd"/>
+            <w:r>
+              <w:t xml:space="preserve"> </w:t>
+            </w:r>
+            <w:proofErr w:type="spellStart"/>
+            <w:r>
+              <w:t>vào</w:t>
+            </w:r>
+            <w:proofErr w:type="spellEnd"/>
+            <w:r>
+              <w:t xml:space="preserve"> </w:t>
+            </w:r>
+            <w:proofErr w:type="spellStart"/>
+            <w:r>
+              <w:t>hệ</w:t>
+            </w:r>
+            <w:proofErr w:type="spellEnd"/>
+            <w:r>
+              <w:t xml:space="preserve"> </w:t>
+            </w:r>
+            <w:proofErr w:type="spellStart"/>
+            <w:r>
+              <w:t>thống</w:t>
+            </w:r>
+            <w:proofErr w:type="spellEnd"/>
+            <w:r>
+              <w:t xml:space="preserve"> </w:t>
+            </w:r>
+            <w:proofErr w:type="spellStart"/>
+            <w:r>
+              <w:t>với</w:t>
+            </w:r>
+            <w:proofErr w:type="spellEnd"/>
+            <w:r>
+              <w:t xml:space="preserve"> </w:t>
+            </w:r>
+            <w:proofErr w:type="spellStart"/>
+            <w:r>
+              <w:t>quyền</w:t>
+            </w:r>
+            <w:proofErr w:type="spellEnd"/>
+            <w:r>
+              <w:t xml:space="preserve"> </w:t>
+            </w:r>
+            <w:proofErr w:type="spellStart"/>
+            <w:r>
+              <w:t>hạn</w:t>
+            </w:r>
+            <w:proofErr w:type="spellEnd"/>
+            <w:r>
+              <w:t xml:space="preserve"> </w:t>
+            </w:r>
+            <w:proofErr w:type="spellStart"/>
+            <w:r>
+              <w:t>hợp</w:t>
+            </w:r>
+            <w:proofErr w:type="spellEnd"/>
+            <w:r>
+              <w:t xml:space="preserve"> </w:t>
+            </w:r>
+            <w:proofErr w:type="spellStart"/>
+            <w:r>
+              <w:t>lệ</w:t>
+            </w:r>
+            <w:proofErr w:type="spellEnd"/>
+            <w:r>
+              <w:t>.</w:t>
+            </w:r>
+            <w:r>
               <w:br/>
-              <w:t>2. Hub nguồn còn ít nhất 01 phương tiện ở trạng thái sẵn sàng (status = "parked").</w:t>
+              <w:t xml:space="preserve">2. Hub </w:t>
+            </w:r>
+            <w:proofErr w:type="spellStart"/>
+            <w:r>
+              <w:t>nguồn</w:t>
+            </w:r>
+            <w:proofErr w:type="spellEnd"/>
+            <w:r>
+              <w:t xml:space="preserve"> </w:t>
+            </w:r>
+            <w:proofErr w:type="spellStart"/>
+            <w:r>
+              <w:t>còn</w:t>
+            </w:r>
+            <w:proofErr w:type="spellEnd"/>
+            <w:r>
+              <w:t xml:space="preserve"> </w:t>
+            </w:r>
+            <w:proofErr w:type="spellStart"/>
+            <w:r>
+              <w:t>ít</w:t>
+            </w:r>
+            <w:proofErr w:type="spellEnd"/>
+            <w:r>
+              <w:t xml:space="preserve"> </w:t>
+            </w:r>
+            <w:proofErr w:type="spellStart"/>
+            <w:r>
+              <w:t>nhất</w:t>
+            </w:r>
+            <w:proofErr w:type="spellEnd"/>
+            <w:r>
+              <w:t xml:space="preserve"> 01 </w:t>
+            </w:r>
+            <w:proofErr w:type="spellStart"/>
+            <w:r>
+              <w:t>phương</w:t>
+            </w:r>
+            <w:proofErr w:type="spellEnd"/>
+            <w:r>
+              <w:t xml:space="preserve"> </w:t>
+            </w:r>
+            <w:proofErr w:type="spellStart"/>
+            <w:r>
+              <w:t>tiện</w:t>
+            </w:r>
+            <w:proofErr w:type="spellEnd"/>
+            <w:r>
+              <w:t xml:space="preserve"> ở </w:t>
+            </w:r>
+            <w:proofErr w:type="spellStart"/>
+            <w:r>
+              <w:t>trạng</w:t>
+            </w:r>
+            <w:proofErr w:type="spellEnd"/>
+            <w:r>
+              <w:t xml:space="preserve"> </w:t>
+            </w:r>
+            <w:proofErr w:type="spellStart"/>
+            <w:r>
+              <w:t>thái</w:t>
+            </w:r>
+            <w:proofErr w:type="spellEnd"/>
+            <w:r>
+              <w:t xml:space="preserve"> </w:t>
+            </w:r>
+            <w:proofErr w:type="spellStart"/>
+            <w:r>
+              <w:t>sẵn</w:t>
+            </w:r>
+            <w:proofErr w:type="spellEnd"/>
+            <w:r>
+              <w:t xml:space="preserve"> </w:t>
+            </w:r>
+            <w:proofErr w:type="spellStart"/>
+            <w:r>
+              <w:t>sàng</w:t>
+            </w:r>
+            <w:proofErr w:type="spellEnd"/>
+            <w:r>
+              <w:t xml:space="preserve"> (status = "</w:t>
+            </w:r>
+            <w:r>
+              <w:t>PARKED</w:t>
+            </w:r>
+            <w:r>
+              <w:t>").</w:t>
+            </w:r>
+            <w:r>
               <w:br/>
-              <w:t>3. Hub đích còn vị trí đỗ trống (available_slots &gt; 0).</w:t>
+              <w:t xml:space="preserve">3. Hub </w:t>
+            </w:r>
+            <w:proofErr w:type="spellStart"/>
+            <w:r>
+              <w:t>đích</w:t>
+            </w:r>
+            <w:proofErr w:type="spellEnd"/>
+            <w:r>
+              <w:t xml:space="preserve"> </w:t>
+            </w:r>
+            <w:proofErr w:type="spellStart"/>
+            <w:r>
+              <w:t>còn</w:t>
+            </w:r>
+            <w:proofErr w:type="spellEnd"/>
+            <w:r>
+              <w:t xml:space="preserve"> </w:t>
+            </w:r>
+            <w:proofErr w:type="spellStart"/>
+            <w:r>
+              <w:t>vị</w:t>
+            </w:r>
+            <w:proofErr w:type="spellEnd"/>
+            <w:r>
+              <w:t xml:space="preserve"> </w:t>
+            </w:r>
+            <w:proofErr w:type="spellStart"/>
+            <w:r>
+              <w:t>trí</w:t>
+            </w:r>
+            <w:proofErr w:type="spellEnd"/>
+            <w:r>
+              <w:t xml:space="preserve"> </w:t>
+            </w:r>
+            <w:proofErr w:type="spellStart"/>
+            <w:r>
+              <w:t>đỗ</w:t>
+            </w:r>
+            <w:proofErr w:type="spellEnd"/>
+            <w:r>
+              <w:t xml:space="preserve"> </w:t>
+            </w:r>
+            <w:proofErr w:type="spellStart"/>
+            <w:r>
+              <w:t>trống</w:t>
+            </w:r>
+            <w:proofErr w:type="spellEnd"/>
+            <w:r>
+              <w:t xml:space="preserve"> (</w:t>
+            </w:r>
+            <w:proofErr w:type="spellStart"/>
+            <w:r>
+              <w:t>available_slots</w:t>
+            </w:r>
+            <w:proofErr w:type="spellEnd"/>
+            <w:r>
+              <w:t xml:space="preserve"> &gt; 0).</w:t>
             </w:r>
           </w:p>
         </w:tc>
@@ -580,13 +1844,484 @@
           </w:tcPr>
           <w:p>
             <w:r>
-              <w:t>1. Các phương tiện được chọn chuyển trạng thái từ "parked" sang "dispatched" và được gán vào danh sách xe của Hub đích.</w:t>
+              <w:t xml:space="preserve">1. Các </w:t>
+            </w:r>
+            <w:proofErr w:type="spellStart"/>
+            <w:r>
+              <w:t>phương</w:t>
+            </w:r>
+            <w:proofErr w:type="spellEnd"/>
+            <w:r>
+              <w:t xml:space="preserve"> </w:t>
+            </w:r>
+            <w:proofErr w:type="spellStart"/>
+            <w:r>
+              <w:t>tiện</w:t>
+            </w:r>
+            <w:proofErr w:type="spellEnd"/>
+            <w:r>
+              <w:t xml:space="preserve"> </w:t>
+            </w:r>
+            <w:proofErr w:type="spellStart"/>
+            <w:r>
+              <w:t>được</w:t>
+            </w:r>
+            <w:proofErr w:type="spellEnd"/>
+            <w:r>
+              <w:t xml:space="preserve"> </w:t>
+            </w:r>
+            <w:proofErr w:type="spellStart"/>
+            <w:r>
+              <w:t>chọn</w:t>
+            </w:r>
+            <w:proofErr w:type="spellEnd"/>
+            <w:r>
+              <w:t xml:space="preserve"> </w:t>
+            </w:r>
+            <w:proofErr w:type="spellStart"/>
+            <w:r>
+              <w:t>chuyển</w:t>
+            </w:r>
+            <w:proofErr w:type="spellEnd"/>
+            <w:r>
+              <w:t xml:space="preserve"> </w:t>
+            </w:r>
+            <w:proofErr w:type="spellStart"/>
+            <w:r>
+              <w:t>trạng</w:t>
+            </w:r>
+            <w:proofErr w:type="spellEnd"/>
+            <w:r>
+              <w:t xml:space="preserve"> </w:t>
+            </w:r>
+            <w:proofErr w:type="spellStart"/>
+            <w:r>
+              <w:t>thái</w:t>
+            </w:r>
+            <w:proofErr w:type="spellEnd"/>
+            <w:r>
+              <w:t xml:space="preserve"> </w:t>
+            </w:r>
+            <w:proofErr w:type="spellStart"/>
+            <w:r>
+              <w:t>từ</w:t>
+            </w:r>
+            <w:proofErr w:type="spellEnd"/>
+            <w:r>
+              <w:t xml:space="preserve"> "</w:t>
+            </w:r>
+            <w:r>
+              <w:t>PARKED</w:t>
+            </w:r>
+            <w:r>
+              <w:t>" sang "</w:t>
+            </w:r>
+            <w:r>
+              <w:t>DISPATCHED</w:t>
+            </w:r>
+            <w:r>
+              <w:t xml:space="preserve">" </w:t>
+            </w:r>
+            <w:proofErr w:type="spellStart"/>
+            <w:r>
+              <w:t>và</w:t>
+            </w:r>
+            <w:proofErr w:type="spellEnd"/>
+            <w:r>
+              <w:t xml:space="preserve"> </w:t>
+            </w:r>
+            <w:proofErr w:type="spellStart"/>
+            <w:r>
+              <w:t>được</w:t>
+            </w:r>
+            <w:proofErr w:type="spellEnd"/>
+            <w:r>
+              <w:t xml:space="preserve"> </w:t>
+            </w:r>
+            <w:proofErr w:type="spellStart"/>
+            <w:r>
+              <w:t>gán</w:t>
+            </w:r>
+            <w:proofErr w:type="spellEnd"/>
+            <w:r>
+              <w:t xml:space="preserve"> </w:t>
+            </w:r>
+            <w:proofErr w:type="spellStart"/>
+            <w:r>
+              <w:t>vào</w:t>
+            </w:r>
+            <w:proofErr w:type="spellEnd"/>
+            <w:r>
+              <w:t xml:space="preserve"> </w:t>
+            </w:r>
+            <w:proofErr w:type="spellStart"/>
+            <w:r>
+              <w:t>danh</w:t>
+            </w:r>
+            <w:proofErr w:type="spellEnd"/>
+            <w:r>
+              <w:t xml:space="preserve"> </w:t>
+            </w:r>
+            <w:proofErr w:type="spellStart"/>
+            <w:r>
+              <w:t>sách</w:t>
+            </w:r>
+            <w:proofErr w:type="spellEnd"/>
+            <w:r>
+              <w:t xml:space="preserve"> </w:t>
+            </w:r>
+            <w:proofErr w:type="spellStart"/>
+            <w:r>
+              <w:t>xe</w:t>
+            </w:r>
+            <w:proofErr w:type="spellEnd"/>
+            <w:r>
+              <w:t xml:space="preserve"> </w:t>
+            </w:r>
+            <w:proofErr w:type="spellStart"/>
+            <w:r>
+              <w:t>của</w:t>
+            </w:r>
+            <w:proofErr w:type="spellEnd"/>
+            <w:r>
+              <w:t xml:space="preserve"> Hub </w:t>
+            </w:r>
+            <w:proofErr w:type="spellStart"/>
+            <w:r>
+              <w:t>đích</w:t>
+            </w:r>
+            <w:proofErr w:type="spellEnd"/>
+            <w:r>
+              <w:t>.</w:t>
+            </w:r>
+            <w:r>
               <w:br/>
-              <w:t>2. Số chỗ đỗ trống (available_slots) tại Hub nguồn tăng tương ứng và tại Hub đích giảm tương ứng.</w:t>
+              <w:t xml:space="preserve">2. </w:t>
+            </w:r>
+            <w:proofErr w:type="spellStart"/>
+            <w:r>
+              <w:t>Số</w:t>
+            </w:r>
+            <w:proofErr w:type="spellEnd"/>
+            <w:r>
+              <w:t xml:space="preserve"> </w:t>
+            </w:r>
+            <w:proofErr w:type="spellStart"/>
+            <w:r>
+              <w:t>chỗ</w:t>
+            </w:r>
+            <w:proofErr w:type="spellEnd"/>
+            <w:r>
+              <w:t xml:space="preserve"> </w:t>
+            </w:r>
+            <w:proofErr w:type="spellStart"/>
+            <w:r>
+              <w:t>đỗ</w:t>
+            </w:r>
+            <w:proofErr w:type="spellEnd"/>
+            <w:r>
+              <w:t xml:space="preserve"> </w:t>
+            </w:r>
+            <w:proofErr w:type="spellStart"/>
+            <w:r>
+              <w:t>trống</w:t>
+            </w:r>
+            <w:proofErr w:type="spellEnd"/>
+            <w:r>
+              <w:t xml:space="preserve"> (</w:t>
+            </w:r>
+            <w:proofErr w:type="spellStart"/>
+            <w:r>
+              <w:t>available_slots</w:t>
+            </w:r>
+            <w:proofErr w:type="spellEnd"/>
+            <w:r>
+              <w:t xml:space="preserve">) </w:t>
+            </w:r>
+            <w:proofErr w:type="spellStart"/>
+            <w:r>
+              <w:t>tại</w:t>
+            </w:r>
+            <w:proofErr w:type="spellEnd"/>
+            <w:r>
+              <w:t xml:space="preserve"> Hub </w:t>
+            </w:r>
+            <w:proofErr w:type="spellStart"/>
+            <w:r>
+              <w:t>nguồn</w:t>
+            </w:r>
+            <w:proofErr w:type="spellEnd"/>
+            <w:r>
+              <w:t xml:space="preserve"> </w:t>
+            </w:r>
+            <w:proofErr w:type="spellStart"/>
+            <w:r>
+              <w:t>tăng</w:t>
+            </w:r>
+            <w:proofErr w:type="spellEnd"/>
+            <w:r>
+              <w:t xml:space="preserve"> </w:t>
+            </w:r>
+            <w:proofErr w:type="spellStart"/>
+            <w:r>
+              <w:t>tương</w:t>
+            </w:r>
+            <w:proofErr w:type="spellEnd"/>
+            <w:r>
+              <w:t xml:space="preserve"> </w:t>
+            </w:r>
+            <w:proofErr w:type="spellStart"/>
+            <w:r>
+              <w:t>ứng</w:t>
+            </w:r>
+            <w:proofErr w:type="spellEnd"/>
+            <w:r>
+              <w:t xml:space="preserve"> </w:t>
+            </w:r>
+            <w:proofErr w:type="spellStart"/>
+            <w:r>
+              <w:t>và</w:t>
+            </w:r>
+            <w:proofErr w:type="spellEnd"/>
+            <w:r>
+              <w:t xml:space="preserve"> </w:t>
+            </w:r>
+            <w:proofErr w:type="spellStart"/>
+            <w:r>
+              <w:t>tại</w:t>
+            </w:r>
+            <w:proofErr w:type="spellEnd"/>
+            <w:r>
+              <w:t xml:space="preserve"> Hub </w:t>
+            </w:r>
+            <w:proofErr w:type="spellStart"/>
+            <w:r>
+              <w:t>đích</w:t>
+            </w:r>
+            <w:proofErr w:type="spellEnd"/>
+            <w:r>
+              <w:t xml:space="preserve"> </w:t>
+            </w:r>
+            <w:proofErr w:type="spellStart"/>
+            <w:r>
+              <w:t>giảm</w:t>
+            </w:r>
+            <w:proofErr w:type="spellEnd"/>
+            <w:r>
+              <w:t xml:space="preserve"> </w:t>
+            </w:r>
+            <w:proofErr w:type="spellStart"/>
+            <w:r>
+              <w:t>tương</w:t>
+            </w:r>
+            <w:proofErr w:type="spellEnd"/>
+            <w:r>
+              <w:t xml:space="preserve"> </w:t>
+            </w:r>
+            <w:proofErr w:type="spellStart"/>
+            <w:r>
+              <w:t>ứng</w:t>
+            </w:r>
+            <w:proofErr w:type="spellEnd"/>
+            <w:r>
+              <w:t>.</w:t>
+            </w:r>
+            <w:r>
               <w:br/>
-              <w:t>3. Lệnh điều phối được ghi nhận chi tiết vào st.session_state["dispatch_log"].</w:t>
+              <w:t xml:space="preserve">3. </w:t>
+            </w:r>
+            <w:proofErr w:type="spellStart"/>
+            <w:r>
+              <w:t>Lệnh</w:t>
+            </w:r>
+            <w:proofErr w:type="spellEnd"/>
+            <w:r>
+              <w:t xml:space="preserve"> </w:t>
+            </w:r>
+            <w:proofErr w:type="spellStart"/>
+            <w:r>
+              <w:t>điều</w:t>
+            </w:r>
+            <w:proofErr w:type="spellEnd"/>
+            <w:r>
+              <w:t xml:space="preserve"> </w:t>
+            </w:r>
+            <w:proofErr w:type="spellStart"/>
+            <w:r>
+              <w:t>phối</w:t>
+            </w:r>
+            <w:proofErr w:type="spellEnd"/>
+            <w:r>
+              <w:t xml:space="preserve"> </w:t>
+            </w:r>
+            <w:proofErr w:type="spellStart"/>
+            <w:r>
+              <w:t>được</w:t>
+            </w:r>
+            <w:proofErr w:type="spellEnd"/>
+            <w:r>
+              <w:t xml:space="preserve"> </w:t>
+            </w:r>
+            <w:proofErr w:type="spellStart"/>
+            <w:r>
+              <w:t>ghi</w:t>
+            </w:r>
+            <w:proofErr w:type="spellEnd"/>
+            <w:r>
+              <w:t xml:space="preserve"> </w:t>
+            </w:r>
+            <w:proofErr w:type="spellStart"/>
+            <w:r>
+              <w:t>nhận</w:t>
+            </w:r>
+            <w:proofErr w:type="spellEnd"/>
+            <w:r>
+              <w:t xml:space="preserve"> chi </w:t>
+            </w:r>
+            <w:proofErr w:type="spellStart"/>
+            <w:r>
+              <w:t>tiết</w:t>
+            </w:r>
+            <w:proofErr w:type="spellEnd"/>
+            <w:r>
+              <w:t xml:space="preserve"> </w:t>
+            </w:r>
+            <w:proofErr w:type="spellStart"/>
+            <w:r>
+              <w:t>vào</w:t>
+            </w:r>
+            <w:proofErr w:type="spellEnd"/>
+            <w:r>
+              <w:t xml:space="preserve"> </w:t>
+            </w:r>
+            <w:proofErr w:type="spellStart"/>
+            <w:proofErr w:type="gramStart"/>
+            <w:r>
+              <w:t>st.session</w:t>
+            </w:r>
+            <w:proofErr w:type="gramEnd"/>
+            <w:r>
+              <w:t>_state</w:t>
+            </w:r>
+            <w:proofErr w:type="spellEnd"/>
+            <w:r>
+              <w:t>["</w:t>
+            </w:r>
+            <w:proofErr w:type="spellStart"/>
+            <w:r>
+              <w:t>dispatch_log</w:t>
+            </w:r>
+            <w:proofErr w:type="spellEnd"/>
+            <w:r>
+              <w:t>"].</w:t>
+            </w:r>
+            <w:r>
               <w:br/>
-              <w:t>4. Dữ liệu trên Dashboard giám sát (SS3) được cập nhật đồng bộ thời gian thực.</w:t>
+              <w:t xml:space="preserve">4. </w:t>
+            </w:r>
+            <w:proofErr w:type="spellStart"/>
+            <w:r>
+              <w:t>Dữ</w:t>
+            </w:r>
+            <w:proofErr w:type="spellEnd"/>
+            <w:r>
+              <w:t xml:space="preserve"> </w:t>
+            </w:r>
+            <w:proofErr w:type="spellStart"/>
+            <w:r>
+              <w:t>liệu</w:t>
+            </w:r>
+            <w:proofErr w:type="spellEnd"/>
+            <w:r>
+              <w:t xml:space="preserve"> </w:t>
+            </w:r>
+            <w:proofErr w:type="spellStart"/>
+            <w:r>
+              <w:t>trên</w:t>
+            </w:r>
+            <w:proofErr w:type="spellEnd"/>
+            <w:r>
+              <w:t xml:space="preserve"> Dashboard </w:t>
+            </w:r>
+            <w:proofErr w:type="spellStart"/>
+            <w:r>
+              <w:t>giám</w:t>
+            </w:r>
+            <w:proofErr w:type="spellEnd"/>
+            <w:r>
+              <w:t xml:space="preserve"> </w:t>
+            </w:r>
+            <w:proofErr w:type="spellStart"/>
+            <w:r>
+              <w:t>sát</w:t>
+            </w:r>
+            <w:proofErr w:type="spellEnd"/>
+            <w:r>
+              <w:t xml:space="preserve"> (SS3) </w:t>
+            </w:r>
+            <w:proofErr w:type="spellStart"/>
+            <w:r>
+              <w:t>được</w:t>
+            </w:r>
+            <w:proofErr w:type="spellEnd"/>
+            <w:r>
+              <w:t xml:space="preserve"> </w:t>
+            </w:r>
+            <w:proofErr w:type="spellStart"/>
+            <w:r>
+              <w:t>cập</w:t>
+            </w:r>
+            <w:proofErr w:type="spellEnd"/>
+            <w:r>
+              <w:t xml:space="preserve"> </w:t>
+            </w:r>
+            <w:proofErr w:type="spellStart"/>
+            <w:r>
+              <w:t>nhật</w:t>
+            </w:r>
+            <w:proofErr w:type="spellEnd"/>
+            <w:r>
+              <w:t xml:space="preserve"> </w:t>
+            </w:r>
+            <w:proofErr w:type="spellStart"/>
+            <w:r>
+              <w:t>đồng</w:t>
+            </w:r>
+            <w:proofErr w:type="spellEnd"/>
+            <w:r>
+              <w:t xml:space="preserve"> </w:t>
+            </w:r>
+            <w:proofErr w:type="spellStart"/>
+            <w:r>
+              <w:t>bộ</w:t>
+            </w:r>
+            <w:proofErr w:type="spellEnd"/>
+            <w:r>
+              <w:t xml:space="preserve"> </w:t>
+            </w:r>
+            <w:proofErr w:type="spellStart"/>
+            <w:r>
+              <w:t>thời</w:t>
+            </w:r>
+            <w:proofErr w:type="spellEnd"/>
+            <w:r>
+              <w:t xml:space="preserve"> </w:t>
+            </w:r>
+            <w:proofErr w:type="spellStart"/>
+            <w:r>
+              <w:t>gian</w:t>
+            </w:r>
+            <w:proofErr w:type="spellEnd"/>
+            <w:r>
+              <w:t xml:space="preserve"> </w:t>
+            </w:r>
+            <w:proofErr w:type="spellStart"/>
+            <w:r>
+              <w:t>thực</w:t>
+            </w:r>
+            <w:proofErr w:type="spellEnd"/>
+            <w:r>
+              <w:t>.</w:t>
             </w:r>
           </w:p>
         </w:tc>
@@ -629,23 +2364,1100 @@
           </w:tcPr>
           <w:p>
             <w:r>
-              <w:t>1. Operator truy cập tab "Điều chuyển phương tiện" trên giao diện phân hệ SS4.</w:t>
+              <w:t xml:space="preserve">1. Operator </w:t>
+            </w:r>
+            <w:proofErr w:type="spellStart"/>
+            <w:r>
+              <w:t>truy</w:t>
+            </w:r>
+            <w:proofErr w:type="spellEnd"/>
+            <w:r>
+              <w:t xml:space="preserve"> </w:t>
+            </w:r>
+            <w:proofErr w:type="spellStart"/>
+            <w:r>
+              <w:t>cập</w:t>
+            </w:r>
+            <w:proofErr w:type="spellEnd"/>
+            <w:r>
+              <w:t xml:space="preserve"> tab "</w:t>
+            </w:r>
+            <w:proofErr w:type="spellStart"/>
+            <w:r>
+              <w:t>Điều</w:t>
+            </w:r>
+            <w:proofErr w:type="spellEnd"/>
+            <w:r>
+              <w:t xml:space="preserve"> </w:t>
+            </w:r>
+            <w:proofErr w:type="spellStart"/>
+            <w:r>
+              <w:t>chuyển</w:t>
+            </w:r>
+            <w:proofErr w:type="spellEnd"/>
+            <w:r>
+              <w:t xml:space="preserve"> </w:t>
+            </w:r>
+            <w:proofErr w:type="spellStart"/>
+            <w:r>
+              <w:t>phương</w:t>
+            </w:r>
+            <w:proofErr w:type="spellEnd"/>
+            <w:r>
+              <w:t xml:space="preserve"> </w:t>
+            </w:r>
+            <w:proofErr w:type="spellStart"/>
+            <w:r>
+              <w:t>tiện</w:t>
+            </w:r>
+            <w:proofErr w:type="spellEnd"/>
+            <w:r>
+              <w:t xml:space="preserve">" </w:t>
+            </w:r>
+            <w:proofErr w:type="spellStart"/>
+            <w:r>
+              <w:t>trên</w:t>
+            </w:r>
+            <w:proofErr w:type="spellEnd"/>
+            <w:r>
+              <w:t xml:space="preserve"> </w:t>
+            </w:r>
+            <w:proofErr w:type="spellStart"/>
+            <w:r>
+              <w:t>giao</w:t>
+            </w:r>
+            <w:proofErr w:type="spellEnd"/>
+            <w:r>
+              <w:t xml:space="preserve"> </w:t>
+            </w:r>
+            <w:proofErr w:type="spellStart"/>
+            <w:r>
+              <w:t>diện</w:t>
+            </w:r>
+            <w:proofErr w:type="spellEnd"/>
+            <w:r>
+              <w:t xml:space="preserve"> </w:t>
+            </w:r>
+            <w:proofErr w:type="spellStart"/>
+            <w:r>
+              <w:t>phân</w:t>
+            </w:r>
+            <w:proofErr w:type="spellEnd"/>
+            <w:r>
+              <w:t xml:space="preserve"> </w:t>
+            </w:r>
+            <w:proofErr w:type="spellStart"/>
+            <w:r>
+              <w:t>hệ</w:t>
+            </w:r>
+            <w:proofErr w:type="spellEnd"/>
+            <w:r>
+              <w:t xml:space="preserve"> SS4.</w:t>
+            </w:r>
+            <w:r>
               <w:br/>
-              <w:t>2. Operator chọn Hub xuất phát (Hub nguồn) và Hub điểm đến (Hub đích) từ danh sách Hub.</w:t>
+              <w:t xml:space="preserve">2. Operator </w:t>
+            </w:r>
+            <w:proofErr w:type="spellStart"/>
+            <w:r>
+              <w:t>chọn</w:t>
+            </w:r>
+            <w:proofErr w:type="spellEnd"/>
+            <w:r>
+              <w:t xml:space="preserve"> Hub </w:t>
+            </w:r>
+            <w:proofErr w:type="spellStart"/>
+            <w:r>
+              <w:t>xuất</w:t>
+            </w:r>
+            <w:proofErr w:type="spellEnd"/>
+            <w:r>
+              <w:t xml:space="preserve"> </w:t>
+            </w:r>
+            <w:proofErr w:type="spellStart"/>
+            <w:r>
+              <w:t>phát</w:t>
+            </w:r>
+            <w:proofErr w:type="spellEnd"/>
+            <w:r>
+              <w:t xml:space="preserve"> (Hub </w:t>
+            </w:r>
+            <w:proofErr w:type="spellStart"/>
+            <w:r>
+              <w:t>nguồn</w:t>
+            </w:r>
+            <w:proofErr w:type="spellEnd"/>
+            <w:r>
+              <w:t xml:space="preserve">) </w:t>
+            </w:r>
+            <w:proofErr w:type="spellStart"/>
+            <w:r>
+              <w:t>và</w:t>
+            </w:r>
+            <w:proofErr w:type="spellEnd"/>
+            <w:r>
+              <w:t xml:space="preserve"> Hub </w:t>
+            </w:r>
+            <w:proofErr w:type="spellStart"/>
+            <w:r>
+              <w:t>điểm</w:t>
+            </w:r>
+            <w:proofErr w:type="spellEnd"/>
+            <w:r>
+              <w:t xml:space="preserve"> </w:t>
+            </w:r>
+            <w:proofErr w:type="spellStart"/>
+            <w:r>
+              <w:t>đến</w:t>
+            </w:r>
+            <w:proofErr w:type="spellEnd"/>
+            <w:r>
+              <w:t xml:space="preserve"> (Hub </w:t>
+            </w:r>
+            <w:proofErr w:type="spellStart"/>
+            <w:r>
+              <w:t>đích</w:t>
+            </w:r>
+            <w:proofErr w:type="spellEnd"/>
+            <w:r>
+              <w:t xml:space="preserve">) </w:t>
+            </w:r>
+            <w:proofErr w:type="spellStart"/>
+            <w:r>
+              <w:t>từ</w:t>
+            </w:r>
+            <w:proofErr w:type="spellEnd"/>
+            <w:r>
+              <w:t xml:space="preserve"> </w:t>
+            </w:r>
+            <w:proofErr w:type="spellStart"/>
+            <w:r>
+              <w:t>danh</w:t>
+            </w:r>
+            <w:proofErr w:type="spellEnd"/>
+            <w:r>
+              <w:t xml:space="preserve"> </w:t>
+            </w:r>
+            <w:proofErr w:type="spellStart"/>
+            <w:r>
+              <w:t>sách</w:t>
+            </w:r>
+            <w:proofErr w:type="spellEnd"/>
+            <w:r>
+              <w:t xml:space="preserve"> Hub.</w:t>
+            </w:r>
+            <w:r>
               <w:br/>
-              <w:t>3. Hệ thống lọc và hiển thị danh sách các xe khả dụng (status = "parked") tại Hub nguồn kèm mức pin (SoC %) và loại xe.</w:t>
+              <w:t xml:space="preserve">3. </w:t>
+            </w:r>
+            <w:proofErr w:type="spellStart"/>
+            <w:r>
+              <w:t>Hệ</w:t>
+            </w:r>
+            <w:proofErr w:type="spellEnd"/>
+            <w:r>
+              <w:t xml:space="preserve"> </w:t>
+            </w:r>
+            <w:proofErr w:type="spellStart"/>
+            <w:r>
+              <w:t>thống</w:t>
+            </w:r>
+            <w:proofErr w:type="spellEnd"/>
+            <w:r>
+              <w:t xml:space="preserve"> </w:t>
+            </w:r>
+            <w:proofErr w:type="spellStart"/>
+            <w:r>
+              <w:t>lọc</w:t>
+            </w:r>
+            <w:proofErr w:type="spellEnd"/>
+            <w:r>
+              <w:t xml:space="preserve"> </w:t>
+            </w:r>
+            <w:proofErr w:type="spellStart"/>
+            <w:r>
+              <w:t>và</w:t>
+            </w:r>
+            <w:proofErr w:type="spellEnd"/>
+            <w:r>
+              <w:t xml:space="preserve"> </w:t>
+            </w:r>
+            <w:proofErr w:type="spellStart"/>
+            <w:r>
+              <w:t>hiển</w:t>
+            </w:r>
+            <w:proofErr w:type="spellEnd"/>
+            <w:r>
+              <w:t xml:space="preserve"> </w:t>
+            </w:r>
+            <w:proofErr w:type="spellStart"/>
+            <w:r>
+              <w:t>thị</w:t>
+            </w:r>
+            <w:proofErr w:type="spellEnd"/>
+            <w:r>
+              <w:t xml:space="preserve"> </w:t>
+            </w:r>
+            <w:proofErr w:type="spellStart"/>
+            <w:r>
+              <w:t>danh</w:t>
+            </w:r>
+            <w:proofErr w:type="spellEnd"/>
+            <w:r>
+              <w:t xml:space="preserve"> </w:t>
+            </w:r>
+            <w:proofErr w:type="spellStart"/>
+            <w:r>
+              <w:t>sách</w:t>
+            </w:r>
+            <w:proofErr w:type="spellEnd"/>
+            <w:r>
+              <w:t xml:space="preserve"> </w:t>
+            </w:r>
+            <w:proofErr w:type="spellStart"/>
+            <w:r>
+              <w:t>các</w:t>
+            </w:r>
+            <w:proofErr w:type="spellEnd"/>
+            <w:r>
+              <w:t xml:space="preserve"> </w:t>
+            </w:r>
+            <w:proofErr w:type="spellStart"/>
+            <w:r>
+              <w:t>xe</w:t>
+            </w:r>
+            <w:proofErr w:type="spellEnd"/>
+            <w:r>
+              <w:t xml:space="preserve"> </w:t>
+            </w:r>
+            <w:proofErr w:type="spellStart"/>
+            <w:r>
+              <w:t>khả</w:t>
+            </w:r>
+            <w:proofErr w:type="spellEnd"/>
+            <w:r>
+              <w:t xml:space="preserve"> </w:t>
+            </w:r>
+            <w:proofErr w:type="spellStart"/>
+            <w:r>
+              <w:t>dụng</w:t>
+            </w:r>
+            <w:proofErr w:type="spellEnd"/>
+            <w:r>
+              <w:t xml:space="preserve"> (status = "</w:t>
+            </w:r>
+            <w:r>
+              <w:t>PARKED</w:t>
+            </w:r>
+            <w:r>
+              <w:t xml:space="preserve">") </w:t>
+            </w:r>
+            <w:proofErr w:type="spellStart"/>
+            <w:r>
+              <w:t>tại</w:t>
+            </w:r>
+            <w:proofErr w:type="spellEnd"/>
+            <w:r>
+              <w:t xml:space="preserve"> </w:t>
+            </w:r>
+            <w:r>
+              <w:lastRenderedPageBreak/>
+              <w:t xml:space="preserve">Hub </w:t>
+            </w:r>
+            <w:proofErr w:type="spellStart"/>
+            <w:r>
+              <w:t>nguồn</w:t>
+            </w:r>
+            <w:proofErr w:type="spellEnd"/>
+            <w:r>
+              <w:t xml:space="preserve"> </w:t>
+            </w:r>
+            <w:proofErr w:type="spellStart"/>
+            <w:r>
+              <w:t>kèm</w:t>
+            </w:r>
+            <w:proofErr w:type="spellEnd"/>
+            <w:r>
+              <w:t xml:space="preserve"> </w:t>
+            </w:r>
+            <w:proofErr w:type="spellStart"/>
+            <w:r>
+              <w:t>mức</w:t>
+            </w:r>
+            <w:proofErr w:type="spellEnd"/>
+            <w:r>
+              <w:t xml:space="preserve"> pin (SoC %) </w:t>
+            </w:r>
+            <w:proofErr w:type="spellStart"/>
+            <w:r>
+              <w:t>và</w:t>
+            </w:r>
+            <w:proofErr w:type="spellEnd"/>
+            <w:r>
+              <w:t xml:space="preserve"> </w:t>
+            </w:r>
+            <w:proofErr w:type="spellStart"/>
+            <w:r>
+              <w:t>loại</w:t>
+            </w:r>
+            <w:proofErr w:type="spellEnd"/>
+            <w:r>
+              <w:t xml:space="preserve"> </w:t>
+            </w:r>
+            <w:proofErr w:type="spellStart"/>
+            <w:r>
+              <w:t>xe</w:t>
+            </w:r>
+            <w:proofErr w:type="spellEnd"/>
+            <w:r>
+              <w:t>.</w:t>
+            </w:r>
+            <w:r>
               <w:br/>
-              <w:t>4. Operator tích chọn một hoặc nhiều phương tiện cần điều phối.</w:t>
+              <w:t xml:space="preserve">4. Operator </w:t>
+            </w:r>
+            <w:proofErr w:type="spellStart"/>
+            <w:r>
+              <w:t>tích</w:t>
+            </w:r>
+            <w:proofErr w:type="spellEnd"/>
+            <w:r>
+              <w:t xml:space="preserve"> </w:t>
+            </w:r>
+            <w:proofErr w:type="spellStart"/>
+            <w:r>
+              <w:t>chọn</w:t>
+            </w:r>
+            <w:proofErr w:type="spellEnd"/>
+            <w:r>
+              <w:t xml:space="preserve"> </w:t>
+            </w:r>
+            <w:proofErr w:type="spellStart"/>
+            <w:r>
+              <w:t>một</w:t>
+            </w:r>
+            <w:proofErr w:type="spellEnd"/>
+            <w:r>
+              <w:t xml:space="preserve"> </w:t>
+            </w:r>
+            <w:proofErr w:type="spellStart"/>
+            <w:r>
+              <w:t>hoặc</w:t>
+            </w:r>
+            <w:proofErr w:type="spellEnd"/>
+            <w:r>
+              <w:t xml:space="preserve"> </w:t>
+            </w:r>
+            <w:proofErr w:type="spellStart"/>
+            <w:r>
+              <w:t>nhiều</w:t>
+            </w:r>
+            <w:proofErr w:type="spellEnd"/>
+            <w:r>
+              <w:t xml:space="preserve"> </w:t>
+            </w:r>
+            <w:proofErr w:type="spellStart"/>
+            <w:r>
+              <w:t>phương</w:t>
+            </w:r>
+            <w:proofErr w:type="spellEnd"/>
+            <w:r>
+              <w:t xml:space="preserve"> </w:t>
+            </w:r>
+            <w:proofErr w:type="spellStart"/>
+            <w:r>
+              <w:t>tiện</w:t>
+            </w:r>
+            <w:proofErr w:type="spellEnd"/>
+            <w:r>
+              <w:t xml:space="preserve"> </w:t>
+            </w:r>
+            <w:proofErr w:type="spellStart"/>
+            <w:r>
+              <w:t>cần</w:t>
+            </w:r>
+            <w:proofErr w:type="spellEnd"/>
+            <w:r>
+              <w:t xml:space="preserve"> </w:t>
+            </w:r>
+            <w:proofErr w:type="spellStart"/>
+            <w:r>
+              <w:t>điều</w:t>
+            </w:r>
+            <w:proofErr w:type="spellEnd"/>
+            <w:r>
+              <w:t xml:space="preserve"> </w:t>
+            </w:r>
+            <w:proofErr w:type="spellStart"/>
+            <w:r>
+              <w:t>phối</w:t>
+            </w:r>
+            <w:proofErr w:type="spellEnd"/>
+            <w:r>
+              <w:t>.</w:t>
+            </w:r>
+            <w:r>
               <w:br/>
-              <w:t>5. Operator nhập lý do điều phối (ví dụ: "Cân bằng tải Hub KTX Khu B, giảm tải giờ cao điểm").</w:t>
+              <w:t xml:space="preserve">5. Operator </w:t>
+            </w:r>
+            <w:proofErr w:type="spellStart"/>
+            <w:r>
+              <w:t>nhập</w:t>
+            </w:r>
+            <w:proofErr w:type="spellEnd"/>
+            <w:r>
+              <w:t xml:space="preserve"> </w:t>
+            </w:r>
+            <w:proofErr w:type="spellStart"/>
+            <w:r>
+              <w:t>lý</w:t>
+            </w:r>
+            <w:proofErr w:type="spellEnd"/>
+            <w:r>
+              <w:t xml:space="preserve"> do </w:t>
+            </w:r>
+            <w:proofErr w:type="spellStart"/>
+            <w:r>
+              <w:t>điều</w:t>
+            </w:r>
+            <w:proofErr w:type="spellEnd"/>
+            <w:r>
+              <w:t xml:space="preserve"> </w:t>
+            </w:r>
+            <w:proofErr w:type="spellStart"/>
+            <w:r>
+              <w:t>phối</w:t>
+            </w:r>
+            <w:proofErr w:type="spellEnd"/>
+            <w:r>
+              <w:t xml:space="preserve"> (</w:t>
+            </w:r>
+            <w:proofErr w:type="spellStart"/>
+            <w:r>
+              <w:t>ví</w:t>
+            </w:r>
+            <w:proofErr w:type="spellEnd"/>
+            <w:r>
+              <w:t xml:space="preserve"> </w:t>
+            </w:r>
+            <w:proofErr w:type="spellStart"/>
+            <w:r>
+              <w:t>dụ</w:t>
+            </w:r>
+            <w:proofErr w:type="spellEnd"/>
+            <w:r>
+              <w:t>: "</w:t>
+            </w:r>
+            <w:proofErr w:type="spellStart"/>
+            <w:r>
+              <w:t>Cân</w:t>
+            </w:r>
+            <w:proofErr w:type="spellEnd"/>
+            <w:r>
+              <w:t xml:space="preserve"> </w:t>
+            </w:r>
+            <w:proofErr w:type="spellStart"/>
+            <w:r>
+              <w:t>bằng</w:t>
+            </w:r>
+            <w:proofErr w:type="spellEnd"/>
+            <w:r>
+              <w:t xml:space="preserve"> </w:t>
+            </w:r>
+            <w:proofErr w:type="spellStart"/>
+            <w:r>
+              <w:t>tải</w:t>
+            </w:r>
+            <w:proofErr w:type="spellEnd"/>
+            <w:r>
+              <w:t xml:space="preserve"> Hub KTX Khu B, </w:t>
+            </w:r>
+            <w:proofErr w:type="spellStart"/>
+            <w:r>
+              <w:t>giảm</w:t>
+            </w:r>
+            <w:proofErr w:type="spellEnd"/>
+            <w:r>
+              <w:t xml:space="preserve"> </w:t>
+            </w:r>
+            <w:proofErr w:type="spellStart"/>
+            <w:r>
+              <w:t>tải</w:t>
+            </w:r>
+            <w:proofErr w:type="spellEnd"/>
+            <w:r>
+              <w:t xml:space="preserve"> </w:t>
+            </w:r>
+            <w:proofErr w:type="spellStart"/>
+            <w:r>
+              <w:t>giờ</w:t>
+            </w:r>
+            <w:proofErr w:type="spellEnd"/>
+            <w:r>
+              <w:t xml:space="preserve"> </w:t>
+            </w:r>
+            <w:proofErr w:type="spellStart"/>
+            <w:r>
+              <w:t>cao</w:t>
+            </w:r>
+            <w:proofErr w:type="spellEnd"/>
+            <w:r>
+              <w:t xml:space="preserve"> </w:t>
+            </w:r>
+            <w:proofErr w:type="spellStart"/>
+            <w:r>
+              <w:t>điểm</w:t>
+            </w:r>
+            <w:proofErr w:type="spellEnd"/>
+            <w:r>
+              <w:t>").</w:t>
+            </w:r>
+            <w:r>
               <w:br/>
-              <w:t>6. Operator nhấn nút "Thực hiện điều phối".</w:t>
+              <w:t xml:space="preserve">6. Operator </w:t>
+            </w:r>
+            <w:proofErr w:type="spellStart"/>
+            <w:r>
+              <w:t>nhấn</w:t>
+            </w:r>
+            <w:proofErr w:type="spellEnd"/>
+            <w:r>
+              <w:t xml:space="preserve"> </w:t>
+            </w:r>
+            <w:proofErr w:type="spellStart"/>
+            <w:r>
+              <w:t>nút</w:t>
+            </w:r>
+            <w:proofErr w:type="spellEnd"/>
+            <w:r>
+              <w:t xml:space="preserve"> "</w:t>
+            </w:r>
+            <w:proofErr w:type="spellStart"/>
+            <w:r>
+              <w:t>Thực</w:t>
+            </w:r>
+            <w:proofErr w:type="spellEnd"/>
+            <w:r>
+              <w:t xml:space="preserve"> </w:t>
+            </w:r>
+            <w:proofErr w:type="spellStart"/>
+            <w:r>
+              <w:t>hiện</w:t>
+            </w:r>
+            <w:proofErr w:type="spellEnd"/>
+            <w:r>
+              <w:t xml:space="preserve"> </w:t>
+            </w:r>
+            <w:proofErr w:type="spellStart"/>
+            <w:r>
+              <w:t>điều</w:t>
+            </w:r>
+            <w:proofErr w:type="spellEnd"/>
+            <w:r>
+              <w:t xml:space="preserve"> </w:t>
+            </w:r>
+            <w:proofErr w:type="spellStart"/>
+            <w:r>
+              <w:t>phối</w:t>
+            </w:r>
+            <w:proofErr w:type="spellEnd"/>
+            <w:r>
+              <w:t>".</w:t>
+            </w:r>
+            <w:r>
               <w:br/>
-              <w:t>7. Hệ thống kiểm tra tính hợp lệ của lệnh điều phối và thực hiện chuyển xe từ Hub nguồn sang Hub đích trong st.session_state["hubs"].</w:t>
+              <w:t xml:space="preserve">7. </w:t>
+            </w:r>
+            <w:proofErr w:type="spellStart"/>
+            <w:r>
+              <w:t>Hệ</w:t>
+            </w:r>
+            <w:proofErr w:type="spellEnd"/>
+            <w:r>
+              <w:t xml:space="preserve"> </w:t>
+            </w:r>
+            <w:proofErr w:type="spellStart"/>
+            <w:r>
+              <w:t>thống</w:t>
+            </w:r>
+            <w:proofErr w:type="spellEnd"/>
+            <w:r>
+              <w:t xml:space="preserve"> </w:t>
+            </w:r>
+            <w:proofErr w:type="spellStart"/>
+            <w:r>
+              <w:t>kiểm</w:t>
+            </w:r>
+            <w:proofErr w:type="spellEnd"/>
+            <w:r>
+              <w:t xml:space="preserve"> </w:t>
+            </w:r>
+            <w:proofErr w:type="spellStart"/>
+            <w:r>
+              <w:t>tra</w:t>
+            </w:r>
+            <w:proofErr w:type="spellEnd"/>
+            <w:r>
+              <w:t xml:space="preserve"> </w:t>
+            </w:r>
+            <w:proofErr w:type="spellStart"/>
+            <w:r>
+              <w:t>tính</w:t>
+            </w:r>
+            <w:proofErr w:type="spellEnd"/>
+            <w:r>
+              <w:t xml:space="preserve"> </w:t>
+            </w:r>
+            <w:proofErr w:type="spellStart"/>
+            <w:r>
+              <w:t>hợp</w:t>
+            </w:r>
+            <w:proofErr w:type="spellEnd"/>
+            <w:r>
+              <w:t xml:space="preserve"> </w:t>
+            </w:r>
+            <w:proofErr w:type="spellStart"/>
+            <w:r>
+              <w:t>lệ</w:t>
+            </w:r>
+            <w:proofErr w:type="spellEnd"/>
+            <w:r>
+              <w:t xml:space="preserve"> </w:t>
+            </w:r>
+            <w:proofErr w:type="spellStart"/>
+            <w:r>
+              <w:t>của</w:t>
+            </w:r>
+            <w:proofErr w:type="spellEnd"/>
+            <w:r>
+              <w:t xml:space="preserve"> </w:t>
+            </w:r>
+            <w:proofErr w:type="spellStart"/>
+            <w:r>
+              <w:t>lệnh</w:t>
+            </w:r>
+            <w:proofErr w:type="spellEnd"/>
+            <w:r>
+              <w:t xml:space="preserve"> </w:t>
+            </w:r>
+            <w:proofErr w:type="spellStart"/>
+            <w:r>
+              <w:t>điều</w:t>
+            </w:r>
+            <w:proofErr w:type="spellEnd"/>
+            <w:r>
+              <w:t xml:space="preserve"> </w:t>
+            </w:r>
+            <w:proofErr w:type="spellStart"/>
+            <w:r>
+              <w:t>phối</w:t>
+            </w:r>
+            <w:proofErr w:type="spellEnd"/>
+            <w:r>
+              <w:t xml:space="preserve"> </w:t>
+            </w:r>
+            <w:proofErr w:type="spellStart"/>
+            <w:r>
+              <w:t>và</w:t>
+            </w:r>
+            <w:proofErr w:type="spellEnd"/>
+            <w:r>
+              <w:t xml:space="preserve"> </w:t>
+            </w:r>
+            <w:proofErr w:type="spellStart"/>
+            <w:r>
+              <w:t>thực</w:t>
+            </w:r>
+            <w:proofErr w:type="spellEnd"/>
+            <w:r>
+              <w:t xml:space="preserve"> </w:t>
+            </w:r>
+            <w:proofErr w:type="spellStart"/>
+            <w:r>
+              <w:t>hiện</w:t>
+            </w:r>
+            <w:proofErr w:type="spellEnd"/>
+            <w:r>
+              <w:t xml:space="preserve"> </w:t>
+            </w:r>
+            <w:proofErr w:type="spellStart"/>
+            <w:r>
+              <w:t>chuyển</w:t>
+            </w:r>
+            <w:proofErr w:type="spellEnd"/>
+            <w:r>
+              <w:t xml:space="preserve"> </w:t>
+            </w:r>
+            <w:proofErr w:type="spellStart"/>
+            <w:r>
+              <w:t>xe</w:t>
+            </w:r>
+            <w:proofErr w:type="spellEnd"/>
+            <w:r>
+              <w:t xml:space="preserve"> </w:t>
+            </w:r>
+            <w:proofErr w:type="spellStart"/>
+            <w:r>
+              <w:t>từ</w:t>
+            </w:r>
+            <w:proofErr w:type="spellEnd"/>
+            <w:r>
+              <w:t xml:space="preserve"> Hub </w:t>
+            </w:r>
+            <w:proofErr w:type="spellStart"/>
+            <w:r>
+              <w:t>nguồn</w:t>
+            </w:r>
+            <w:proofErr w:type="spellEnd"/>
+            <w:r>
+              <w:t xml:space="preserve"> sang Hub </w:t>
+            </w:r>
+            <w:proofErr w:type="spellStart"/>
+            <w:r>
+              <w:t>đích</w:t>
+            </w:r>
+            <w:proofErr w:type="spellEnd"/>
+            <w:r>
+              <w:t xml:space="preserve"> </w:t>
+            </w:r>
+            <w:proofErr w:type="spellStart"/>
+            <w:r>
+              <w:t>trong</w:t>
+            </w:r>
+            <w:proofErr w:type="spellEnd"/>
+            <w:r>
+              <w:t xml:space="preserve"> </w:t>
+            </w:r>
+            <w:proofErr w:type="spellStart"/>
+            <w:proofErr w:type="gramStart"/>
+            <w:r>
+              <w:t>st.session</w:t>
+            </w:r>
+            <w:proofErr w:type="gramEnd"/>
+            <w:r>
+              <w:t>_state</w:t>
+            </w:r>
+            <w:proofErr w:type="spellEnd"/>
+            <w:r>
+              <w:t>["hubs"].</w:t>
+            </w:r>
+            <w:r>
               <w:br/>
-              <w:t>8. Hệ thống cập nhật trạng thái các xe thành "dispatched", cập nhật số chỗ trống của cả hai Hub.</w:t>
+              <w:t xml:space="preserve">8. </w:t>
+            </w:r>
+            <w:proofErr w:type="spellStart"/>
+            <w:r>
+              <w:t>Hệ</w:t>
+            </w:r>
+            <w:proofErr w:type="spellEnd"/>
+            <w:r>
+              <w:t xml:space="preserve"> </w:t>
+            </w:r>
+            <w:proofErr w:type="spellStart"/>
+            <w:r>
+              <w:t>thống</w:t>
+            </w:r>
+            <w:proofErr w:type="spellEnd"/>
+            <w:r>
+              <w:t xml:space="preserve"> </w:t>
+            </w:r>
+            <w:proofErr w:type="spellStart"/>
+            <w:r>
+              <w:t>cập</w:t>
+            </w:r>
+            <w:proofErr w:type="spellEnd"/>
+            <w:r>
+              <w:t xml:space="preserve"> </w:t>
+            </w:r>
+            <w:proofErr w:type="spellStart"/>
+            <w:r>
+              <w:t>nhật</w:t>
+            </w:r>
+            <w:proofErr w:type="spellEnd"/>
+            <w:r>
+              <w:t xml:space="preserve"> </w:t>
+            </w:r>
+            <w:proofErr w:type="spellStart"/>
+            <w:r>
+              <w:t>trạng</w:t>
+            </w:r>
+            <w:proofErr w:type="spellEnd"/>
+            <w:r>
+              <w:t xml:space="preserve"> </w:t>
+            </w:r>
+            <w:proofErr w:type="spellStart"/>
+            <w:r>
+              <w:t>thái</w:t>
+            </w:r>
+            <w:proofErr w:type="spellEnd"/>
+            <w:r>
+              <w:t xml:space="preserve"> </w:t>
+            </w:r>
+            <w:proofErr w:type="spellStart"/>
+            <w:r>
+              <w:t>các</w:t>
+            </w:r>
+            <w:proofErr w:type="spellEnd"/>
+            <w:r>
+              <w:t xml:space="preserve"> </w:t>
+            </w:r>
+            <w:proofErr w:type="spellStart"/>
+            <w:r>
+              <w:t>xe</w:t>
+            </w:r>
+            <w:proofErr w:type="spellEnd"/>
+            <w:r>
+              <w:t xml:space="preserve"> </w:t>
+            </w:r>
+            <w:proofErr w:type="spellStart"/>
+            <w:r>
+              <w:t>thành</w:t>
+            </w:r>
+            <w:proofErr w:type="spellEnd"/>
+            <w:r>
+              <w:t xml:space="preserve"> "</w:t>
+            </w:r>
+            <w:r>
+              <w:t>DISPATCHED</w:t>
+            </w:r>
+            <w:r>
+              <w:t xml:space="preserve">", </w:t>
+            </w:r>
+            <w:proofErr w:type="spellStart"/>
+            <w:r>
+              <w:t>cập</w:t>
+            </w:r>
+            <w:proofErr w:type="spellEnd"/>
+            <w:r>
+              <w:t xml:space="preserve"> </w:t>
+            </w:r>
+            <w:proofErr w:type="spellStart"/>
+            <w:r>
+              <w:t>nhật</w:t>
+            </w:r>
+            <w:proofErr w:type="spellEnd"/>
+            <w:r>
+              <w:t xml:space="preserve"> </w:t>
+            </w:r>
+            <w:proofErr w:type="spellStart"/>
+            <w:r>
+              <w:t>số</w:t>
+            </w:r>
+            <w:proofErr w:type="spellEnd"/>
+            <w:r>
+              <w:t xml:space="preserve"> </w:t>
+            </w:r>
+            <w:proofErr w:type="spellStart"/>
+            <w:r>
+              <w:t>chỗ</w:t>
+            </w:r>
+            <w:proofErr w:type="spellEnd"/>
+            <w:r>
+              <w:t xml:space="preserve"> </w:t>
+            </w:r>
+            <w:proofErr w:type="spellStart"/>
+            <w:r>
+              <w:t>trống</w:t>
+            </w:r>
+            <w:proofErr w:type="spellEnd"/>
+            <w:r>
+              <w:t xml:space="preserve"> </w:t>
+            </w:r>
+            <w:proofErr w:type="spellStart"/>
+            <w:r>
+              <w:t>của</w:t>
+            </w:r>
+            <w:proofErr w:type="spellEnd"/>
+            <w:r>
+              <w:t xml:space="preserve"> </w:t>
+            </w:r>
+            <w:proofErr w:type="spellStart"/>
+            <w:r>
+              <w:t>cả</w:t>
+            </w:r>
+            <w:proofErr w:type="spellEnd"/>
+            <w:r>
+              <w:t xml:space="preserve"> </w:t>
+            </w:r>
+            <w:proofErr w:type="spellStart"/>
+            <w:r>
+              <w:t>hai</w:t>
+            </w:r>
+            <w:proofErr w:type="spellEnd"/>
+            <w:r>
+              <w:t xml:space="preserve"> Hub.</w:t>
+            </w:r>
+            <w:r>
               <w:br/>
-              <w:t>9. Hệ thống lưu bản ghi vào nhật ký dispatch_log và hiển thị thông báo thành công: "Đã điều phối N xe từ Hub A → Hub B".</w:t>
+              <w:t xml:space="preserve">9. </w:t>
+            </w:r>
+            <w:proofErr w:type="spellStart"/>
+            <w:r>
+              <w:t>Hệ</w:t>
+            </w:r>
+            <w:proofErr w:type="spellEnd"/>
+            <w:r>
+              <w:t xml:space="preserve"> </w:t>
+            </w:r>
+            <w:proofErr w:type="spellStart"/>
+            <w:r>
+              <w:t>thống</w:t>
+            </w:r>
+            <w:proofErr w:type="spellEnd"/>
+            <w:r>
+              <w:t xml:space="preserve"> </w:t>
+            </w:r>
+            <w:proofErr w:type="spellStart"/>
+            <w:r>
+              <w:t>lưu</w:t>
+            </w:r>
+            <w:proofErr w:type="spellEnd"/>
+            <w:r>
+              <w:t xml:space="preserve"> </w:t>
+            </w:r>
+            <w:proofErr w:type="spellStart"/>
+            <w:r>
+              <w:t>bản</w:t>
+            </w:r>
+            <w:proofErr w:type="spellEnd"/>
+            <w:r>
+              <w:t xml:space="preserve"> </w:t>
+            </w:r>
+            <w:proofErr w:type="spellStart"/>
+            <w:r>
+              <w:t>ghi</w:t>
+            </w:r>
+            <w:proofErr w:type="spellEnd"/>
+            <w:r>
+              <w:t xml:space="preserve"> </w:t>
+            </w:r>
+            <w:proofErr w:type="spellStart"/>
+            <w:r>
+              <w:t>vào</w:t>
+            </w:r>
+            <w:proofErr w:type="spellEnd"/>
+            <w:r>
+              <w:t xml:space="preserve"> </w:t>
+            </w:r>
+            <w:proofErr w:type="spellStart"/>
+            <w:r>
+              <w:t>nhật</w:t>
+            </w:r>
+            <w:proofErr w:type="spellEnd"/>
+            <w:r>
+              <w:t xml:space="preserve"> </w:t>
+            </w:r>
+            <w:proofErr w:type="spellStart"/>
+            <w:r>
+              <w:t>ký</w:t>
+            </w:r>
+            <w:proofErr w:type="spellEnd"/>
+            <w:r>
+              <w:t xml:space="preserve"> </w:t>
+            </w:r>
+            <w:proofErr w:type="spellStart"/>
+            <w:r>
+              <w:t>dispatch_log</w:t>
+            </w:r>
+            <w:proofErr w:type="spellEnd"/>
+            <w:r>
+              <w:t xml:space="preserve"> </w:t>
+            </w:r>
+            <w:proofErr w:type="spellStart"/>
+            <w:r>
+              <w:t>và</w:t>
+            </w:r>
+            <w:proofErr w:type="spellEnd"/>
+            <w:r>
+              <w:t xml:space="preserve"> </w:t>
+            </w:r>
+            <w:proofErr w:type="spellStart"/>
+            <w:r>
+              <w:t>hiển</w:t>
+            </w:r>
+            <w:proofErr w:type="spellEnd"/>
+            <w:r>
+              <w:t xml:space="preserve"> </w:t>
+            </w:r>
+            <w:proofErr w:type="spellStart"/>
+            <w:r>
+              <w:t>thị</w:t>
+            </w:r>
+            <w:proofErr w:type="spellEnd"/>
+            <w:r>
+              <w:t xml:space="preserve"> </w:t>
+            </w:r>
+            <w:proofErr w:type="spellStart"/>
+            <w:r>
+              <w:t>thông</w:t>
+            </w:r>
+            <w:proofErr w:type="spellEnd"/>
+            <w:r>
+              <w:t xml:space="preserve"> </w:t>
+            </w:r>
+            <w:proofErr w:type="spellStart"/>
+            <w:r>
+              <w:t>báo</w:t>
+            </w:r>
+            <w:proofErr w:type="spellEnd"/>
+            <w:r>
+              <w:t xml:space="preserve"> </w:t>
+            </w:r>
+            <w:proofErr w:type="spellStart"/>
+            <w:r>
+              <w:t>thành</w:t>
+            </w:r>
+            <w:proofErr w:type="spellEnd"/>
+            <w:r>
+              <w:t xml:space="preserve"> </w:t>
+            </w:r>
+            <w:proofErr w:type="spellStart"/>
+            <w:r>
+              <w:t>công</w:t>
+            </w:r>
+            <w:proofErr w:type="spellEnd"/>
+            <w:r>
+              <w:t>: "</w:t>
+            </w:r>
+            <w:proofErr w:type="spellStart"/>
+            <w:r>
+              <w:t>Đã</w:t>
+            </w:r>
+            <w:proofErr w:type="spellEnd"/>
+            <w:r>
+              <w:t xml:space="preserve"> </w:t>
+            </w:r>
+            <w:proofErr w:type="spellStart"/>
+            <w:r>
+              <w:t>điều</w:t>
+            </w:r>
+            <w:proofErr w:type="spellEnd"/>
+            <w:r>
+              <w:t xml:space="preserve"> </w:t>
+            </w:r>
+            <w:proofErr w:type="spellStart"/>
+            <w:r>
+              <w:t>phối</w:t>
+            </w:r>
+            <w:proofErr w:type="spellEnd"/>
+            <w:r>
+              <w:t xml:space="preserve"> N </w:t>
+            </w:r>
+            <w:proofErr w:type="spellStart"/>
+            <w:r>
+              <w:t>xe</w:t>
+            </w:r>
+            <w:proofErr w:type="spellEnd"/>
+            <w:r>
+              <w:t xml:space="preserve"> </w:t>
+            </w:r>
+            <w:proofErr w:type="spellStart"/>
+            <w:r>
+              <w:t>từ</w:t>
+            </w:r>
+            <w:proofErr w:type="spellEnd"/>
+            <w:r>
+              <w:t xml:space="preserve"> Hub A → Hub B".</w:t>
             </w:r>
           </w:p>
         </w:tc>
@@ -670,6 +3482,7 @@
               <w:rPr>
                 <w:rStyle w:val="Strong"/>
               </w:rPr>
+              <w:lastRenderedPageBreak/>
               <w:t>Alternative Flows:</w:t>
             </w:r>
           </w:p>
@@ -688,10 +3501,473 @@
           </w:tcPr>
           <w:p>
             <w:r>
-              <w:t>Alternative 1 (Ưu tiên xe có mức pin cao): Tại bước 4, Operator sử dụng thông tin SoC để ưu tiên chọn các xe có mức pin &gt; 70% nhằm điều chuyển đến các Hub có nhu cầu thuê xe cự ly xa ngay lập tức.</w:t>
+              <w:t>Alternative 1 (</w:t>
+            </w:r>
+            <w:proofErr w:type="spellStart"/>
+            <w:r>
+              <w:t>Ưu</w:t>
+            </w:r>
+            <w:proofErr w:type="spellEnd"/>
+            <w:r>
+              <w:t xml:space="preserve"> </w:t>
+            </w:r>
+            <w:proofErr w:type="spellStart"/>
+            <w:r>
+              <w:t>tiên</w:t>
+            </w:r>
+            <w:proofErr w:type="spellEnd"/>
+            <w:r>
+              <w:t xml:space="preserve"> </w:t>
+            </w:r>
+            <w:proofErr w:type="spellStart"/>
+            <w:r>
+              <w:t>xe</w:t>
+            </w:r>
+            <w:proofErr w:type="spellEnd"/>
+            <w:r>
+              <w:t xml:space="preserve"> </w:t>
+            </w:r>
+            <w:proofErr w:type="spellStart"/>
+            <w:r>
+              <w:t>có</w:t>
+            </w:r>
+            <w:proofErr w:type="spellEnd"/>
+            <w:r>
+              <w:t xml:space="preserve"> </w:t>
+            </w:r>
+            <w:proofErr w:type="spellStart"/>
+            <w:r>
+              <w:t>mức</w:t>
+            </w:r>
+            <w:proofErr w:type="spellEnd"/>
+            <w:r>
+              <w:t xml:space="preserve"> pin </w:t>
+            </w:r>
+            <w:proofErr w:type="spellStart"/>
+            <w:r>
+              <w:t>cao</w:t>
+            </w:r>
+            <w:proofErr w:type="spellEnd"/>
+            <w:r>
+              <w:t xml:space="preserve">): </w:t>
+            </w:r>
+            <w:proofErr w:type="spellStart"/>
+            <w:r>
+              <w:t>Tại</w:t>
+            </w:r>
+            <w:proofErr w:type="spellEnd"/>
+            <w:r>
+              <w:t xml:space="preserve"> </w:t>
+            </w:r>
+            <w:proofErr w:type="spellStart"/>
+            <w:r>
+              <w:t>bước</w:t>
+            </w:r>
+            <w:proofErr w:type="spellEnd"/>
+            <w:r>
+              <w:t xml:space="preserve"> 4, Operator </w:t>
+            </w:r>
+            <w:proofErr w:type="spellStart"/>
+            <w:r>
+              <w:t>sử</w:t>
+            </w:r>
+            <w:proofErr w:type="spellEnd"/>
+            <w:r>
+              <w:t xml:space="preserve"> </w:t>
+            </w:r>
+            <w:proofErr w:type="spellStart"/>
+            <w:r>
+              <w:t>dụng</w:t>
+            </w:r>
+            <w:proofErr w:type="spellEnd"/>
+            <w:r>
+              <w:t xml:space="preserve"> </w:t>
+            </w:r>
+            <w:proofErr w:type="spellStart"/>
+            <w:r>
+              <w:t>thông</w:t>
+            </w:r>
+            <w:proofErr w:type="spellEnd"/>
+            <w:r>
+              <w:t xml:space="preserve"> tin SoC </w:t>
+            </w:r>
+            <w:proofErr w:type="spellStart"/>
+            <w:r>
+              <w:t>để</w:t>
+            </w:r>
+            <w:proofErr w:type="spellEnd"/>
+            <w:r>
+              <w:t xml:space="preserve"> </w:t>
+            </w:r>
+            <w:proofErr w:type="spellStart"/>
+            <w:r>
+              <w:t>ưu</w:t>
+            </w:r>
+            <w:proofErr w:type="spellEnd"/>
+            <w:r>
+              <w:t xml:space="preserve"> </w:t>
+            </w:r>
+            <w:proofErr w:type="spellStart"/>
+            <w:r>
+              <w:t>tiên</w:t>
+            </w:r>
+            <w:proofErr w:type="spellEnd"/>
+            <w:r>
+              <w:t xml:space="preserve"> </w:t>
+            </w:r>
+            <w:proofErr w:type="spellStart"/>
+            <w:r>
+              <w:t>chọn</w:t>
+            </w:r>
+            <w:proofErr w:type="spellEnd"/>
+            <w:r>
+              <w:t xml:space="preserve"> </w:t>
+            </w:r>
+            <w:proofErr w:type="spellStart"/>
+            <w:r>
+              <w:t>các</w:t>
+            </w:r>
+            <w:proofErr w:type="spellEnd"/>
+            <w:r>
+              <w:t xml:space="preserve"> </w:t>
+            </w:r>
+            <w:proofErr w:type="spellStart"/>
+            <w:r>
+              <w:t>xe</w:t>
+            </w:r>
+            <w:proofErr w:type="spellEnd"/>
+            <w:r>
+              <w:t xml:space="preserve"> </w:t>
+            </w:r>
+            <w:proofErr w:type="spellStart"/>
+            <w:r>
+              <w:t>có</w:t>
+            </w:r>
+            <w:proofErr w:type="spellEnd"/>
+            <w:r>
+              <w:t xml:space="preserve"> </w:t>
+            </w:r>
+            <w:proofErr w:type="spellStart"/>
+            <w:r>
+              <w:t>mức</w:t>
+            </w:r>
+            <w:proofErr w:type="spellEnd"/>
+            <w:r>
+              <w:t xml:space="preserve"> pin &gt; 70% </w:t>
+            </w:r>
+            <w:proofErr w:type="spellStart"/>
+            <w:r>
+              <w:t>nhằm</w:t>
+            </w:r>
+            <w:proofErr w:type="spellEnd"/>
+            <w:r>
+              <w:t xml:space="preserve"> </w:t>
+            </w:r>
+            <w:proofErr w:type="spellStart"/>
+            <w:r>
+              <w:t>điều</w:t>
+            </w:r>
+            <w:proofErr w:type="spellEnd"/>
+            <w:r>
+              <w:t xml:space="preserve"> </w:t>
+            </w:r>
+            <w:proofErr w:type="spellStart"/>
+            <w:r>
+              <w:t>chuyển</w:t>
+            </w:r>
+            <w:proofErr w:type="spellEnd"/>
+            <w:r>
+              <w:t xml:space="preserve"> </w:t>
+            </w:r>
+            <w:proofErr w:type="spellStart"/>
+            <w:r>
+              <w:t>đến</w:t>
+            </w:r>
+            <w:proofErr w:type="spellEnd"/>
+            <w:r>
+              <w:t xml:space="preserve"> </w:t>
+            </w:r>
+            <w:proofErr w:type="spellStart"/>
+            <w:r>
+              <w:t>các</w:t>
+            </w:r>
+            <w:proofErr w:type="spellEnd"/>
+            <w:r>
+              <w:t xml:space="preserve"> Hub </w:t>
+            </w:r>
+            <w:proofErr w:type="spellStart"/>
+            <w:r>
+              <w:t>có</w:t>
+            </w:r>
+            <w:proofErr w:type="spellEnd"/>
+            <w:r>
+              <w:t xml:space="preserve"> </w:t>
+            </w:r>
+            <w:proofErr w:type="spellStart"/>
+            <w:r>
+              <w:t>nhu</w:t>
+            </w:r>
+            <w:proofErr w:type="spellEnd"/>
+            <w:r>
+              <w:t xml:space="preserve"> </w:t>
+            </w:r>
+            <w:proofErr w:type="spellStart"/>
+            <w:r>
+              <w:t>cầu</w:t>
+            </w:r>
+            <w:proofErr w:type="spellEnd"/>
+            <w:r>
+              <w:t xml:space="preserve"> </w:t>
+            </w:r>
+            <w:proofErr w:type="spellStart"/>
+            <w:r>
+              <w:t>thuê</w:t>
+            </w:r>
+            <w:proofErr w:type="spellEnd"/>
+            <w:r>
+              <w:t xml:space="preserve"> </w:t>
+            </w:r>
+            <w:proofErr w:type="spellStart"/>
+            <w:r>
+              <w:t>xe</w:t>
+            </w:r>
+            <w:proofErr w:type="spellEnd"/>
+            <w:r>
+              <w:t xml:space="preserve"> </w:t>
+            </w:r>
+            <w:proofErr w:type="spellStart"/>
+            <w:r>
+              <w:t>cự</w:t>
+            </w:r>
+            <w:proofErr w:type="spellEnd"/>
+            <w:r>
+              <w:t xml:space="preserve"> </w:t>
+            </w:r>
+            <w:proofErr w:type="spellStart"/>
+            <w:r>
+              <w:t>ly</w:t>
+            </w:r>
+            <w:proofErr w:type="spellEnd"/>
+            <w:r>
+              <w:t xml:space="preserve"> xa </w:t>
+            </w:r>
+            <w:proofErr w:type="spellStart"/>
+            <w:r>
+              <w:t>ngay</w:t>
+            </w:r>
+            <w:proofErr w:type="spellEnd"/>
+            <w:r>
+              <w:t xml:space="preserve"> </w:t>
+            </w:r>
+            <w:proofErr w:type="spellStart"/>
+            <w:r>
+              <w:t>lập</w:t>
+            </w:r>
+            <w:proofErr w:type="spellEnd"/>
+            <w:r>
+              <w:t xml:space="preserve"> </w:t>
+            </w:r>
+            <w:proofErr w:type="spellStart"/>
+            <w:r>
+              <w:t>tức</w:t>
+            </w:r>
+            <w:proofErr w:type="spellEnd"/>
+            <w:r>
+              <w:t>.</w:t>
+            </w:r>
+            <w:r>
               <w:br/>
-              <w:t>Alternative 2 (Tra cứu lịch sử điều phối): Tại bước 9, Operator chuyển sang tab "Nhật ký" để xem bảng tổng hợp toàn bộ các lệnh điều chuyển xe đã diễn ra.</w:t>
-            </w:r>
+              <w:t xml:space="preserve">Alternative 2 (Tra </w:t>
+            </w:r>
+            <w:proofErr w:type="spellStart"/>
+            <w:r>
+              <w:t>cứu</w:t>
+            </w:r>
+            <w:proofErr w:type="spellEnd"/>
+            <w:r>
+              <w:t xml:space="preserve"> </w:t>
+            </w:r>
+            <w:proofErr w:type="spellStart"/>
+            <w:r>
+              <w:t>lịch</w:t>
+            </w:r>
+            <w:proofErr w:type="spellEnd"/>
+            <w:r>
+              <w:t xml:space="preserve"> </w:t>
+            </w:r>
+            <w:proofErr w:type="spellStart"/>
+            <w:r>
+              <w:t>sử</w:t>
+            </w:r>
+            <w:proofErr w:type="spellEnd"/>
+            <w:r>
+              <w:t xml:space="preserve"> </w:t>
+            </w:r>
+            <w:proofErr w:type="spellStart"/>
+            <w:r>
+              <w:t>điều</w:t>
+            </w:r>
+            <w:proofErr w:type="spellEnd"/>
+            <w:r>
+              <w:t xml:space="preserve"> </w:t>
+            </w:r>
+            <w:proofErr w:type="spellStart"/>
+            <w:r>
+              <w:t>phối</w:t>
+            </w:r>
+            <w:proofErr w:type="spellEnd"/>
+            <w:r>
+              <w:t xml:space="preserve">): </w:t>
+            </w:r>
+            <w:proofErr w:type="spellStart"/>
+            <w:r>
+              <w:t>Tại</w:t>
+            </w:r>
+            <w:proofErr w:type="spellEnd"/>
+            <w:r>
+              <w:t xml:space="preserve"> </w:t>
+            </w:r>
+            <w:proofErr w:type="spellStart"/>
+            <w:r>
+              <w:t>bước</w:t>
+            </w:r>
+            <w:proofErr w:type="spellEnd"/>
+            <w:r>
+              <w:t xml:space="preserve"> 9, Operator </w:t>
+            </w:r>
+            <w:proofErr w:type="spellStart"/>
+            <w:r>
+              <w:t>chuyển</w:t>
+            </w:r>
+            <w:proofErr w:type="spellEnd"/>
+            <w:r>
+              <w:t xml:space="preserve"> sang tab "Nhật </w:t>
+            </w:r>
+            <w:proofErr w:type="spellStart"/>
+            <w:r>
+              <w:t>ký</w:t>
+            </w:r>
+            <w:proofErr w:type="spellEnd"/>
+            <w:r>
+              <w:t xml:space="preserve">" </w:t>
+            </w:r>
+            <w:proofErr w:type="spellStart"/>
+            <w:r>
+              <w:t>để</w:t>
+            </w:r>
+            <w:proofErr w:type="spellEnd"/>
+            <w:r>
+              <w:t xml:space="preserve"> </w:t>
+            </w:r>
+            <w:proofErr w:type="spellStart"/>
+            <w:r>
+              <w:t>xem</w:t>
+            </w:r>
+            <w:proofErr w:type="spellEnd"/>
+            <w:r>
+              <w:t xml:space="preserve"> </w:t>
+            </w:r>
+            <w:proofErr w:type="spellStart"/>
+            <w:r>
+              <w:t>bảng</w:t>
+            </w:r>
+            <w:proofErr w:type="spellEnd"/>
+            <w:r>
+              <w:t xml:space="preserve"> </w:t>
+            </w:r>
+            <w:proofErr w:type="spellStart"/>
+            <w:r>
+              <w:t>tổng</w:t>
+            </w:r>
+            <w:proofErr w:type="spellEnd"/>
+            <w:r>
+              <w:t xml:space="preserve"> </w:t>
+            </w:r>
+            <w:proofErr w:type="spellStart"/>
+            <w:r>
+              <w:t>hợp</w:t>
+            </w:r>
+            <w:proofErr w:type="spellEnd"/>
+            <w:r>
+              <w:t xml:space="preserve"> </w:t>
+            </w:r>
+            <w:proofErr w:type="spellStart"/>
+            <w:r>
+              <w:t>toàn</w:t>
+            </w:r>
+            <w:proofErr w:type="spellEnd"/>
+            <w:r>
+              <w:t xml:space="preserve"> </w:t>
+            </w:r>
+            <w:proofErr w:type="spellStart"/>
+            <w:r>
+              <w:t>bộ</w:t>
+            </w:r>
+            <w:proofErr w:type="spellEnd"/>
+            <w:r>
+              <w:t xml:space="preserve"> </w:t>
+            </w:r>
+            <w:proofErr w:type="spellStart"/>
+            <w:r>
+              <w:t>các</w:t>
+            </w:r>
+            <w:proofErr w:type="spellEnd"/>
+            <w:r>
+              <w:t xml:space="preserve"> </w:t>
+            </w:r>
+            <w:proofErr w:type="spellStart"/>
+            <w:r>
+              <w:t>lệnh</w:t>
+            </w:r>
+            <w:proofErr w:type="spellEnd"/>
+            <w:r>
+              <w:t xml:space="preserve"> </w:t>
+            </w:r>
+            <w:proofErr w:type="spellStart"/>
+            <w:r>
+              <w:t>điều</w:t>
+            </w:r>
+            <w:proofErr w:type="spellEnd"/>
+            <w:r>
+              <w:t xml:space="preserve"> </w:t>
+            </w:r>
+            <w:proofErr w:type="spellStart"/>
+            <w:r>
+              <w:t>chuyển</w:t>
+            </w:r>
+            <w:proofErr w:type="spellEnd"/>
+            <w:r>
+              <w:t xml:space="preserve"> </w:t>
+            </w:r>
+            <w:proofErr w:type="spellStart"/>
+            <w:r>
+              <w:t>xe</w:t>
+            </w:r>
+            <w:proofErr w:type="spellEnd"/>
+            <w:r>
+              <w:t xml:space="preserve"> </w:t>
+            </w:r>
+            <w:proofErr w:type="spellStart"/>
+            <w:r>
+              <w:t>đã</w:t>
+            </w:r>
+            <w:proofErr w:type="spellEnd"/>
+            <w:r>
+              <w:t xml:space="preserve"> </w:t>
+            </w:r>
+            <w:proofErr w:type="spellStart"/>
+            <w:r>
+              <w:t>diễn</w:t>
+            </w:r>
+            <w:proofErr w:type="spellEnd"/>
+            <w:r>
+              <w:t xml:space="preserve"> </w:t>
+            </w:r>
+            <w:proofErr w:type="spellStart"/>
+            <w:r>
+              <w:t>ra.</w:t>
+            </w:r>
+            <w:proofErr w:type="spellEnd"/>
           </w:p>
         </w:tc>
       </w:tr>
@@ -733,11 +4009,741 @@
           </w:tcPr>
           <w:p>
             <w:r>
-              <w:t>Exception 1 (Hub nguồn và đích trùng nhau): Tại bước 6, nếu Operator chọn Hub nguồn trùng với Hub đích, hệ thống báo lỗi: "Hub nguồn và Hub đích phải khác nhau!" và không thực hiện lệnh.</w:t>
+              <w:t xml:space="preserve">Exception 1 (Hub </w:t>
+            </w:r>
+            <w:proofErr w:type="spellStart"/>
+            <w:r>
+              <w:t>nguồn</w:t>
+            </w:r>
+            <w:proofErr w:type="spellEnd"/>
+            <w:r>
+              <w:t xml:space="preserve"> </w:t>
+            </w:r>
+            <w:proofErr w:type="spellStart"/>
+            <w:r>
+              <w:t>và</w:t>
+            </w:r>
+            <w:proofErr w:type="spellEnd"/>
+            <w:r>
+              <w:t xml:space="preserve"> </w:t>
+            </w:r>
+            <w:proofErr w:type="spellStart"/>
+            <w:r>
+              <w:t>đích</w:t>
+            </w:r>
+            <w:proofErr w:type="spellEnd"/>
+            <w:r>
+              <w:t xml:space="preserve"> </w:t>
+            </w:r>
+            <w:proofErr w:type="spellStart"/>
+            <w:r>
+              <w:t>trùng</w:t>
+            </w:r>
+            <w:proofErr w:type="spellEnd"/>
+            <w:r>
+              <w:t xml:space="preserve"> </w:t>
+            </w:r>
+            <w:proofErr w:type="spellStart"/>
+            <w:r>
+              <w:t>nhau</w:t>
+            </w:r>
+            <w:proofErr w:type="spellEnd"/>
+            <w:r>
+              <w:t xml:space="preserve">): </w:t>
+            </w:r>
+            <w:proofErr w:type="spellStart"/>
+            <w:r>
+              <w:t>Tại</w:t>
+            </w:r>
+            <w:proofErr w:type="spellEnd"/>
+            <w:r>
+              <w:t xml:space="preserve"> </w:t>
+            </w:r>
+            <w:proofErr w:type="spellStart"/>
+            <w:r>
+              <w:t>bước</w:t>
+            </w:r>
+            <w:proofErr w:type="spellEnd"/>
+            <w:r>
+              <w:t xml:space="preserve"> 6, </w:t>
+            </w:r>
+            <w:proofErr w:type="spellStart"/>
+            <w:r>
+              <w:t>nếu</w:t>
+            </w:r>
+            <w:proofErr w:type="spellEnd"/>
+            <w:r>
+              <w:t xml:space="preserve"> Operator </w:t>
+            </w:r>
+            <w:proofErr w:type="spellStart"/>
+            <w:r>
+              <w:t>chọn</w:t>
+            </w:r>
+            <w:proofErr w:type="spellEnd"/>
+            <w:r>
+              <w:t xml:space="preserve"> Hub </w:t>
+            </w:r>
+            <w:proofErr w:type="spellStart"/>
+            <w:r>
+              <w:t>nguồn</w:t>
+            </w:r>
+            <w:proofErr w:type="spellEnd"/>
+            <w:r>
+              <w:t xml:space="preserve"> </w:t>
+            </w:r>
+            <w:proofErr w:type="spellStart"/>
+            <w:r>
+              <w:t>trùng</w:t>
+            </w:r>
+            <w:proofErr w:type="spellEnd"/>
+            <w:r>
+              <w:t xml:space="preserve"> </w:t>
+            </w:r>
+            <w:proofErr w:type="spellStart"/>
+            <w:r>
+              <w:t>với</w:t>
+            </w:r>
+            <w:proofErr w:type="spellEnd"/>
+            <w:r>
+              <w:t xml:space="preserve"> Hub </w:t>
+            </w:r>
+            <w:proofErr w:type="spellStart"/>
+            <w:r>
+              <w:t>đích</w:t>
+            </w:r>
+            <w:proofErr w:type="spellEnd"/>
+            <w:r>
+              <w:t xml:space="preserve">, </w:t>
+            </w:r>
+            <w:proofErr w:type="spellStart"/>
+            <w:r>
+              <w:t>hệ</w:t>
+            </w:r>
+            <w:proofErr w:type="spellEnd"/>
+            <w:r>
+              <w:t xml:space="preserve"> </w:t>
+            </w:r>
+            <w:proofErr w:type="spellStart"/>
+            <w:r>
+              <w:t>thống</w:t>
+            </w:r>
+            <w:proofErr w:type="spellEnd"/>
+            <w:r>
+              <w:t xml:space="preserve"> </w:t>
+            </w:r>
+            <w:proofErr w:type="spellStart"/>
+            <w:r>
+              <w:t>báo</w:t>
+            </w:r>
+            <w:proofErr w:type="spellEnd"/>
+            <w:r>
+              <w:t xml:space="preserve"> </w:t>
+            </w:r>
+            <w:proofErr w:type="spellStart"/>
+            <w:r>
+              <w:t>lỗi</w:t>
+            </w:r>
+            <w:proofErr w:type="spellEnd"/>
+            <w:r>
+              <w:t xml:space="preserve">: "Hub </w:t>
+            </w:r>
+            <w:proofErr w:type="spellStart"/>
+            <w:r>
+              <w:t>nguồn</w:t>
+            </w:r>
+            <w:proofErr w:type="spellEnd"/>
+            <w:r>
+              <w:t xml:space="preserve"> </w:t>
+            </w:r>
+            <w:proofErr w:type="spellStart"/>
+            <w:r>
+              <w:t>và</w:t>
+            </w:r>
+            <w:proofErr w:type="spellEnd"/>
+            <w:r>
+              <w:t xml:space="preserve"> Hub </w:t>
+            </w:r>
+            <w:proofErr w:type="spellStart"/>
+            <w:r>
+              <w:t>đích</w:t>
+            </w:r>
+            <w:proofErr w:type="spellEnd"/>
+            <w:r>
+              <w:t xml:space="preserve"> </w:t>
+            </w:r>
+            <w:proofErr w:type="spellStart"/>
+            <w:r>
+              <w:t>phải</w:t>
+            </w:r>
+            <w:proofErr w:type="spellEnd"/>
+            <w:r>
+              <w:t xml:space="preserve"> </w:t>
+            </w:r>
+            <w:proofErr w:type="spellStart"/>
+            <w:r>
+              <w:t>khác</w:t>
+            </w:r>
+            <w:proofErr w:type="spellEnd"/>
+            <w:r>
+              <w:t xml:space="preserve"> </w:t>
+            </w:r>
+            <w:proofErr w:type="spellStart"/>
+            <w:r>
+              <w:t>nhau</w:t>
+            </w:r>
+            <w:proofErr w:type="spellEnd"/>
+            <w:r>
+              <w:t xml:space="preserve">!" </w:t>
+            </w:r>
+            <w:proofErr w:type="spellStart"/>
+            <w:r>
+              <w:t>và</w:t>
+            </w:r>
+            <w:proofErr w:type="spellEnd"/>
+            <w:r>
+              <w:t xml:space="preserve"> </w:t>
+            </w:r>
+            <w:proofErr w:type="spellStart"/>
+            <w:r>
+              <w:t>không</w:t>
+            </w:r>
+            <w:proofErr w:type="spellEnd"/>
+            <w:r>
+              <w:t xml:space="preserve"> </w:t>
+            </w:r>
+            <w:proofErr w:type="spellStart"/>
+            <w:r>
+              <w:t>thực</w:t>
+            </w:r>
+            <w:proofErr w:type="spellEnd"/>
+            <w:r>
+              <w:t xml:space="preserve"> </w:t>
+            </w:r>
+            <w:proofErr w:type="spellStart"/>
+            <w:r>
+              <w:t>hiện</w:t>
+            </w:r>
+            <w:proofErr w:type="spellEnd"/>
+            <w:r>
+              <w:t xml:space="preserve"> </w:t>
+            </w:r>
+            <w:proofErr w:type="spellStart"/>
+            <w:r>
+              <w:t>lệnh</w:t>
+            </w:r>
+            <w:proofErr w:type="spellEnd"/>
+            <w:r>
+              <w:t>.</w:t>
+            </w:r>
+            <w:r>
               <w:br/>
-              <w:t>Exception 2 (Chưa chọn phương tiện điều phối): Tại bước 6, nếu Operator chưa tích chọn xe nào, hệ thống báo lỗi: "Vui lòng chọn ít nhất 1 xe để điều phối."</w:t>
+              <w:t>Exception 2 (</w:t>
+            </w:r>
+            <w:proofErr w:type="spellStart"/>
+            <w:r>
+              <w:t>Chưa</w:t>
+            </w:r>
+            <w:proofErr w:type="spellEnd"/>
+            <w:r>
+              <w:t xml:space="preserve"> </w:t>
+            </w:r>
+            <w:proofErr w:type="spellStart"/>
+            <w:r>
+              <w:t>chọn</w:t>
+            </w:r>
+            <w:proofErr w:type="spellEnd"/>
+            <w:r>
+              <w:t xml:space="preserve"> </w:t>
+            </w:r>
+            <w:proofErr w:type="spellStart"/>
+            <w:r>
+              <w:t>phương</w:t>
+            </w:r>
+            <w:proofErr w:type="spellEnd"/>
+            <w:r>
+              <w:t xml:space="preserve"> </w:t>
+            </w:r>
+            <w:proofErr w:type="spellStart"/>
+            <w:r>
+              <w:t>tiện</w:t>
+            </w:r>
+            <w:proofErr w:type="spellEnd"/>
+            <w:r>
+              <w:t xml:space="preserve"> </w:t>
+            </w:r>
+            <w:proofErr w:type="spellStart"/>
+            <w:r>
+              <w:t>điều</w:t>
+            </w:r>
+            <w:proofErr w:type="spellEnd"/>
+            <w:r>
+              <w:t xml:space="preserve"> </w:t>
+            </w:r>
+            <w:proofErr w:type="spellStart"/>
+            <w:r>
+              <w:t>phối</w:t>
+            </w:r>
+            <w:proofErr w:type="spellEnd"/>
+            <w:r>
+              <w:t xml:space="preserve">): </w:t>
+            </w:r>
+            <w:proofErr w:type="spellStart"/>
+            <w:r>
+              <w:t>Tại</w:t>
+            </w:r>
+            <w:proofErr w:type="spellEnd"/>
+            <w:r>
+              <w:t xml:space="preserve"> </w:t>
+            </w:r>
+            <w:proofErr w:type="spellStart"/>
+            <w:r>
+              <w:t>bước</w:t>
+            </w:r>
+            <w:proofErr w:type="spellEnd"/>
+            <w:r>
+              <w:t xml:space="preserve"> 6, </w:t>
+            </w:r>
+            <w:proofErr w:type="spellStart"/>
+            <w:r>
+              <w:t>nếu</w:t>
+            </w:r>
+            <w:proofErr w:type="spellEnd"/>
+            <w:r>
+              <w:t xml:space="preserve"> Operator </w:t>
+            </w:r>
+            <w:proofErr w:type="spellStart"/>
+            <w:r>
+              <w:t>chưa</w:t>
+            </w:r>
+            <w:proofErr w:type="spellEnd"/>
+            <w:r>
+              <w:t xml:space="preserve"> </w:t>
+            </w:r>
+            <w:proofErr w:type="spellStart"/>
+            <w:r>
+              <w:t>tích</w:t>
+            </w:r>
+            <w:proofErr w:type="spellEnd"/>
+            <w:r>
+              <w:t xml:space="preserve"> </w:t>
+            </w:r>
+            <w:proofErr w:type="spellStart"/>
+            <w:r>
+              <w:t>chọn</w:t>
+            </w:r>
+            <w:proofErr w:type="spellEnd"/>
+            <w:r>
+              <w:t xml:space="preserve"> </w:t>
+            </w:r>
+            <w:proofErr w:type="spellStart"/>
+            <w:r>
+              <w:t>xe</w:t>
+            </w:r>
+            <w:proofErr w:type="spellEnd"/>
+            <w:r>
+              <w:t xml:space="preserve"> </w:t>
+            </w:r>
+            <w:proofErr w:type="spellStart"/>
+            <w:r>
+              <w:t>nào</w:t>
+            </w:r>
+            <w:proofErr w:type="spellEnd"/>
+            <w:r>
+              <w:t xml:space="preserve">, </w:t>
+            </w:r>
+            <w:proofErr w:type="spellStart"/>
+            <w:r>
+              <w:t>hệ</w:t>
+            </w:r>
+            <w:proofErr w:type="spellEnd"/>
+            <w:r>
+              <w:t xml:space="preserve"> </w:t>
+            </w:r>
+            <w:proofErr w:type="spellStart"/>
+            <w:r>
+              <w:t>thống</w:t>
+            </w:r>
+            <w:proofErr w:type="spellEnd"/>
+            <w:r>
+              <w:t xml:space="preserve"> </w:t>
+            </w:r>
+            <w:proofErr w:type="spellStart"/>
+            <w:r>
+              <w:t>báo</w:t>
+            </w:r>
+            <w:proofErr w:type="spellEnd"/>
+            <w:r>
+              <w:t xml:space="preserve"> </w:t>
+            </w:r>
+            <w:proofErr w:type="spellStart"/>
+            <w:r>
+              <w:t>lỗi</w:t>
+            </w:r>
+            <w:proofErr w:type="spellEnd"/>
+            <w:r>
+              <w:t xml:space="preserve">: "Vui </w:t>
+            </w:r>
+            <w:proofErr w:type="spellStart"/>
+            <w:r>
+              <w:t>lòng</w:t>
+            </w:r>
+            <w:proofErr w:type="spellEnd"/>
+            <w:r>
+              <w:t xml:space="preserve"> </w:t>
+            </w:r>
+            <w:proofErr w:type="spellStart"/>
+            <w:r>
+              <w:t>chọn</w:t>
+            </w:r>
+            <w:proofErr w:type="spellEnd"/>
+            <w:r>
+              <w:t xml:space="preserve"> </w:t>
+            </w:r>
+            <w:proofErr w:type="spellStart"/>
+            <w:r>
+              <w:t>ít</w:t>
+            </w:r>
+            <w:proofErr w:type="spellEnd"/>
+            <w:r>
+              <w:t xml:space="preserve"> </w:t>
+            </w:r>
+            <w:proofErr w:type="spellStart"/>
+            <w:r>
+              <w:t>nhất</w:t>
+            </w:r>
+            <w:proofErr w:type="spellEnd"/>
+            <w:r>
+              <w:t xml:space="preserve"> 1 </w:t>
+            </w:r>
+            <w:proofErr w:type="spellStart"/>
+            <w:r>
+              <w:t>xe</w:t>
+            </w:r>
+            <w:proofErr w:type="spellEnd"/>
+            <w:r>
+              <w:t xml:space="preserve"> </w:t>
+            </w:r>
+            <w:proofErr w:type="spellStart"/>
+            <w:r>
+              <w:t>để</w:t>
+            </w:r>
+            <w:proofErr w:type="spellEnd"/>
+            <w:r>
+              <w:t xml:space="preserve"> </w:t>
+            </w:r>
+            <w:proofErr w:type="spellStart"/>
+            <w:r>
+              <w:t>điều</w:t>
+            </w:r>
+            <w:proofErr w:type="spellEnd"/>
+            <w:r>
+              <w:t xml:space="preserve"> </w:t>
+            </w:r>
+            <w:proofErr w:type="spellStart"/>
+            <w:r>
+              <w:t>phối</w:t>
+            </w:r>
+            <w:proofErr w:type="spellEnd"/>
+            <w:r>
+              <w:t>."</w:t>
+            </w:r>
+            <w:r>
               <w:br/>
-              <w:t>Exception 3 (Hub nguồn không có xe sẵn sàng): Tại bước 3, nếu Hub nguồn không có xe nào ở trạng thái "parked", hệ thống hiển thị thông báo: "Không có xe khả dụng tại Hub nguồn" và vô hiệu hóa nút gửi lệnh.</w:t>
+              <w:t xml:space="preserve">Exception 3 (Hub </w:t>
+            </w:r>
+            <w:proofErr w:type="spellStart"/>
+            <w:r>
+              <w:t>nguồn</w:t>
+            </w:r>
+            <w:proofErr w:type="spellEnd"/>
+            <w:r>
+              <w:t xml:space="preserve"> </w:t>
+            </w:r>
+            <w:proofErr w:type="spellStart"/>
+            <w:r>
+              <w:t>không</w:t>
+            </w:r>
+            <w:proofErr w:type="spellEnd"/>
+            <w:r>
+              <w:t xml:space="preserve"> </w:t>
+            </w:r>
+            <w:proofErr w:type="spellStart"/>
+            <w:r>
+              <w:t>có</w:t>
+            </w:r>
+            <w:proofErr w:type="spellEnd"/>
+            <w:r>
+              <w:t xml:space="preserve"> </w:t>
+            </w:r>
+            <w:proofErr w:type="spellStart"/>
+            <w:r>
+              <w:t>xe</w:t>
+            </w:r>
+            <w:proofErr w:type="spellEnd"/>
+            <w:r>
+              <w:t xml:space="preserve"> </w:t>
+            </w:r>
+            <w:proofErr w:type="spellStart"/>
+            <w:r>
+              <w:t>sẵn</w:t>
+            </w:r>
+            <w:proofErr w:type="spellEnd"/>
+            <w:r>
+              <w:t xml:space="preserve"> </w:t>
+            </w:r>
+            <w:proofErr w:type="spellStart"/>
+            <w:r>
+              <w:t>sàng</w:t>
+            </w:r>
+            <w:proofErr w:type="spellEnd"/>
+            <w:r>
+              <w:t xml:space="preserve">): </w:t>
+            </w:r>
+            <w:proofErr w:type="spellStart"/>
+            <w:r>
+              <w:t>Tại</w:t>
+            </w:r>
+            <w:proofErr w:type="spellEnd"/>
+            <w:r>
+              <w:t xml:space="preserve"> </w:t>
+            </w:r>
+            <w:proofErr w:type="spellStart"/>
+            <w:r>
+              <w:t>bước</w:t>
+            </w:r>
+            <w:proofErr w:type="spellEnd"/>
+            <w:r>
+              <w:t xml:space="preserve"> 3, </w:t>
+            </w:r>
+            <w:proofErr w:type="spellStart"/>
+            <w:r>
+              <w:t>nếu</w:t>
+            </w:r>
+            <w:proofErr w:type="spellEnd"/>
+            <w:r>
+              <w:t xml:space="preserve"> Hub </w:t>
+            </w:r>
+            <w:proofErr w:type="spellStart"/>
+            <w:r>
+              <w:t>nguồn</w:t>
+            </w:r>
+            <w:proofErr w:type="spellEnd"/>
+            <w:r>
+              <w:t xml:space="preserve"> </w:t>
+            </w:r>
+            <w:proofErr w:type="spellStart"/>
+            <w:r>
+              <w:t>không</w:t>
+            </w:r>
+            <w:proofErr w:type="spellEnd"/>
+            <w:r>
+              <w:t xml:space="preserve"> </w:t>
+            </w:r>
+            <w:proofErr w:type="spellStart"/>
+            <w:r>
+              <w:t>có</w:t>
+            </w:r>
+            <w:proofErr w:type="spellEnd"/>
+            <w:r>
+              <w:t xml:space="preserve"> </w:t>
+            </w:r>
+            <w:proofErr w:type="spellStart"/>
+            <w:r>
+              <w:t>xe</w:t>
+            </w:r>
+            <w:proofErr w:type="spellEnd"/>
+            <w:r>
+              <w:t xml:space="preserve"> </w:t>
+            </w:r>
+            <w:proofErr w:type="spellStart"/>
+            <w:r>
+              <w:t>nào</w:t>
+            </w:r>
+            <w:proofErr w:type="spellEnd"/>
+            <w:r>
+              <w:t xml:space="preserve"> ở </w:t>
+            </w:r>
+            <w:proofErr w:type="spellStart"/>
+            <w:r>
+              <w:t>trạng</w:t>
+            </w:r>
+            <w:proofErr w:type="spellEnd"/>
+            <w:r>
+              <w:t xml:space="preserve"> </w:t>
+            </w:r>
+            <w:proofErr w:type="spellStart"/>
+            <w:r>
+              <w:t>thái</w:t>
+            </w:r>
+            <w:proofErr w:type="spellEnd"/>
+            <w:r>
+              <w:t xml:space="preserve"> "</w:t>
+            </w:r>
+            <w:r>
+              <w:t>PARKED</w:t>
+            </w:r>
+            <w:r>
+              <w:t xml:space="preserve">", </w:t>
+            </w:r>
+            <w:proofErr w:type="spellStart"/>
+            <w:r>
+              <w:t>hệ</w:t>
+            </w:r>
+            <w:proofErr w:type="spellEnd"/>
+            <w:r>
+              <w:t xml:space="preserve"> </w:t>
+            </w:r>
+            <w:proofErr w:type="spellStart"/>
+            <w:r>
+              <w:t>thống</w:t>
+            </w:r>
+            <w:proofErr w:type="spellEnd"/>
+            <w:r>
+              <w:t xml:space="preserve"> </w:t>
+            </w:r>
+            <w:proofErr w:type="spellStart"/>
+            <w:r>
+              <w:t>hiển</w:t>
+            </w:r>
+            <w:proofErr w:type="spellEnd"/>
+            <w:r>
+              <w:t xml:space="preserve"> </w:t>
+            </w:r>
+            <w:proofErr w:type="spellStart"/>
+            <w:r>
+              <w:t>thị</w:t>
+            </w:r>
+            <w:proofErr w:type="spellEnd"/>
+            <w:r>
+              <w:t xml:space="preserve"> </w:t>
+            </w:r>
+            <w:proofErr w:type="spellStart"/>
+            <w:r>
+              <w:t>thông</w:t>
+            </w:r>
+            <w:proofErr w:type="spellEnd"/>
+            <w:r>
+              <w:t xml:space="preserve"> </w:t>
+            </w:r>
+            <w:proofErr w:type="spellStart"/>
+            <w:r>
+              <w:t>báo</w:t>
+            </w:r>
+            <w:proofErr w:type="spellEnd"/>
+            <w:r>
+              <w:t>: "</w:t>
+            </w:r>
+            <w:proofErr w:type="spellStart"/>
+            <w:r>
+              <w:t>Không</w:t>
+            </w:r>
+            <w:proofErr w:type="spellEnd"/>
+            <w:r>
+              <w:t xml:space="preserve"> </w:t>
+            </w:r>
+            <w:proofErr w:type="spellStart"/>
+            <w:r>
+              <w:t>có</w:t>
+            </w:r>
+            <w:proofErr w:type="spellEnd"/>
+            <w:r>
+              <w:t xml:space="preserve"> </w:t>
+            </w:r>
+            <w:proofErr w:type="spellStart"/>
+            <w:r>
+              <w:t>xe</w:t>
+            </w:r>
+            <w:proofErr w:type="spellEnd"/>
+            <w:r>
+              <w:t xml:space="preserve"> </w:t>
+            </w:r>
+            <w:proofErr w:type="spellStart"/>
+            <w:r>
+              <w:t>khả</w:t>
+            </w:r>
+            <w:proofErr w:type="spellEnd"/>
+            <w:r>
+              <w:t xml:space="preserve"> </w:t>
+            </w:r>
+            <w:proofErr w:type="spellStart"/>
+            <w:r>
+              <w:t>dụng</w:t>
+            </w:r>
+            <w:proofErr w:type="spellEnd"/>
+            <w:r>
+              <w:t xml:space="preserve"> </w:t>
+            </w:r>
+            <w:proofErr w:type="spellStart"/>
+            <w:r>
+              <w:t>tại</w:t>
+            </w:r>
+            <w:proofErr w:type="spellEnd"/>
+            <w:r>
+              <w:t xml:space="preserve"> Hub </w:t>
+            </w:r>
+            <w:proofErr w:type="spellStart"/>
+            <w:r>
+              <w:t>nguồn</w:t>
+            </w:r>
+            <w:proofErr w:type="spellEnd"/>
+            <w:r>
+              <w:t xml:space="preserve">" </w:t>
+            </w:r>
+            <w:proofErr w:type="spellStart"/>
+            <w:r>
+              <w:t>và</w:t>
+            </w:r>
+            <w:proofErr w:type="spellEnd"/>
+            <w:r>
+              <w:t xml:space="preserve"> </w:t>
+            </w:r>
+            <w:proofErr w:type="spellStart"/>
+            <w:r>
+              <w:t>vô</w:t>
+            </w:r>
+            <w:proofErr w:type="spellEnd"/>
+            <w:r>
+              <w:t xml:space="preserve"> </w:t>
+            </w:r>
+            <w:proofErr w:type="spellStart"/>
+            <w:r>
+              <w:t>hiệu</w:t>
+            </w:r>
+            <w:proofErr w:type="spellEnd"/>
+            <w:r>
+              <w:t xml:space="preserve"> </w:t>
+            </w:r>
+            <w:proofErr w:type="spellStart"/>
+            <w:r>
+              <w:t>hóa</w:t>
+            </w:r>
+            <w:proofErr w:type="spellEnd"/>
+            <w:r>
+              <w:t xml:space="preserve"> </w:t>
+            </w:r>
+            <w:proofErr w:type="spellStart"/>
+            <w:r>
+              <w:t>nút</w:t>
+            </w:r>
+            <w:proofErr w:type="spellEnd"/>
+            <w:r>
+              <w:t xml:space="preserve"> </w:t>
+            </w:r>
+            <w:proofErr w:type="spellStart"/>
+            <w:r>
+              <w:t>gửi</w:t>
+            </w:r>
+            <w:proofErr w:type="spellEnd"/>
+            <w:r>
+              <w:t xml:space="preserve"> </w:t>
+            </w:r>
+            <w:proofErr w:type="spellStart"/>
+            <w:r>
+              <w:t>lệnh</w:t>
+            </w:r>
+            <w:proofErr w:type="spellEnd"/>
+            <w:r>
+              <w:t>.</w:t>
             </w:r>
           </w:p>
         </w:tc>
@@ -779,8 +4785,189 @@
             <w:vAlign w:val="center"/>
           </w:tcPr>
           <w:p>
-            <w:r>
-              <w:t>Thời gian xử lý điều chuyển và cập nhật session state &lt; 1.0 giây; Dữ liệu đồng bộ tức thì với Dashboard Operator (SS3) và luồng kịch bản mô phỏng (SS6/SS7).</w:t>
+            <w:proofErr w:type="spellStart"/>
+            <w:r>
+              <w:t>Thời</w:t>
+            </w:r>
+            <w:proofErr w:type="spellEnd"/>
+            <w:r>
+              <w:t xml:space="preserve"> </w:t>
+            </w:r>
+            <w:proofErr w:type="spellStart"/>
+            <w:r>
+              <w:t>gian</w:t>
+            </w:r>
+            <w:proofErr w:type="spellEnd"/>
+            <w:r>
+              <w:t xml:space="preserve"> </w:t>
+            </w:r>
+            <w:proofErr w:type="spellStart"/>
+            <w:r>
+              <w:t>xử</w:t>
+            </w:r>
+            <w:proofErr w:type="spellEnd"/>
+            <w:r>
+              <w:t xml:space="preserve"> </w:t>
+            </w:r>
+            <w:proofErr w:type="spellStart"/>
+            <w:r>
+              <w:t>lý</w:t>
+            </w:r>
+            <w:proofErr w:type="spellEnd"/>
+            <w:r>
+              <w:t xml:space="preserve"> </w:t>
+            </w:r>
+            <w:proofErr w:type="spellStart"/>
+            <w:r>
+              <w:t>điều</w:t>
+            </w:r>
+            <w:proofErr w:type="spellEnd"/>
+            <w:r>
+              <w:t xml:space="preserve"> </w:t>
+            </w:r>
+            <w:proofErr w:type="spellStart"/>
+            <w:r>
+              <w:t>chuyển</w:t>
+            </w:r>
+            <w:proofErr w:type="spellEnd"/>
+            <w:r>
+              <w:t xml:space="preserve"> </w:t>
+            </w:r>
+            <w:proofErr w:type="spellStart"/>
+            <w:r>
+              <w:t>và</w:t>
+            </w:r>
+            <w:proofErr w:type="spellEnd"/>
+            <w:r>
+              <w:t xml:space="preserve"> </w:t>
+            </w:r>
+            <w:proofErr w:type="spellStart"/>
+            <w:r>
+              <w:t>cập</w:t>
+            </w:r>
+            <w:proofErr w:type="spellEnd"/>
+            <w:r>
+              <w:t xml:space="preserve"> </w:t>
+            </w:r>
+            <w:proofErr w:type="spellStart"/>
+            <w:r>
+              <w:t>nhật</w:t>
+            </w:r>
+            <w:proofErr w:type="spellEnd"/>
+            <w:r>
+              <w:t xml:space="preserve"> session state &lt; 1.0 </w:t>
+            </w:r>
+            <w:proofErr w:type="spellStart"/>
+            <w:r>
+              <w:t>giây</w:t>
+            </w:r>
+            <w:proofErr w:type="spellEnd"/>
+            <w:r>
+              <w:t xml:space="preserve">; </w:t>
+            </w:r>
+            <w:proofErr w:type="spellStart"/>
+            <w:r>
+              <w:t>Dữ</w:t>
+            </w:r>
+            <w:proofErr w:type="spellEnd"/>
+            <w:r>
+              <w:t xml:space="preserve"> </w:t>
+            </w:r>
+            <w:proofErr w:type="spellStart"/>
+            <w:r>
+              <w:t>liệu</w:t>
+            </w:r>
+            <w:proofErr w:type="spellEnd"/>
+            <w:r>
+              <w:t xml:space="preserve"> </w:t>
+            </w:r>
+            <w:proofErr w:type="spellStart"/>
+            <w:r>
+              <w:t>đồng</w:t>
+            </w:r>
+            <w:proofErr w:type="spellEnd"/>
+            <w:r>
+              <w:t xml:space="preserve"> </w:t>
+            </w:r>
+            <w:proofErr w:type="spellStart"/>
+            <w:r>
+              <w:t>bộ</w:t>
+            </w:r>
+            <w:proofErr w:type="spellEnd"/>
+            <w:r>
+              <w:t xml:space="preserve"> </w:t>
+            </w:r>
+            <w:proofErr w:type="spellStart"/>
+            <w:r>
+              <w:t>tức</w:t>
+            </w:r>
+            <w:proofErr w:type="spellEnd"/>
+            <w:r>
+              <w:t xml:space="preserve"> </w:t>
+            </w:r>
+            <w:proofErr w:type="spellStart"/>
+            <w:r>
+              <w:t>thì</w:t>
+            </w:r>
+            <w:proofErr w:type="spellEnd"/>
+            <w:r>
+              <w:t xml:space="preserve"> </w:t>
+            </w:r>
+            <w:proofErr w:type="spellStart"/>
+            <w:r>
+              <w:t>với</w:t>
+            </w:r>
+            <w:proofErr w:type="spellEnd"/>
+            <w:r>
+              <w:t xml:space="preserve"> Dashboard Operator (SS3) </w:t>
+            </w:r>
+            <w:proofErr w:type="spellStart"/>
+            <w:r>
+              <w:t>và</w:t>
+            </w:r>
+            <w:proofErr w:type="spellEnd"/>
+            <w:r>
+              <w:t xml:space="preserve"> </w:t>
+            </w:r>
+            <w:proofErr w:type="spellStart"/>
+            <w:r>
+              <w:t>luồng</w:t>
+            </w:r>
+            <w:proofErr w:type="spellEnd"/>
+            <w:r>
+              <w:t xml:space="preserve"> </w:t>
+            </w:r>
+            <w:proofErr w:type="spellStart"/>
+            <w:r>
+              <w:t>kịch</w:t>
+            </w:r>
+            <w:proofErr w:type="spellEnd"/>
+            <w:r>
+              <w:t xml:space="preserve"> </w:t>
+            </w:r>
+            <w:proofErr w:type="spellStart"/>
+            <w:r>
+              <w:t>bản</w:t>
+            </w:r>
+            <w:proofErr w:type="spellEnd"/>
+            <w:r>
+              <w:t xml:space="preserve"> </w:t>
+            </w:r>
+            <w:proofErr w:type="spellStart"/>
+            <w:r>
+              <w:t>mô</w:t>
+            </w:r>
+            <w:proofErr w:type="spellEnd"/>
+            <w:r>
+              <w:t xml:space="preserve"> </w:t>
+            </w:r>
+            <w:proofErr w:type="spellStart"/>
+            <w:r>
+              <w:t>phỏng</w:t>
+            </w:r>
+            <w:proofErr w:type="spellEnd"/>
+            <w:r>
+              <w:t xml:space="preserve"> (SS6/SS7).</w:t>
             </w:r>
           </w:p>
         </w:tc>
@@ -796,8 +4983,45 @@
         <w:pStyle w:val="Heading2"/>
       </w:pPr>
       <w:r>
-        <w:t>USE-CASE 2: Báo cáo sự cố phương tiện</w:t>
+        <w:t xml:space="preserve">USE-CASE 2: Báo </w:t>
       </w:r>
+      <w:proofErr w:type="spellStart"/>
+      <w:r>
+        <w:t>cáo</w:t>
+      </w:r>
+      <w:proofErr w:type="spellEnd"/>
+      <w:r>
+        <w:t xml:space="preserve"> </w:t>
+      </w:r>
+      <w:proofErr w:type="spellStart"/>
+      <w:r>
+        <w:t>sự</w:t>
+      </w:r>
+      <w:proofErr w:type="spellEnd"/>
+      <w:r>
+        <w:t xml:space="preserve"> </w:t>
+      </w:r>
+      <w:proofErr w:type="spellStart"/>
+      <w:r>
+        <w:t>cố</w:t>
+      </w:r>
+      <w:proofErr w:type="spellEnd"/>
+      <w:r>
+        <w:t xml:space="preserve"> </w:t>
+      </w:r>
+      <w:proofErr w:type="spellStart"/>
+      <w:r>
+        <w:t>phương</w:t>
+      </w:r>
+      <w:proofErr w:type="spellEnd"/>
+      <w:r>
+        <w:t xml:space="preserve"> </w:t>
+      </w:r>
+      <w:proofErr w:type="spellStart"/>
+      <w:r>
+        <w:t>tiện</w:t>
+      </w:r>
+      <w:proofErr w:type="spellEnd"/>
     </w:p>
     <w:p>
       <w:pPr>
@@ -948,9 +5172,11 @@
             <w:vAlign w:val="center"/>
           </w:tcPr>
           <w:p>
+            <w:proofErr w:type="spellStart"/>
             <w:r>
               <w:t>UC_Bao_Cao_Su_Co_Phuong_Tien</w:t>
             </w:r>
+            <w:proofErr w:type="spellEnd"/>
           </w:p>
         </w:tc>
       </w:tr>
@@ -1156,9 +5382,168 @@
           </w:tcPr>
           <w:p>
             <w:r>
-              <w:t>Primary: Nhân viên Vận hành / Kỹ thuật viên (Hub Operator / Technician).</w:t>
+              <w:t xml:space="preserve">Primary: Nhân </w:t>
+            </w:r>
+            <w:proofErr w:type="spellStart"/>
+            <w:r>
+              <w:t>viên</w:t>
+            </w:r>
+            <w:proofErr w:type="spellEnd"/>
+            <w:r>
+              <w:t xml:space="preserve"> </w:t>
+            </w:r>
+            <w:proofErr w:type="spellStart"/>
+            <w:r>
+              <w:t>Vận</w:t>
+            </w:r>
+            <w:proofErr w:type="spellEnd"/>
+            <w:r>
+              <w:t xml:space="preserve"> </w:t>
+            </w:r>
+            <w:proofErr w:type="spellStart"/>
+            <w:r>
+              <w:t>hành</w:t>
+            </w:r>
+            <w:proofErr w:type="spellEnd"/>
+            <w:r>
+              <w:t xml:space="preserve"> / </w:t>
+            </w:r>
+            <w:proofErr w:type="spellStart"/>
+            <w:r>
+              <w:t>Kỹ</w:t>
+            </w:r>
+            <w:proofErr w:type="spellEnd"/>
+            <w:r>
+              <w:t xml:space="preserve"> </w:t>
+            </w:r>
+            <w:proofErr w:type="spellStart"/>
+            <w:r>
+              <w:t>thuật</w:t>
+            </w:r>
+            <w:proofErr w:type="spellEnd"/>
+            <w:r>
+              <w:t xml:space="preserve"> </w:t>
+            </w:r>
+            <w:proofErr w:type="spellStart"/>
+            <w:r>
+              <w:t>viên</w:t>
+            </w:r>
+            <w:proofErr w:type="spellEnd"/>
+            <w:r>
+              <w:t xml:space="preserve"> (Hub Operator / Technician).</w:t>
+            </w:r>
+            <w:r>
               <w:br/>
-              <w:t>Secondary: Cảm biến IoT trên xe, Hệ thống ghi nhật ký sự cố (st.session_state["incident_log"]).</w:t>
+              <w:t xml:space="preserve">Secondary: </w:t>
+            </w:r>
+            <w:proofErr w:type="spellStart"/>
+            <w:r>
+              <w:t>Cảm</w:t>
+            </w:r>
+            <w:proofErr w:type="spellEnd"/>
+            <w:r>
+              <w:t xml:space="preserve"> </w:t>
+            </w:r>
+            <w:proofErr w:type="spellStart"/>
+            <w:r>
+              <w:t>biến</w:t>
+            </w:r>
+            <w:proofErr w:type="spellEnd"/>
+            <w:r>
+              <w:t xml:space="preserve"> IoT </w:t>
+            </w:r>
+            <w:proofErr w:type="spellStart"/>
+            <w:r>
+              <w:t>trên</w:t>
+            </w:r>
+            <w:proofErr w:type="spellEnd"/>
+            <w:r>
+              <w:t xml:space="preserve"> </w:t>
+            </w:r>
+            <w:proofErr w:type="spellStart"/>
+            <w:r>
+              <w:t>xe</w:t>
+            </w:r>
+            <w:proofErr w:type="spellEnd"/>
+            <w:r>
+              <w:t xml:space="preserve">, </w:t>
+            </w:r>
+            <w:proofErr w:type="spellStart"/>
+            <w:r>
+              <w:t>Hệ</w:t>
+            </w:r>
+            <w:proofErr w:type="spellEnd"/>
+            <w:r>
+              <w:t xml:space="preserve"> </w:t>
+            </w:r>
+            <w:proofErr w:type="spellStart"/>
+            <w:r>
+              <w:t>thống</w:t>
+            </w:r>
+            <w:proofErr w:type="spellEnd"/>
+            <w:r>
+              <w:t xml:space="preserve"> </w:t>
+            </w:r>
+            <w:proofErr w:type="spellStart"/>
+            <w:r>
+              <w:t>ghi</w:t>
+            </w:r>
+            <w:proofErr w:type="spellEnd"/>
+            <w:r>
+              <w:t xml:space="preserve"> </w:t>
+            </w:r>
+            <w:proofErr w:type="spellStart"/>
+            <w:r>
+              <w:t>nhật</w:t>
+            </w:r>
+            <w:proofErr w:type="spellEnd"/>
+            <w:r>
+              <w:t xml:space="preserve"> </w:t>
+            </w:r>
+            <w:proofErr w:type="spellStart"/>
+            <w:r>
+              <w:t>ký</w:t>
+            </w:r>
+            <w:proofErr w:type="spellEnd"/>
+            <w:r>
+              <w:t xml:space="preserve"> </w:t>
+            </w:r>
+            <w:proofErr w:type="spellStart"/>
+            <w:r>
+              <w:t>sự</w:t>
+            </w:r>
+            <w:proofErr w:type="spellEnd"/>
+            <w:r>
+              <w:t xml:space="preserve"> </w:t>
+            </w:r>
+            <w:proofErr w:type="spellStart"/>
+            <w:r>
+              <w:t>cố</w:t>
+            </w:r>
+            <w:proofErr w:type="spellEnd"/>
+            <w:r>
+              <w:t xml:space="preserve"> (</w:t>
+            </w:r>
+            <w:proofErr w:type="spellStart"/>
+            <w:proofErr w:type="gramStart"/>
+            <w:r>
+              <w:t>st.session</w:t>
+            </w:r>
+            <w:proofErr w:type="gramEnd"/>
+            <w:r>
+              <w:t>_state</w:t>
+            </w:r>
+            <w:proofErr w:type="spellEnd"/>
+            <w:r>
+              <w:t>["</w:t>
+            </w:r>
+            <w:proofErr w:type="spellStart"/>
+            <w:r>
+              <w:t>incident_log</w:t>
+            </w:r>
+            <w:proofErr w:type="spellEnd"/>
+            <w:r>
+              <w:t>"]).</w:t>
             </w:r>
           </w:p>
         </w:tc>
@@ -1201,7 +5586,327 @@
           </w:tcPr>
           <w:p>
             <w:r>
-              <w:t>Operator tiếp nhận phản ánh hoặc phát hiện phương tiện gặp sự cố kỹ thuật, va chạm hoặc lỗi pin tại Hub, thực hiện lập biên bản báo cáo sự cố để khóa xe và kích hoạt quy trình xử lý kỹ thuật.</w:t>
+              <w:t xml:space="preserve">Operator </w:t>
+            </w:r>
+            <w:proofErr w:type="spellStart"/>
+            <w:r>
+              <w:t>tiếp</w:t>
+            </w:r>
+            <w:proofErr w:type="spellEnd"/>
+            <w:r>
+              <w:t xml:space="preserve"> </w:t>
+            </w:r>
+            <w:proofErr w:type="spellStart"/>
+            <w:r>
+              <w:t>nhận</w:t>
+            </w:r>
+            <w:proofErr w:type="spellEnd"/>
+            <w:r>
+              <w:t xml:space="preserve"> </w:t>
+            </w:r>
+            <w:proofErr w:type="spellStart"/>
+            <w:r>
+              <w:t>phản</w:t>
+            </w:r>
+            <w:proofErr w:type="spellEnd"/>
+            <w:r>
+              <w:t xml:space="preserve"> </w:t>
+            </w:r>
+            <w:proofErr w:type="spellStart"/>
+            <w:r>
+              <w:t>ánh</w:t>
+            </w:r>
+            <w:proofErr w:type="spellEnd"/>
+            <w:r>
+              <w:t xml:space="preserve"> </w:t>
+            </w:r>
+            <w:proofErr w:type="spellStart"/>
+            <w:r>
+              <w:t>hoặc</w:t>
+            </w:r>
+            <w:proofErr w:type="spellEnd"/>
+            <w:r>
+              <w:t xml:space="preserve"> </w:t>
+            </w:r>
+            <w:proofErr w:type="spellStart"/>
+            <w:r>
+              <w:t>phát</w:t>
+            </w:r>
+            <w:proofErr w:type="spellEnd"/>
+            <w:r>
+              <w:t xml:space="preserve"> </w:t>
+            </w:r>
+            <w:proofErr w:type="spellStart"/>
+            <w:r>
+              <w:t>hiện</w:t>
+            </w:r>
+            <w:proofErr w:type="spellEnd"/>
+            <w:r>
+              <w:t xml:space="preserve"> </w:t>
+            </w:r>
+            <w:proofErr w:type="spellStart"/>
+            <w:r>
+              <w:t>phương</w:t>
+            </w:r>
+            <w:proofErr w:type="spellEnd"/>
+            <w:r>
+              <w:t xml:space="preserve"> </w:t>
+            </w:r>
+            <w:proofErr w:type="spellStart"/>
+            <w:r>
+              <w:t>tiện</w:t>
+            </w:r>
+            <w:proofErr w:type="spellEnd"/>
+            <w:r>
+              <w:t xml:space="preserve"> </w:t>
+            </w:r>
+            <w:proofErr w:type="spellStart"/>
+            <w:r>
+              <w:t>gặp</w:t>
+            </w:r>
+            <w:proofErr w:type="spellEnd"/>
+            <w:r>
+              <w:t xml:space="preserve"> </w:t>
+            </w:r>
+            <w:proofErr w:type="spellStart"/>
+            <w:r>
+              <w:t>sự</w:t>
+            </w:r>
+            <w:proofErr w:type="spellEnd"/>
+            <w:r>
+              <w:t xml:space="preserve"> </w:t>
+            </w:r>
+            <w:proofErr w:type="spellStart"/>
+            <w:r>
+              <w:t>cố</w:t>
+            </w:r>
+            <w:proofErr w:type="spellEnd"/>
+            <w:r>
+              <w:t xml:space="preserve"> </w:t>
+            </w:r>
+            <w:proofErr w:type="spellStart"/>
+            <w:r>
+              <w:t>kỹ</w:t>
+            </w:r>
+            <w:proofErr w:type="spellEnd"/>
+            <w:r>
+              <w:t xml:space="preserve"> </w:t>
+            </w:r>
+            <w:proofErr w:type="spellStart"/>
+            <w:r>
+              <w:t>thuật</w:t>
+            </w:r>
+            <w:proofErr w:type="spellEnd"/>
+            <w:r>
+              <w:t xml:space="preserve">, </w:t>
+            </w:r>
+            <w:proofErr w:type="spellStart"/>
+            <w:r>
+              <w:t>va</w:t>
+            </w:r>
+            <w:proofErr w:type="spellEnd"/>
+            <w:r>
+              <w:t xml:space="preserve"> </w:t>
+            </w:r>
+            <w:proofErr w:type="spellStart"/>
+            <w:r>
+              <w:t>chạm</w:t>
+            </w:r>
+            <w:proofErr w:type="spellEnd"/>
+            <w:r>
+              <w:t xml:space="preserve"> </w:t>
+            </w:r>
+            <w:proofErr w:type="spellStart"/>
+            <w:r>
+              <w:t>hoặc</w:t>
+            </w:r>
+            <w:proofErr w:type="spellEnd"/>
+            <w:r>
+              <w:t xml:space="preserve"> </w:t>
+            </w:r>
+            <w:proofErr w:type="spellStart"/>
+            <w:r>
+              <w:t>lỗi</w:t>
+            </w:r>
+            <w:proofErr w:type="spellEnd"/>
+            <w:r>
+              <w:t xml:space="preserve"> pin </w:t>
+            </w:r>
+            <w:proofErr w:type="spellStart"/>
+            <w:r>
+              <w:t>tại</w:t>
+            </w:r>
+            <w:proofErr w:type="spellEnd"/>
+            <w:r>
+              <w:t xml:space="preserve"> Hub, </w:t>
+            </w:r>
+            <w:proofErr w:type="spellStart"/>
+            <w:r>
+              <w:t>thực</w:t>
+            </w:r>
+            <w:proofErr w:type="spellEnd"/>
+            <w:r>
+              <w:t xml:space="preserve"> </w:t>
+            </w:r>
+            <w:proofErr w:type="spellStart"/>
+            <w:r>
+              <w:t>hiện</w:t>
+            </w:r>
+            <w:proofErr w:type="spellEnd"/>
+            <w:r>
+              <w:t xml:space="preserve"> </w:t>
+            </w:r>
+            <w:proofErr w:type="spellStart"/>
+            <w:r>
+              <w:t>lập</w:t>
+            </w:r>
+            <w:proofErr w:type="spellEnd"/>
+            <w:r>
+              <w:t xml:space="preserve"> </w:t>
+            </w:r>
+            <w:proofErr w:type="spellStart"/>
+            <w:r>
+              <w:t>biên</w:t>
+            </w:r>
+            <w:proofErr w:type="spellEnd"/>
+            <w:r>
+              <w:t xml:space="preserve"> </w:t>
+            </w:r>
+            <w:proofErr w:type="spellStart"/>
+            <w:r>
+              <w:t>bản</w:t>
+            </w:r>
+            <w:proofErr w:type="spellEnd"/>
+            <w:r>
+              <w:t xml:space="preserve"> </w:t>
+            </w:r>
+            <w:proofErr w:type="spellStart"/>
+            <w:r>
+              <w:t>báo</w:t>
+            </w:r>
+            <w:proofErr w:type="spellEnd"/>
+            <w:r>
+              <w:t xml:space="preserve"> </w:t>
+            </w:r>
+            <w:proofErr w:type="spellStart"/>
+            <w:r>
+              <w:t>cáo</w:t>
+            </w:r>
+            <w:proofErr w:type="spellEnd"/>
+            <w:r>
+              <w:t xml:space="preserve"> </w:t>
+            </w:r>
+            <w:proofErr w:type="spellStart"/>
+            <w:r>
+              <w:t>sự</w:t>
+            </w:r>
+            <w:proofErr w:type="spellEnd"/>
+            <w:r>
+              <w:t xml:space="preserve"> </w:t>
+            </w:r>
+            <w:proofErr w:type="spellStart"/>
+            <w:r>
+              <w:t>cố</w:t>
+            </w:r>
+            <w:proofErr w:type="spellEnd"/>
+            <w:r>
+              <w:t xml:space="preserve"> </w:t>
+            </w:r>
+            <w:proofErr w:type="spellStart"/>
+            <w:r>
+              <w:t>để</w:t>
+            </w:r>
+            <w:proofErr w:type="spellEnd"/>
+            <w:r>
+              <w:t xml:space="preserve"> </w:t>
+            </w:r>
+            <w:proofErr w:type="spellStart"/>
+            <w:r>
+              <w:t>khóa</w:t>
+            </w:r>
+            <w:proofErr w:type="spellEnd"/>
+            <w:r>
+              <w:t xml:space="preserve"> </w:t>
+            </w:r>
+            <w:proofErr w:type="spellStart"/>
+            <w:r>
+              <w:t>xe</w:t>
+            </w:r>
+            <w:proofErr w:type="spellEnd"/>
+            <w:r>
+              <w:t xml:space="preserve"> </w:t>
+            </w:r>
+            <w:proofErr w:type="spellStart"/>
+            <w:r>
+              <w:t>và</w:t>
+            </w:r>
+            <w:proofErr w:type="spellEnd"/>
+            <w:r>
+              <w:t xml:space="preserve"> </w:t>
+            </w:r>
+            <w:proofErr w:type="spellStart"/>
+            <w:r>
+              <w:t>kích</w:t>
+            </w:r>
+            <w:proofErr w:type="spellEnd"/>
+            <w:r>
+              <w:t xml:space="preserve"> </w:t>
+            </w:r>
+            <w:proofErr w:type="spellStart"/>
+            <w:r>
+              <w:t>hoạt</w:t>
+            </w:r>
+            <w:proofErr w:type="spellEnd"/>
+            <w:r>
+              <w:t xml:space="preserve"> </w:t>
+            </w:r>
+            <w:proofErr w:type="spellStart"/>
+            <w:r>
+              <w:t>quy</w:t>
+            </w:r>
+            <w:proofErr w:type="spellEnd"/>
+            <w:r>
+              <w:t xml:space="preserve"> </w:t>
+            </w:r>
+            <w:proofErr w:type="spellStart"/>
+            <w:r>
+              <w:t>trình</w:t>
+            </w:r>
+            <w:proofErr w:type="spellEnd"/>
+            <w:r>
+              <w:t xml:space="preserve"> </w:t>
+            </w:r>
+            <w:proofErr w:type="spellStart"/>
+            <w:r>
+              <w:t>xử</w:t>
+            </w:r>
+            <w:proofErr w:type="spellEnd"/>
+            <w:r>
+              <w:t xml:space="preserve"> </w:t>
+            </w:r>
+            <w:proofErr w:type="spellStart"/>
+            <w:r>
+              <w:t>lý</w:t>
+            </w:r>
+            <w:proofErr w:type="spellEnd"/>
+            <w:r>
+              <w:t xml:space="preserve"> </w:t>
+            </w:r>
+            <w:proofErr w:type="spellStart"/>
+            <w:r>
+              <w:t>kỹ</w:t>
+            </w:r>
+            <w:proofErr w:type="spellEnd"/>
+            <w:r>
+              <w:t xml:space="preserve"> </w:t>
+            </w:r>
+            <w:proofErr w:type="spellStart"/>
+            <w:r>
+              <w:t>thuật</w:t>
+            </w:r>
+            <w:proofErr w:type="spellEnd"/>
+            <w:r>
+              <w:t>.</w:t>
             </w:r>
           </w:p>
         </w:tc>
@@ -1244,7 +5949,191 @@
           </w:tcPr>
           <w:p>
             <w:r>
-              <w:t>Operator phát hiện phương tiện bất thường trên mạng lưới hoặc nhận tin báo sự cố từ sinh viên, truy cập vào tab "Báo cáo sự cố".</w:t>
+              <w:t xml:space="preserve">Operator </w:t>
+            </w:r>
+            <w:proofErr w:type="spellStart"/>
+            <w:r>
+              <w:t>phát</w:t>
+            </w:r>
+            <w:proofErr w:type="spellEnd"/>
+            <w:r>
+              <w:t xml:space="preserve"> </w:t>
+            </w:r>
+            <w:proofErr w:type="spellStart"/>
+            <w:r>
+              <w:t>hiện</w:t>
+            </w:r>
+            <w:proofErr w:type="spellEnd"/>
+            <w:r>
+              <w:t xml:space="preserve"> </w:t>
+            </w:r>
+            <w:proofErr w:type="spellStart"/>
+            <w:r>
+              <w:t>phương</w:t>
+            </w:r>
+            <w:proofErr w:type="spellEnd"/>
+            <w:r>
+              <w:t xml:space="preserve"> </w:t>
+            </w:r>
+            <w:proofErr w:type="spellStart"/>
+            <w:r>
+              <w:t>tiện</w:t>
+            </w:r>
+            <w:proofErr w:type="spellEnd"/>
+            <w:r>
+              <w:t xml:space="preserve"> </w:t>
+            </w:r>
+            <w:proofErr w:type="spellStart"/>
+            <w:r>
+              <w:t>bất</w:t>
+            </w:r>
+            <w:proofErr w:type="spellEnd"/>
+            <w:r>
+              <w:t xml:space="preserve"> </w:t>
+            </w:r>
+            <w:proofErr w:type="spellStart"/>
+            <w:r>
+              <w:t>thường</w:t>
+            </w:r>
+            <w:proofErr w:type="spellEnd"/>
+            <w:r>
+              <w:t xml:space="preserve"> </w:t>
+            </w:r>
+            <w:proofErr w:type="spellStart"/>
+            <w:r>
+              <w:t>trên</w:t>
+            </w:r>
+            <w:proofErr w:type="spellEnd"/>
+            <w:r>
+              <w:t xml:space="preserve"> </w:t>
+            </w:r>
+            <w:proofErr w:type="spellStart"/>
+            <w:r>
+              <w:t>mạng</w:t>
+            </w:r>
+            <w:proofErr w:type="spellEnd"/>
+            <w:r>
+              <w:t xml:space="preserve"> </w:t>
+            </w:r>
+            <w:proofErr w:type="spellStart"/>
+            <w:r>
+              <w:t>lưới</w:t>
+            </w:r>
+            <w:proofErr w:type="spellEnd"/>
+            <w:r>
+              <w:t xml:space="preserve"> </w:t>
+            </w:r>
+            <w:proofErr w:type="spellStart"/>
+            <w:r>
+              <w:t>hoặc</w:t>
+            </w:r>
+            <w:proofErr w:type="spellEnd"/>
+            <w:r>
+              <w:t xml:space="preserve"> </w:t>
+            </w:r>
+            <w:proofErr w:type="spellStart"/>
+            <w:r>
+              <w:t>nhận</w:t>
+            </w:r>
+            <w:proofErr w:type="spellEnd"/>
+            <w:r>
+              <w:t xml:space="preserve"> tin </w:t>
+            </w:r>
+            <w:proofErr w:type="spellStart"/>
+            <w:r>
+              <w:t>báo</w:t>
+            </w:r>
+            <w:proofErr w:type="spellEnd"/>
+            <w:r>
+              <w:t xml:space="preserve"> </w:t>
+            </w:r>
+            <w:proofErr w:type="spellStart"/>
+            <w:r>
+              <w:t>sự</w:t>
+            </w:r>
+            <w:proofErr w:type="spellEnd"/>
+            <w:r>
+              <w:t xml:space="preserve"> </w:t>
+            </w:r>
+            <w:proofErr w:type="spellStart"/>
+            <w:r>
+              <w:t>cố</w:t>
+            </w:r>
+            <w:proofErr w:type="spellEnd"/>
+            <w:r>
+              <w:t xml:space="preserve"> </w:t>
+            </w:r>
+            <w:proofErr w:type="spellStart"/>
+            <w:r>
+              <w:t>từ</w:t>
+            </w:r>
+            <w:proofErr w:type="spellEnd"/>
+            <w:r>
+              <w:t xml:space="preserve"> </w:t>
+            </w:r>
+            <w:proofErr w:type="spellStart"/>
+            <w:r>
+              <w:t>sinh</w:t>
+            </w:r>
+            <w:proofErr w:type="spellEnd"/>
+            <w:r>
+              <w:t xml:space="preserve"> </w:t>
+            </w:r>
+            <w:proofErr w:type="spellStart"/>
+            <w:r>
+              <w:t>viên</w:t>
+            </w:r>
+            <w:proofErr w:type="spellEnd"/>
+            <w:r>
+              <w:t xml:space="preserve">, </w:t>
+            </w:r>
+            <w:proofErr w:type="spellStart"/>
+            <w:r>
+              <w:t>truy</w:t>
+            </w:r>
+            <w:proofErr w:type="spellEnd"/>
+            <w:r>
+              <w:t xml:space="preserve"> </w:t>
+            </w:r>
+            <w:proofErr w:type="spellStart"/>
+            <w:r>
+              <w:t>cập</w:t>
+            </w:r>
+            <w:proofErr w:type="spellEnd"/>
+            <w:r>
+              <w:t xml:space="preserve"> </w:t>
+            </w:r>
+            <w:proofErr w:type="spellStart"/>
+            <w:r>
+              <w:t>vào</w:t>
+            </w:r>
+            <w:proofErr w:type="spellEnd"/>
+            <w:r>
+              <w:t xml:space="preserve"> tab "Báo </w:t>
+            </w:r>
+            <w:proofErr w:type="spellStart"/>
+            <w:r>
+              <w:t>cáo</w:t>
+            </w:r>
+            <w:proofErr w:type="spellEnd"/>
+            <w:r>
+              <w:t xml:space="preserve"> </w:t>
+            </w:r>
+            <w:proofErr w:type="spellStart"/>
+            <w:r>
+              <w:t>sự</w:t>
+            </w:r>
+            <w:proofErr w:type="spellEnd"/>
+            <w:r>
+              <w:t xml:space="preserve"> </w:t>
+            </w:r>
+            <w:proofErr w:type="spellStart"/>
+            <w:r>
+              <w:t>cố</w:t>
+            </w:r>
+            <w:proofErr w:type="spellEnd"/>
+            <w:r>
+              <w:t>".</w:t>
             </w:r>
           </w:p>
         </w:tc>
@@ -1287,9 +6176,254 @@
           </w:tcPr>
           <w:p>
             <w:r>
-              <w:t>1. Operator đã đăng nhập thành công vào hệ thống với quyền hạn hợp lệ.</w:t>
+              <w:t xml:space="preserve">1. Operator </w:t>
+            </w:r>
+            <w:proofErr w:type="spellStart"/>
+            <w:r>
+              <w:t>đã</w:t>
+            </w:r>
+            <w:proofErr w:type="spellEnd"/>
+            <w:r>
+              <w:t xml:space="preserve"> </w:t>
+            </w:r>
+            <w:proofErr w:type="spellStart"/>
+            <w:r>
+              <w:t>đăng</w:t>
+            </w:r>
+            <w:proofErr w:type="spellEnd"/>
+            <w:r>
+              <w:t xml:space="preserve"> </w:t>
+            </w:r>
+            <w:proofErr w:type="spellStart"/>
+            <w:r>
+              <w:t>nhập</w:t>
+            </w:r>
+            <w:proofErr w:type="spellEnd"/>
+            <w:r>
+              <w:t xml:space="preserve"> </w:t>
+            </w:r>
+            <w:proofErr w:type="spellStart"/>
+            <w:r>
+              <w:t>thành</w:t>
+            </w:r>
+            <w:proofErr w:type="spellEnd"/>
+            <w:r>
+              <w:t xml:space="preserve"> </w:t>
+            </w:r>
+            <w:proofErr w:type="spellStart"/>
+            <w:r>
+              <w:t>công</w:t>
+            </w:r>
+            <w:proofErr w:type="spellEnd"/>
+            <w:r>
+              <w:t xml:space="preserve"> </w:t>
+            </w:r>
+            <w:proofErr w:type="spellStart"/>
+            <w:r>
+              <w:t>vào</w:t>
+            </w:r>
+            <w:proofErr w:type="spellEnd"/>
+            <w:r>
+              <w:t xml:space="preserve"> </w:t>
+            </w:r>
+            <w:proofErr w:type="spellStart"/>
+            <w:r>
+              <w:t>hệ</w:t>
+            </w:r>
+            <w:proofErr w:type="spellEnd"/>
+            <w:r>
+              <w:t xml:space="preserve"> </w:t>
+            </w:r>
+            <w:proofErr w:type="spellStart"/>
+            <w:r>
+              <w:t>thống</w:t>
+            </w:r>
+            <w:proofErr w:type="spellEnd"/>
+            <w:r>
+              <w:t xml:space="preserve"> </w:t>
+            </w:r>
+            <w:proofErr w:type="spellStart"/>
+            <w:r>
+              <w:t>với</w:t>
+            </w:r>
+            <w:proofErr w:type="spellEnd"/>
+            <w:r>
+              <w:t xml:space="preserve"> </w:t>
+            </w:r>
+            <w:proofErr w:type="spellStart"/>
+            <w:r>
+              <w:t>quyền</w:t>
+            </w:r>
+            <w:proofErr w:type="spellEnd"/>
+            <w:r>
+              <w:t xml:space="preserve"> </w:t>
+            </w:r>
+            <w:proofErr w:type="spellStart"/>
+            <w:r>
+              <w:t>hạn</w:t>
+            </w:r>
+            <w:proofErr w:type="spellEnd"/>
+            <w:r>
+              <w:t xml:space="preserve"> </w:t>
+            </w:r>
+            <w:proofErr w:type="spellStart"/>
+            <w:r>
+              <w:t>hợp</w:t>
+            </w:r>
+            <w:proofErr w:type="spellEnd"/>
+            <w:r>
+              <w:t xml:space="preserve"> </w:t>
+            </w:r>
+            <w:proofErr w:type="spellStart"/>
+            <w:r>
+              <w:t>lệ</w:t>
+            </w:r>
+            <w:proofErr w:type="spellEnd"/>
+            <w:r>
+              <w:t>.</w:t>
+            </w:r>
+            <w:r>
               <w:br/>
-              <w:t>2. Hub xảy ra sự cố có ít nhất 01 phương tiện đang hiện diện trong danh sách xe của Hub.</w:t>
+            </w:r>
+            <w:r>
+              <w:lastRenderedPageBreak/>
+              <w:t xml:space="preserve">2. Hub </w:t>
+            </w:r>
+            <w:proofErr w:type="spellStart"/>
+            <w:r>
+              <w:t>xảy</w:t>
+            </w:r>
+            <w:proofErr w:type="spellEnd"/>
+            <w:r>
+              <w:t xml:space="preserve"> </w:t>
+            </w:r>
+            <w:proofErr w:type="spellStart"/>
+            <w:r>
+              <w:t>ra</w:t>
+            </w:r>
+            <w:proofErr w:type="spellEnd"/>
+            <w:r>
+              <w:t xml:space="preserve"> </w:t>
+            </w:r>
+            <w:proofErr w:type="spellStart"/>
+            <w:r>
+              <w:t>sự</w:t>
+            </w:r>
+            <w:proofErr w:type="spellEnd"/>
+            <w:r>
+              <w:t xml:space="preserve"> </w:t>
+            </w:r>
+            <w:proofErr w:type="spellStart"/>
+            <w:r>
+              <w:t>cố</w:t>
+            </w:r>
+            <w:proofErr w:type="spellEnd"/>
+            <w:r>
+              <w:t xml:space="preserve"> </w:t>
+            </w:r>
+            <w:proofErr w:type="spellStart"/>
+            <w:r>
+              <w:t>có</w:t>
+            </w:r>
+            <w:proofErr w:type="spellEnd"/>
+            <w:r>
+              <w:t xml:space="preserve"> </w:t>
+            </w:r>
+            <w:proofErr w:type="spellStart"/>
+            <w:r>
+              <w:t>ít</w:t>
+            </w:r>
+            <w:proofErr w:type="spellEnd"/>
+            <w:r>
+              <w:t xml:space="preserve"> </w:t>
+            </w:r>
+            <w:proofErr w:type="spellStart"/>
+            <w:r>
+              <w:t>nhất</w:t>
+            </w:r>
+            <w:proofErr w:type="spellEnd"/>
+            <w:r>
+              <w:t xml:space="preserve"> 01 </w:t>
+            </w:r>
+            <w:proofErr w:type="spellStart"/>
+            <w:r>
+              <w:t>phương</w:t>
+            </w:r>
+            <w:proofErr w:type="spellEnd"/>
+            <w:r>
+              <w:t xml:space="preserve"> </w:t>
+            </w:r>
+            <w:proofErr w:type="spellStart"/>
+            <w:r>
+              <w:t>tiện</w:t>
+            </w:r>
+            <w:proofErr w:type="spellEnd"/>
+            <w:r>
+              <w:t xml:space="preserve"> </w:t>
+            </w:r>
+            <w:proofErr w:type="spellStart"/>
+            <w:r>
+              <w:t>đang</w:t>
+            </w:r>
+            <w:proofErr w:type="spellEnd"/>
+            <w:r>
+              <w:t xml:space="preserve"> </w:t>
+            </w:r>
+            <w:proofErr w:type="spellStart"/>
+            <w:r>
+              <w:t>hiện</w:t>
+            </w:r>
+            <w:proofErr w:type="spellEnd"/>
+            <w:r>
+              <w:t xml:space="preserve"> </w:t>
+            </w:r>
+            <w:proofErr w:type="spellStart"/>
+            <w:r>
+              <w:t>diện</w:t>
+            </w:r>
+            <w:proofErr w:type="spellEnd"/>
+            <w:r>
+              <w:t xml:space="preserve"> </w:t>
+            </w:r>
+            <w:proofErr w:type="spellStart"/>
+            <w:r>
+              <w:t>trong</w:t>
+            </w:r>
+            <w:proofErr w:type="spellEnd"/>
+            <w:r>
+              <w:t xml:space="preserve"> </w:t>
+            </w:r>
+            <w:proofErr w:type="spellStart"/>
+            <w:r>
+              <w:t>danh</w:t>
+            </w:r>
+            <w:proofErr w:type="spellEnd"/>
+            <w:r>
+              <w:t xml:space="preserve"> </w:t>
+            </w:r>
+            <w:proofErr w:type="spellStart"/>
+            <w:r>
+              <w:t>sách</w:t>
+            </w:r>
+            <w:proofErr w:type="spellEnd"/>
+            <w:r>
+              <w:t xml:space="preserve"> </w:t>
+            </w:r>
+            <w:proofErr w:type="spellStart"/>
+            <w:r>
+              <w:t>xe</w:t>
+            </w:r>
+            <w:proofErr w:type="spellEnd"/>
+            <w:r>
+              <w:t xml:space="preserve"> </w:t>
+            </w:r>
+            <w:proofErr w:type="spellStart"/>
+            <w:r>
+              <w:t>của</w:t>
+            </w:r>
+            <w:proofErr w:type="spellEnd"/>
+            <w:r>
+              <w:t xml:space="preserve"> Hub.</w:t>
             </w:r>
           </w:p>
         </w:tc>
@@ -1314,6 +6448,7 @@
               <w:rPr>
                 <w:rStyle w:val="Strong"/>
               </w:rPr>
+              <w:lastRenderedPageBreak/>
               <w:t>Postconditions:</w:t>
             </w:r>
           </w:p>
@@ -1332,11 +6467,498 @@
           </w:tcPr>
           <w:p>
             <w:r>
-              <w:t>1. Trạng thái phương tiện bị sự cố được cập nhật thành "incident" (khóa phương tiện, không cho sinh viên đặt).</w:t>
+              <w:t xml:space="preserve">1. </w:t>
+            </w:r>
+            <w:proofErr w:type="spellStart"/>
+            <w:r>
+              <w:t>Trạng</w:t>
+            </w:r>
+            <w:proofErr w:type="spellEnd"/>
+            <w:r>
+              <w:t xml:space="preserve"> </w:t>
+            </w:r>
+            <w:proofErr w:type="spellStart"/>
+            <w:r>
+              <w:t>thái</w:t>
+            </w:r>
+            <w:proofErr w:type="spellEnd"/>
+            <w:r>
+              <w:t xml:space="preserve"> </w:t>
+            </w:r>
+            <w:proofErr w:type="spellStart"/>
+            <w:r>
+              <w:t>phương</w:t>
+            </w:r>
+            <w:proofErr w:type="spellEnd"/>
+            <w:r>
+              <w:t xml:space="preserve"> </w:t>
+            </w:r>
+            <w:proofErr w:type="spellStart"/>
+            <w:r>
+              <w:t>tiện</w:t>
+            </w:r>
+            <w:proofErr w:type="spellEnd"/>
+            <w:r>
+              <w:t xml:space="preserve"> </w:t>
+            </w:r>
+            <w:proofErr w:type="spellStart"/>
+            <w:r>
+              <w:t>bị</w:t>
+            </w:r>
+            <w:proofErr w:type="spellEnd"/>
+            <w:r>
+              <w:t xml:space="preserve"> </w:t>
+            </w:r>
+            <w:proofErr w:type="spellStart"/>
+            <w:r>
+              <w:t>sự</w:t>
+            </w:r>
+            <w:proofErr w:type="spellEnd"/>
+            <w:r>
+              <w:t xml:space="preserve"> </w:t>
+            </w:r>
+            <w:proofErr w:type="spellStart"/>
+            <w:r>
+              <w:t>cố</w:t>
+            </w:r>
+            <w:proofErr w:type="spellEnd"/>
+            <w:r>
+              <w:t xml:space="preserve"> </w:t>
+            </w:r>
+            <w:proofErr w:type="spellStart"/>
+            <w:r>
+              <w:t>được</w:t>
+            </w:r>
+            <w:proofErr w:type="spellEnd"/>
+            <w:r>
+              <w:t xml:space="preserve"> </w:t>
+            </w:r>
+            <w:proofErr w:type="spellStart"/>
+            <w:r>
+              <w:t>cập</w:t>
+            </w:r>
+            <w:proofErr w:type="spellEnd"/>
+            <w:r>
+              <w:t xml:space="preserve"> </w:t>
+            </w:r>
+            <w:proofErr w:type="spellStart"/>
+            <w:r>
+              <w:t>nhật</w:t>
+            </w:r>
+            <w:proofErr w:type="spellEnd"/>
+            <w:r>
+              <w:t xml:space="preserve"> </w:t>
+            </w:r>
+            <w:proofErr w:type="spellStart"/>
+            <w:r>
+              <w:t>thành</w:t>
+            </w:r>
+            <w:proofErr w:type="spellEnd"/>
+            <w:r>
+              <w:t xml:space="preserve"> "</w:t>
+            </w:r>
+            <w:r>
+              <w:t>INCIDENT</w:t>
+            </w:r>
+            <w:r>
+              <w:t>" (</w:t>
+            </w:r>
+            <w:proofErr w:type="spellStart"/>
+            <w:r>
+              <w:t>khóa</w:t>
+            </w:r>
+            <w:proofErr w:type="spellEnd"/>
+            <w:r>
+              <w:t xml:space="preserve"> </w:t>
+            </w:r>
+            <w:proofErr w:type="spellStart"/>
+            <w:r>
+              <w:t>phương</w:t>
+            </w:r>
+            <w:proofErr w:type="spellEnd"/>
+            <w:r>
+              <w:t xml:space="preserve"> </w:t>
+            </w:r>
+            <w:proofErr w:type="spellStart"/>
+            <w:r>
+              <w:t>tiện</w:t>
+            </w:r>
+            <w:proofErr w:type="spellEnd"/>
+            <w:r>
+              <w:t xml:space="preserve">, </w:t>
+            </w:r>
+            <w:proofErr w:type="spellStart"/>
+            <w:r>
+              <w:t>không</w:t>
+            </w:r>
+            <w:proofErr w:type="spellEnd"/>
+            <w:r>
+              <w:t xml:space="preserve"> </w:t>
+            </w:r>
+            <w:proofErr w:type="spellStart"/>
+            <w:r>
+              <w:t>cho</w:t>
+            </w:r>
+            <w:proofErr w:type="spellEnd"/>
+            <w:r>
+              <w:t xml:space="preserve"> </w:t>
+            </w:r>
+            <w:proofErr w:type="spellStart"/>
+            <w:r>
+              <w:t>sinh</w:t>
+            </w:r>
+            <w:proofErr w:type="spellEnd"/>
+            <w:r>
+              <w:t xml:space="preserve"> </w:t>
+            </w:r>
+            <w:proofErr w:type="spellStart"/>
+            <w:r>
+              <w:t>viên</w:t>
+            </w:r>
+            <w:proofErr w:type="spellEnd"/>
+            <w:r>
+              <w:t xml:space="preserve"> </w:t>
+            </w:r>
+            <w:proofErr w:type="spellStart"/>
+            <w:r>
+              <w:t>đặt</w:t>
+            </w:r>
+            <w:proofErr w:type="spellEnd"/>
+            <w:r>
+              <w:t>).</w:t>
+            </w:r>
+            <w:r>
               <w:br/>
-              <w:t>2. Thông tin sự cố được ghi nhận vào nhật ký st.session_state["incident_log"] (thời gian, Hub, ID xe, loại sự cố, mức độ nghiêm trọng, ghi chú).</w:t>
+              <w:t xml:space="preserve">2. Thông tin </w:t>
+            </w:r>
+            <w:proofErr w:type="spellStart"/>
+            <w:r>
+              <w:t>sự</w:t>
+            </w:r>
+            <w:proofErr w:type="spellEnd"/>
+            <w:r>
+              <w:t xml:space="preserve"> </w:t>
+            </w:r>
+            <w:proofErr w:type="spellStart"/>
+            <w:r>
+              <w:t>cố</w:t>
+            </w:r>
+            <w:proofErr w:type="spellEnd"/>
+            <w:r>
+              <w:t xml:space="preserve"> </w:t>
+            </w:r>
+            <w:proofErr w:type="spellStart"/>
+            <w:r>
+              <w:t>được</w:t>
+            </w:r>
+            <w:proofErr w:type="spellEnd"/>
+            <w:r>
+              <w:t xml:space="preserve"> </w:t>
+            </w:r>
+            <w:proofErr w:type="spellStart"/>
+            <w:r>
+              <w:t>ghi</w:t>
+            </w:r>
+            <w:proofErr w:type="spellEnd"/>
+            <w:r>
+              <w:t xml:space="preserve"> </w:t>
+            </w:r>
+            <w:proofErr w:type="spellStart"/>
+            <w:r>
+              <w:t>nhận</w:t>
+            </w:r>
+            <w:proofErr w:type="spellEnd"/>
+            <w:r>
+              <w:t xml:space="preserve"> </w:t>
+            </w:r>
+            <w:proofErr w:type="spellStart"/>
+            <w:r>
+              <w:t>vào</w:t>
+            </w:r>
+            <w:proofErr w:type="spellEnd"/>
+            <w:r>
+              <w:t xml:space="preserve"> </w:t>
+            </w:r>
+            <w:proofErr w:type="spellStart"/>
+            <w:r>
+              <w:t>nhật</w:t>
+            </w:r>
+            <w:proofErr w:type="spellEnd"/>
+            <w:r>
+              <w:t xml:space="preserve"> </w:t>
+            </w:r>
+            <w:proofErr w:type="spellStart"/>
+            <w:r>
+              <w:t>ký</w:t>
+            </w:r>
+            <w:proofErr w:type="spellEnd"/>
+            <w:r>
+              <w:t xml:space="preserve"> </w:t>
+            </w:r>
+            <w:proofErr w:type="spellStart"/>
+            <w:proofErr w:type="gramStart"/>
+            <w:r>
+              <w:t>st.session</w:t>
+            </w:r>
+            <w:proofErr w:type="gramEnd"/>
+            <w:r>
+              <w:t>_state</w:t>
+            </w:r>
+            <w:proofErr w:type="spellEnd"/>
+            <w:r>
+              <w:t>["</w:t>
+            </w:r>
+            <w:proofErr w:type="spellStart"/>
+            <w:r>
+              <w:t>incident_log</w:t>
+            </w:r>
+            <w:proofErr w:type="spellEnd"/>
+            <w:r>
+              <w:t>"] (</w:t>
+            </w:r>
+            <w:proofErr w:type="spellStart"/>
+            <w:r>
+              <w:t>thời</w:t>
+            </w:r>
+            <w:proofErr w:type="spellEnd"/>
+            <w:r>
+              <w:t xml:space="preserve"> </w:t>
+            </w:r>
+            <w:proofErr w:type="spellStart"/>
+            <w:r>
+              <w:t>gian</w:t>
+            </w:r>
+            <w:proofErr w:type="spellEnd"/>
+            <w:r>
+              <w:t xml:space="preserve">, Hub, ID </w:t>
+            </w:r>
+            <w:proofErr w:type="spellStart"/>
+            <w:r>
+              <w:t>xe</w:t>
+            </w:r>
+            <w:proofErr w:type="spellEnd"/>
+            <w:r>
+              <w:t xml:space="preserve">, </w:t>
+            </w:r>
+            <w:proofErr w:type="spellStart"/>
+            <w:r>
+              <w:t>loại</w:t>
+            </w:r>
+            <w:proofErr w:type="spellEnd"/>
+            <w:r>
+              <w:t xml:space="preserve"> </w:t>
+            </w:r>
+            <w:proofErr w:type="spellStart"/>
+            <w:r>
+              <w:t>sự</w:t>
+            </w:r>
+            <w:proofErr w:type="spellEnd"/>
+            <w:r>
+              <w:t xml:space="preserve"> </w:t>
+            </w:r>
+            <w:proofErr w:type="spellStart"/>
+            <w:r>
+              <w:t>cố</w:t>
+            </w:r>
+            <w:proofErr w:type="spellEnd"/>
+            <w:r>
+              <w:t xml:space="preserve">, </w:t>
+            </w:r>
+            <w:proofErr w:type="spellStart"/>
+            <w:r>
+              <w:t>mức</w:t>
+            </w:r>
+            <w:proofErr w:type="spellEnd"/>
+            <w:r>
+              <w:t xml:space="preserve"> </w:t>
+            </w:r>
+            <w:proofErr w:type="spellStart"/>
+            <w:r>
+              <w:t>độ</w:t>
+            </w:r>
+            <w:proofErr w:type="spellEnd"/>
+            <w:r>
+              <w:t xml:space="preserve"> </w:t>
+            </w:r>
+            <w:proofErr w:type="spellStart"/>
+            <w:r>
+              <w:t>nghiêm</w:t>
+            </w:r>
+            <w:proofErr w:type="spellEnd"/>
+            <w:r>
+              <w:t xml:space="preserve"> </w:t>
+            </w:r>
+            <w:proofErr w:type="spellStart"/>
+            <w:r>
+              <w:t>trọng</w:t>
+            </w:r>
+            <w:proofErr w:type="spellEnd"/>
+            <w:r>
+              <w:t xml:space="preserve">, </w:t>
+            </w:r>
+            <w:proofErr w:type="spellStart"/>
+            <w:r>
+              <w:t>ghi</w:t>
+            </w:r>
+            <w:proofErr w:type="spellEnd"/>
+            <w:r>
+              <w:t xml:space="preserve"> </w:t>
+            </w:r>
+            <w:proofErr w:type="spellStart"/>
+            <w:r>
+              <w:t>chú</w:t>
+            </w:r>
+            <w:proofErr w:type="spellEnd"/>
+            <w:r>
+              <w:t>).</w:t>
+            </w:r>
+            <w:r>
               <w:br/>
-              <w:t>3. Hệ thống kích hoạt cảnh báo đỏ đặc biệt nếu mức độ sự cố là "Cao" hoặc "Khẩn cấp".</w:t>
+              <w:t xml:space="preserve">3. </w:t>
+            </w:r>
+            <w:proofErr w:type="spellStart"/>
+            <w:r>
+              <w:t>Hệ</w:t>
+            </w:r>
+            <w:proofErr w:type="spellEnd"/>
+            <w:r>
+              <w:t xml:space="preserve"> </w:t>
+            </w:r>
+            <w:proofErr w:type="spellStart"/>
+            <w:r>
+              <w:t>thống</w:t>
+            </w:r>
+            <w:proofErr w:type="spellEnd"/>
+            <w:r>
+              <w:t xml:space="preserve"> </w:t>
+            </w:r>
+            <w:proofErr w:type="spellStart"/>
+            <w:r>
+              <w:t>kích</w:t>
+            </w:r>
+            <w:proofErr w:type="spellEnd"/>
+            <w:r>
+              <w:t xml:space="preserve"> </w:t>
+            </w:r>
+            <w:proofErr w:type="spellStart"/>
+            <w:r>
+              <w:t>hoạt</w:t>
+            </w:r>
+            <w:proofErr w:type="spellEnd"/>
+            <w:r>
+              <w:t xml:space="preserve"> </w:t>
+            </w:r>
+            <w:proofErr w:type="spellStart"/>
+            <w:r>
+              <w:t>cảnh</w:t>
+            </w:r>
+            <w:proofErr w:type="spellEnd"/>
+            <w:r>
+              <w:t xml:space="preserve"> </w:t>
+            </w:r>
+            <w:proofErr w:type="spellStart"/>
+            <w:r>
+              <w:t>báo</w:t>
+            </w:r>
+            <w:proofErr w:type="spellEnd"/>
+            <w:r>
+              <w:t xml:space="preserve"> </w:t>
+            </w:r>
+            <w:proofErr w:type="spellStart"/>
+            <w:r>
+              <w:t>đỏ</w:t>
+            </w:r>
+            <w:proofErr w:type="spellEnd"/>
+            <w:r>
+              <w:t xml:space="preserve"> </w:t>
+            </w:r>
+            <w:proofErr w:type="spellStart"/>
+            <w:r>
+              <w:t>đặc</w:t>
+            </w:r>
+            <w:proofErr w:type="spellEnd"/>
+            <w:r>
+              <w:t xml:space="preserve"> </w:t>
+            </w:r>
+            <w:proofErr w:type="spellStart"/>
+            <w:r>
+              <w:t>biệt</w:t>
+            </w:r>
+            <w:proofErr w:type="spellEnd"/>
+            <w:r>
+              <w:t xml:space="preserve"> </w:t>
+            </w:r>
+            <w:proofErr w:type="spellStart"/>
+            <w:r>
+              <w:t>nếu</w:t>
+            </w:r>
+            <w:proofErr w:type="spellEnd"/>
+            <w:r>
+              <w:t xml:space="preserve"> </w:t>
+            </w:r>
+            <w:proofErr w:type="spellStart"/>
+            <w:r>
+              <w:t>mức</w:t>
+            </w:r>
+            <w:proofErr w:type="spellEnd"/>
+            <w:r>
+              <w:t xml:space="preserve"> </w:t>
+            </w:r>
+            <w:proofErr w:type="spellStart"/>
+            <w:r>
+              <w:t>độ</w:t>
+            </w:r>
+            <w:proofErr w:type="spellEnd"/>
+            <w:r>
+              <w:t xml:space="preserve"> </w:t>
+            </w:r>
+            <w:proofErr w:type="spellStart"/>
+            <w:r>
+              <w:t>sự</w:t>
+            </w:r>
+            <w:proofErr w:type="spellEnd"/>
+            <w:r>
+              <w:t xml:space="preserve"> </w:t>
+            </w:r>
+            <w:proofErr w:type="spellStart"/>
+            <w:r>
+              <w:t>cố</w:t>
+            </w:r>
+            <w:proofErr w:type="spellEnd"/>
+            <w:r>
+              <w:t xml:space="preserve"> </w:t>
+            </w:r>
+            <w:proofErr w:type="spellStart"/>
+            <w:r>
+              <w:t>là</w:t>
+            </w:r>
+            <w:proofErr w:type="spellEnd"/>
+            <w:r>
+              <w:t xml:space="preserve"> "Cao" </w:t>
+            </w:r>
+            <w:proofErr w:type="spellStart"/>
+            <w:r>
+              <w:t>hoặc</w:t>
+            </w:r>
+            <w:proofErr w:type="spellEnd"/>
+            <w:r>
+              <w:t xml:space="preserve"> "</w:t>
+            </w:r>
+            <w:proofErr w:type="spellStart"/>
+            <w:r>
+              <w:t>Khẩn</w:t>
+            </w:r>
+            <w:proofErr w:type="spellEnd"/>
+            <w:r>
+              <w:t xml:space="preserve"> </w:t>
+            </w:r>
+            <w:proofErr w:type="spellStart"/>
+            <w:r>
+              <w:t>cấp</w:t>
+            </w:r>
+            <w:proofErr w:type="spellEnd"/>
+            <w:r>
+              <w:t>".</w:t>
             </w:r>
           </w:p>
         </w:tc>
@@ -1379,25 +7001,1286 @@
           </w:tcPr>
           <w:p>
             <w:r>
-              <w:t>1. Operator chọn tab "Báo cáo sự cố" trên giao diện phân hệ SS4.</w:t>
+              <w:t xml:space="preserve">1. Operator </w:t>
+            </w:r>
+            <w:proofErr w:type="spellStart"/>
+            <w:r>
+              <w:t>chọn</w:t>
+            </w:r>
+            <w:proofErr w:type="spellEnd"/>
+            <w:r>
+              <w:t xml:space="preserve"> tab "Báo </w:t>
+            </w:r>
+            <w:proofErr w:type="spellStart"/>
+            <w:r>
+              <w:t>cáo</w:t>
+            </w:r>
+            <w:proofErr w:type="spellEnd"/>
+            <w:r>
+              <w:t xml:space="preserve"> </w:t>
+            </w:r>
+            <w:proofErr w:type="spellStart"/>
+            <w:r>
+              <w:t>sự</w:t>
+            </w:r>
+            <w:proofErr w:type="spellEnd"/>
+            <w:r>
+              <w:t xml:space="preserve"> </w:t>
+            </w:r>
+            <w:proofErr w:type="spellStart"/>
+            <w:r>
+              <w:t>cố</w:t>
+            </w:r>
+            <w:proofErr w:type="spellEnd"/>
+            <w:r>
+              <w:t xml:space="preserve">" </w:t>
+            </w:r>
+            <w:proofErr w:type="spellStart"/>
+            <w:r>
+              <w:t>trên</w:t>
+            </w:r>
+            <w:proofErr w:type="spellEnd"/>
+            <w:r>
+              <w:t xml:space="preserve"> </w:t>
+            </w:r>
+            <w:proofErr w:type="spellStart"/>
+            <w:r>
+              <w:t>giao</w:t>
+            </w:r>
+            <w:proofErr w:type="spellEnd"/>
+            <w:r>
+              <w:t xml:space="preserve"> </w:t>
+            </w:r>
+            <w:proofErr w:type="spellStart"/>
+            <w:r>
+              <w:t>diện</w:t>
+            </w:r>
+            <w:proofErr w:type="spellEnd"/>
+            <w:r>
+              <w:t xml:space="preserve"> </w:t>
+            </w:r>
+            <w:proofErr w:type="spellStart"/>
+            <w:r>
+              <w:t>phân</w:t>
+            </w:r>
+            <w:proofErr w:type="spellEnd"/>
+            <w:r>
+              <w:t xml:space="preserve"> </w:t>
+            </w:r>
+            <w:proofErr w:type="spellStart"/>
+            <w:r>
+              <w:t>hệ</w:t>
+            </w:r>
+            <w:proofErr w:type="spellEnd"/>
+            <w:r>
+              <w:t xml:space="preserve"> SS4.</w:t>
+            </w:r>
+            <w:r>
               <w:br/>
-              <w:t>2. Operator chọn Hub xảy ra sự cố từ danh sách các Hub trong hệ thống.</w:t>
+              <w:t xml:space="preserve">2. Operator </w:t>
+            </w:r>
+            <w:proofErr w:type="spellStart"/>
+            <w:r>
+              <w:t>chọn</w:t>
+            </w:r>
+            <w:proofErr w:type="spellEnd"/>
+            <w:r>
+              <w:t xml:space="preserve"> Hub </w:t>
+            </w:r>
+            <w:proofErr w:type="spellStart"/>
+            <w:r>
+              <w:t>xảy</w:t>
+            </w:r>
+            <w:proofErr w:type="spellEnd"/>
+            <w:r>
+              <w:t xml:space="preserve"> </w:t>
+            </w:r>
+            <w:proofErr w:type="spellStart"/>
+            <w:r>
+              <w:t>ra</w:t>
+            </w:r>
+            <w:proofErr w:type="spellEnd"/>
+            <w:r>
+              <w:t xml:space="preserve"> </w:t>
+            </w:r>
+            <w:proofErr w:type="spellStart"/>
+            <w:r>
+              <w:t>sự</w:t>
+            </w:r>
+            <w:proofErr w:type="spellEnd"/>
+            <w:r>
+              <w:t xml:space="preserve"> </w:t>
+            </w:r>
+            <w:proofErr w:type="spellStart"/>
+            <w:r>
+              <w:t>cố</w:t>
+            </w:r>
+            <w:proofErr w:type="spellEnd"/>
+            <w:r>
+              <w:t xml:space="preserve"> </w:t>
+            </w:r>
+            <w:proofErr w:type="spellStart"/>
+            <w:r>
+              <w:t>từ</w:t>
+            </w:r>
+            <w:proofErr w:type="spellEnd"/>
+            <w:r>
+              <w:t xml:space="preserve"> </w:t>
+            </w:r>
+            <w:proofErr w:type="spellStart"/>
+            <w:r>
+              <w:t>danh</w:t>
+            </w:r>
+            <w:proofErr w:type="spellEnd"/>
+            <w:r>
+              <w:t xml:space="preserve"> </w:t>
+            </w:r>
+            <w:proofErr w:type="spellStart"/>
+            <w:r>
+              <w:t>sách</w:t>
+            </w:r>
+            <w:proofErr w:type="spellEnd"/>
+            <w:r>
+              <w:t xml:space="preserve"> </w:t>
+            </w:r>
+            <w:proofErr w:type="spellStart"/>
+            <w:r>
+              <w:t>các</w:t>
+            </w:r>
+            <w:proofErr w:type="spellEnd"/>
+            <w:r>
+              <w:t xml:space="preserve"> Hub </w:t>
+            </w:r>
+            <w:proofErr w:type="spellStart"/>
+            <w:r>
+              <w:t>trong</w:t>
+            </w:r>
+            <w:proofErr w:type="spellEnd"/>
+            <w:r>
+              <w:t xml:space="preserve"> </w:t>
+            </w:r>
+            <w:proofErr w:type="spellStart"/>
+            <w:r>
+              <w:t>hệ</w:t>
+            </w:r>
+            <w:proofErr w:type="spellEnd"/>
+            <w:r>
+              <w:t xml:space="preserve"> </w:t>
+            </w:r>
+            <w:proofErr w:type="spellStart"/>
+            <w:r>
+              <w:t>thống</w:t>
+            </w:r>
+            <w:proofErr w:type="spellEnd"/>
+            <w:r>
+              <w:t>.</w:t>
+            </w:r>
+            <w:r>
               <w:br/>
-              <w:t>3. Hệ thống tải và hiển thị danh sách các phương tiện hiện có tại Hub đã chọn.</w:t>
+              <w:t xml:space="preserve">3. </w:t>
+            </w:r>
+            <w:proofErr w:type="spellStart"/>
+            <w:r>
+              <w:t>Hệ</w:t>
+            </w:r>
+            <w:proofErr w:type="spellEnd"/>
+            <w:r>
+              <w:t xml:space="preserve"> </w:t>
+            </w:r>
+            <w:proofErr w:type="spellStart"/>
+            <w:r>
+              <w:t>thống</w:t>
+            </w:r>
+            <w:proofErr w:type="spellEnd"/>
+            <w:r>
+              <w:t xml:space="preserve"> </w:t>
+            </w:r>
+            <w:proofErr w:type="spellStart"/>
+            <w:r>
+              <w:t>tải</w:t>
+            </w:r>
+            <w:proofErr w:type="spellEnd"/>
+            <w:r>
+              <w:t xml:space="preserve"> </w:t>
+            </w:r>
+            <w:proofErr w:type="spellStart"/>
+            <w:r>
+              <w:t>và</w:t>
+            </w:r>
+            <w:proofErr w:type="spellEnd"/>
+            <w:r>
+              <w:t xml:space="preserve"> </w:t>
+            </w:r>
+            <w:proofErr w:type="spellStart"/>
+            <w:r>
+              <w:t>hiển</w:t>
+            </w:r>
+            <w:proofErr w:type="spellEnd"/>
+            <w:r>
+              <w:t xml:space="preserve"> </w:t>
+            </w:r>
+            <w:proofErr w:type="spellStart"/>
+            <w:r>
+              <w:t>thị</w:t>
+            </w:r>
+            <w:proofErr w:type="spellEnd"/>
+            <w:r>
+              <w:t xml:space="preserve"> </w:t>
+            </w:r>
+            <w:proofErr w:type="spellStart"/>
+            <w:r>
+              <w:t>danh</w:t>
+            </w:r>
+            <w:proofErr w:type="spellEnd"/>
+            <w:r>
+              <w:t xml:space="preserve"> </w:t>
+            </w:r>
+            <w:proofErr w:type="spellStart"/>
+            <w:r>
+              <w:t>sách</w:t>
+            </w:r>
+            <w:proofErr w:type="spellEnd"/>
+            <w:r>
+              <w:t xml:space="preserve"> </w:t>
+            </w:r>
+            <w:proofErr w:type="spellStart"/>
+            <w:r>
+              <w:t>các</w:t>
+            </w:r>
+            <w:proofErr w:type="spellEnd"/>
+            <w:r>
+              <w:t xml:space="preserve"> </w:t>
+            </w:r>
+            <w:proofErr w:type="spellStart"/>
+            <w:r>
+              <w:t>phương</w:t>
+            </w:r>
+            <w:proofErr w:type="spellEnd"/>
+            <w:r>
+              <w:t xml:space="preserve"> </w:t>
+            </w:r>
+            <w:proofErr w:type="spellStart"/>
+            <w:r>
+              <w:t>tiện</w:t>
+            </w:r>
+            <w:proofErr w:type="spellEnd"/>
+            <w:r>
+              <w:t xml:space="preserve"> </w:t>
+            </w:r>
+            <w:proofErr w:type="spellStart"/>
+            <w:r>
+              <w:t>hiện</w:t>
+            </w:r>
+            <w:proofErr w:type="spellEnd"/>
+            <w:r>
+              <w:t xml:space="preserve"> </w:t>
+            </w:r>
+            <w:proofErr w:type="spellStart"/>
+            <w:r>
+              <w:t>có</w:t>
+            </w:r>
+            <w:proofErr w:type="spellEnd"/>
+            <w:r>
+              <w:t xml:space="preserve"> </w:t>
+            </w:r>
+            <w:proofErr w:type="spellStart"/>
+            <w:r>
+              <w:t>tại</w:t>
+            </w:r>
+            <w:proofErr w:type="spellEnd"/>
+            <w:r>
+              <w:t xml:space="preserve"> Hub </w:t>
+            </w:r>
+            <w:proofErr w:type="spellStart"/>
+            <w:r>
+              <w:t>đã</w:t>
+            </w:r>
+            <w:proofErr w:type="spellEnd"/>
+            <w:r>
+              <w:t xml:space="preserve"> </w:t>
+            </w:r>
+            <w:proofErr w:type="spellStart"/>
+            <w:r>
+              <w:t>chọn</w:t>
+            </w:r>
+            <w:proofErr w:type="spellEnd"/>
+            <w:r>
+              <w:t>.</w:t>
+            </w:r>
+            <w:r>
               <w:br/>
-              <w:t>4. Operator chọn phương tiện cụ thể gặp sự cố (mã ID xe và loại xe).</w:t>
+              <w:t xml:space="preserve">4. Operator </w:t>
+            </w:r>
+            <w:proofErr w:type="spellStart"/>
+            <w:r>
+              <w:t>chọn</w:t>
+            </w:r>
+            <w:proofErr w:type="spellEnd"/>
+            <w:r>
+              <w:t xml:space="preserve"> </w:t>
+            </w:r>
+            <w:proofErr w:type="spellStart"/>
+            <w:r>
+              <w:t>phương</w:t>
+            </w:r>
+            <w:proofErr w:type="spellEnd"/>
+            <w:r>
+              <w:t xml:space="preserve"> </w:t>
+            </w:r>
+            <w:proofErr w:type="spellStart"/>
+            <w:r>
+              <w:t>tiện</w:t>
+            </w:r>
+            <w:proofErr w:type="spellEnd"/>
+            <w:r>
+              <w:t xml:space="preserve"> </w:t>
+            </w:r>
+            <w:proofErr w:type="spellStart"/>
+            <w:r>
+              <w:t>cụ</w:t>
+            </w:r>
+            <w:proofErr w:type="spellEnd"/>
+            <w:r>
+              <w:t xml:space="preserve"> </w:t>
+            </w:r>
+            <w:proofErr w:type="spellStart"/>
+            <w:r>
+              <w:t>thể</w:t>
+            </w:r>
+            <w:proofErr w:type="spellEnd"/>
+            <w:r>
+              <w:t xml:space="preserve"> </w:t>
+            </w:r>
+            <w:proofErr w:type="spellStart"/>
+            <w:r>
+              <w:t>gặp</w:t>
+            </w:r>
+            <w:proofErr w:type="spellEnd"/>
+            <w:r>
+              <w:t xml:space="preserve"> </w:t>
+            </w:r>
+            <w:proofErr w:type="spellStart"/>
+            <w:r>
+              <w:t>sự</w:t>
+            </w:r>
+            <w:proofErr w:type="spellEnd"/>
+            <w:r>
+              <w:t xml:space="preserve"> </w:t>
+            </w:r>
+            <w:proofErr w:type="spellStart"/>
+            <w:r>
+              <w:t>cố</w:t>
+            </w:r>
+            <w:proofErr w:type="spellEnd"/>
+            <w:r>
+              <w:t xml:space="preserve"> (</w:t>
+            </w:r>
+            <w:proofErr w:type="spellStart"/>
+            <w:r>
+              <w:t>mã</w:t>
+            </w:r>
+            <w:proofErr w:type="spellEnd"/>
+            <w:r>
+              <w:t xml:space="preserve"> ID </w:t>
+            </w:r>
+            <w:proofErr w:type="spellStart"/>
+            <w:r>
+              <w:t>xe</w:t>
+            </w:r>
+            <w:proofErr w:type="spellEnd"/>
+            <w:r>
+              <w:t xml:space="preserve"> </w:t>
+            </w:r>
+            <w:proofErr w:type="spellStart"/>
+            <w:r>
+              <w:t>và</w:t>
+            </w:r>
+            <w:proofErr w:type="spellEnd"/>
+            <w:r>
+              <w:t xml:space="preserve"> </w:t>
+            </w:r>
+            <w:proofErr w:type="spellStart"/>
+            <w:r>
+              <w:t>loại</w:t>
+            </w:r>
+            <w:proofErr w:type="spellEnd"/>
+            <w:r>
+              <w:t xml:space="preserve"> </w:t>
+            </w:r>
+            <w:proofErr w:type="spellStart"/>
+            <w:r>
+              <w:t>xe</w:t>
+            </w:r>
+            <w:proofErr w:type="spellEnd"/>
+            <w:r>
+              <w:t>).</w:t>
+            </w:r>
+            <w:r>
               <w:br/>
-              <w:t>5. Operator chọn loại sự cố: "Xe hết pin", "Va chạm", "Hư hỏng kỹ thuật", "Lỗi cổng sạc", hoặc "Xe mất tích / Bị lấy trộm".</w:t>
+              <w:t xml:space="preserve">5. Operator </w:t>
+            </w:r>
+            <w:proofErr w:type="spellStart"/>
+            <w:r>
+              <w:t>chọn</w:t>
+            </w:r>
+            <w:proofErr w:type="spellEnd"/>
+            <w:r>
+              <w:t xml:space="preserve"> </w:t>
+            </w:r>
+            <w:proofErr w:type="spellStart"/>
+            <w:r>
+              <w:t>loại</w:t>
+            </w:r>
+            <w:proofErr w:type="spellEnd"/>
+            <w:r>
+              <w:t xml:space="preserve"> </w:t>
+            </w:r>
+            <w:proofErr w:type="spellStart"/>
+            <w:r>
+              <w:t>sự</w:t>
+            </w:r>
+            <w:proofErr w:type="spellEnd"/>
+            <w:r>
+              <w:t xml:space="preserve"> </w:t>
+            </w:r>
+            <w:proofErr w:type="spellStart"/>
+            <w:r>
+              <w:t>cố</w:t>
+            </w:r>
+            <w:proofErr w:type="spellEnd"/>
+            <w:r>
+              <w:t xml:space="preserve">: "Xe </w:t>
+            </w:r>
+            <w:proofErr w:type="spellStart"/>
+            <w:r>
+              <w:t>hết</w:t>
+            </w:r>
+            <w:proofErr w:type="spellEnd"/>
+            <w:r>
+              <w:t xml:space="preserve"> pin", "Va </w:t>
+            </w:r>
+            <w:proofErr w:type="spellStart"/>
+            <w:r>
+              <w:t>chạm</w:t>
+            </w:r>
+            <w:proofErr w:type="spellEnd"/>
+            <w:r>
+              <w:t>", "</w:t>
+            </w:r>
+            <w:proofErr w:type="spellStart"/>
+            <w:r>
+              <w:t>Hư</w:t>
+            </w:r>
+            <w:proofErr w:type="spellEnd"/>
+            <w:r>
+              <w:t xml:space="preserve"> </w:t>
+            </w:r>
+            <w:proofErr w:type="spellStart"/>
+            <w:r>
+              <w:t>hỏng</w:t>
+            </w:r>
+            <w:proofErr w:type="spellEnd"/>
+            <w:r>
+              <w:t xml:space="preserve"> </w:t>
+            </w:r>
+            <w:proofErr w:type="spellStart"/>
+            <w:r>
+              <w:t>kỹ</w:t>
+            </w:r>
+            <w:proofErr w:type="spellEnd"/>
+            <w:r>
+              <w:t xml:space="preserve"> </w:t>
+            </w:r>
+            <w:proofErr w:type="spellStart"/>
+            <w:r>
+              <w:t>thuật</w:t>
+            </w:r>
+            <w:proofErr w:type="spellEnd"/>
+            <w:r>
+              <w:t>", "</w:t>
+            </w:r>
+            <w:proofErr w:type="spellStart"/>
+            <w:r>
+              <w:t>Lỗi</w:t>
+            </w:r>
+            <w:proofErr w:type="spellEnd"/>
+            <w:r>
+              <w:t xml:space="preserve"> </w:t>
+            </w:r>
+            <w:proofErr w:type="spellStart"/>
+            <w:r>
+              <w:t>cổng</w:t>
+            </w:r>
+            <w:proofErr w:type="spellEnd"/>
+            <w:r>
+              <w:t xml:space="preserve"> </w:t>
+            </w:r>
+            <w:proofErr w:type="spellStart"/>
+            <w:r>
+              <w:t>sạc</w:t>
+            </w:r>
+            <w:proofErr w:type="spellEnd"/>
+            <w:r>
+              <w:t xml:space="preserve">", </w:t>
+            </w:r>
+            <w:proofErr w:type="spellStart"/>
+            <w:r>
+              <w:t>hoặc</w:t>
+            </w:r>
+            <w:proofErr w:type="spellEnd"/>
+            <w:r>
+              <w:t xml:space="preserve"> "Xe </w:t>
+            </w:r>
+            <w:proofErr w:type="spellStart"/>
+            <w:r>
+              <w:t>mất</w:t>
+            </w:r>
+            <w:proofErr w:type="spellEnd"/>
+            <w:r>
+              <w:t xml:space="preserve"> </w:t>
+            </w:r>
+            <w:proofErr w:type="spellStart"/>
+            <w:r>
+              <w:t>tích</w:t>
+            </w:r>
+            <w:proofErr w:type="spellEnd"/>
+            <w:r>
+              <w:t xml:space="preserve"> / </w:t>
+            </w:r>
+            <w:proofErr w:type="spellStart"/>
+            <w:r>
+              <w:t>Bị</w:t>
+            </w:r>
+            <w:proofErr w:type="spellEnd"/>
+            <w:r>
+              <w:t xml:space="preserve"> </w:t>
+            </w:r>
+            <w:proofErr w:type="spellStart"/>
+            <w:r>
+              <w:t>lấy</w:t>
+            </w:r>
+            <w:proofErr w:type="spellEnd"/>
+            <w:r>
+              <w:t xml:space="preserve"> </w:t>
+            </w:r>
+            <w:proofErr w:type="spellStart"/>
+            <w:r>
+              <w:t>trộm</w:t>
+            </w:r>
+            <w:proofErr w:type="spellEnd"/>
+            <w:r>
+              <w:t>".</w:t>
+            </w:r>
+            <w:r>
               <w:br/>
-              <w:t>6. Operator điều chỉnh mức độ nghiêm trọng (Thấp, Trung bình, Cao, Khẩn cấp) và nhập nội dung chi tiết vào ô ghi chú.</w:t>
+              <w:t xml:space="preserve">6. Operator </w:t>
+            </w:r>
+            <w:proofErr w:type="spellStart"/>
+            <w:r>
+              <w:t>điều</w:t>
+            </w:r>
+            <w:proofErr w:type="spellEnd"/>
+            <w:r>
+              <w:t xml:space="preserve"> </w:t>
+            </w:r>
+            <w:proofErr w:type="spellStart"/>
+            <w:r>
+              <w:t>chỉnh</w:t>
+            </w:r>
+            <w:proofErr w:type="spellEnd"/>
+            <w:r>
+              <w:t xml:space="preserve"> </w:t>
+            </w:r>
+            <w:proofErr w:type="spellStart"/>
+            <w:r>
+              <w:t>mức</w:t>
+            </w:r>
+            <w:proofErr w:type="spellEnd"/>
+            <w:r>
+              <w:t xml:space="preserve"> </w:t>
+            </w:r>
+            <w:proofErr w:type="spellStart"/>
+            <w:r>
+              <w:t>độ</w:t>
+            </w:r>
+            <w:proofErr w:type="spellEnd"/>
+            <w:r>
+              <w:t xml:space="preserve"> </w:t>
+            </w:r>
+            <w:proofErr w:type="spellStart"/>
+            <w:r>
+              <w:t>nghiêm</w:t>
+            </w:r>
+            <w:proofErr w:type="spellEnd"/>
+            <w:r>
+              <w:t xml:space="preserve"> </w:t>
+            </w:r>
+            <w:proofErr w:type="spellStart"/>
+            <w:r>
+              <w:t>trọng</w:t>
+            </w:r>
+            <w:proofErr w:type="spellEnd"/>
+            <w:r>
+              <w:t xml:space="preserve"> (</w:t>
+            </w:r>
+            <w:proofErr w:type="spellStart"/>
+            <w:r>
+              <w:t>Thấp</w:t>
+            </w:r>
+            <w:proofErr w:type="spellEnd"/>
+            <w:r>
+              <w:t xml:space="preserve">, Trung </w:t>
+            </w:r>
+            <w:proofErr w:type="spellStart"/>
+            <w:r>
+              <w:t>bình</w:t>
+            </w:r>
+            <w:proofErr w:type="spellEnd"/>
+            <w:r>
+              <w:t xml:space="preserve">, Cao, </w:t>
+            </w:r>
+            <w:proofErr w:type="spellStart"/>
+            <w:r>
+              <w:t>Khẩn</w:t>
+            </w:r>
+            <w:proofErr w:type="spellEnd"/>
+            <w:r>
+              <w:t xml:space="preserve"> </w:t>
+            </w:r>
+            <w:proofErr w:type="spellStart"/>
+            <w:r>
+              <w:t>cấp</w:t>
+            </w:r>
+            <w:proofErr w:type="spellEnd"/>
+            <w:r>
+              <w:t xml:space="preserve">) </w:t>
+            </w:r>
+            <w:proofErr w:type="spellStart"/>
+            <w:r>
+              <w:t>và</w:t>
+            </w:r>
+            <w:proofErr w:type="spellEnd"/>
+            <w:r>
+              <w:t xml:space="preserve"> </w:t>
+            </w:r>
+            <w:proofErr w:type="spellStart"/>
+            <w:r>
+              <w:t>nhập</w:t>
+            </w:r>
+            <w:proofErr w:type="spellEnd"/>
+            <w:r>
+              <w:t xml:space="preserve"> </w:t>
+            </w:r>
+            <w:proofErr w:type="spellStart"/>
+            <w:r>
+              <w:t>nội</w:t>
+            </w:r>
+            <w:proofErr w:type="spellEnd"/>
+            <w:r>
+              <w:t xml:space="preserve"> dung chi </w:t>
+            </w:r>
+            <w:proofErr w:type="spellStart"/>
+            <w:r>
+              <w:t>tiết</w:t>
+            </w:r>
+            <w:proofErr w:type="spellEnd"/>
+            <w:r>
+              <w:t xml:space="preserve"> </w:t>
+            </w:r>
+            <w:proofErr w:type="spellStart"/>
+            <w:r>
+              <w:t>vào</w:t>
+            </w:r>
+            <w:proofErr w:type="spellEnd"/>
+            <w:r>
+              <w:t xml:space="preserve"> ô </w:t>
+            </w:r>
+            <w:proofErr w:type="spellStart"/>
+            <w:r>
+              <w:t>ghi</w:t>
+            </w:r>
+            <w:proofErr w:type="spellEnd"/>
+            <w:r>
+              <w:t xml:space="preserve"> </w:t>
+            </w:r>
+            <w:proofErr w:type="spellStart"/>
+            <w:r>
+              <w:t>chú</w:t>
+            </w:r>
+            <w:proofErr w:type="spellEnd"/>
+            <w:r>
+              <w:t>.</w:t>
+            </w:r>
+            <w:r>
               <w:br/>
-              <w:t>7. Operator nhấn nút "Gửi báo cáo sự cố".</w:t>
+              <w:t xml:space="preserve">7. Operator </w:t>
+            </w:r>
+            <w:proofErr w:type="spellStart"/>
+            <w:r>
+              <w:t>nhấn</w:t>
+            </w:r>
+            <w:proofErr w:type="spellEnd"/>
+            <w:r>
+              <w:t xml:space="preserve"> </w:t>
+            </w:r>
+            <w:proofErr w:type="spellStart"/>
+            <w:r>
+              <w:t>nút</w:t>
+            </w:r>
+            <w:proofErr w:type="spellEnd"/>
+            <w:r>
+              <w:t xml:space="preserve"> "</w:t>
+            </w:r>
+            <w:proofErr w:type="spellStart"/>
+            <w:r>
+              <w:t>Gửi</w:t>
+            </w:r>
+            <w:proofErr w:type="spellEnd"/>
+            <w:r>
+              <w:t xml:space="preserve"> </w:t>
+            </w:r>
+            <w:proofErr w:type="spellStart"/>
+            <w:r>
+              <w:t>báo</w:t>
+            </w:r>
+            <w:proofErr w:type="spellEnd"/>
+            <w:r>
+              <w:t xml:space="preserve"> </w:t>
+            </w:r>
+            <w:proofErr w:type="spellStart"/>
+            <w:r>
+              <w:t>cáo</w:t>
+            </w:r>
+            <w:proofErr w:type="spellEnd"/>
+            <w:r>
+              <w:t xml:space="preserve"> </w:t>
+            </w:r>
+            <w:proofErr w:type="spellStart"/>
+            <w:r>
+              <w:t>sự</w:t>
+            </w:r>
+            <w:proofErr w:type="spellEnd"/>
+            <w:r>
+              <w:t xml:space="preserve"> </w:t>
+            </w:r>
+            <w:proofErr w:type="spellStart"/>
+            <w:r>
+              <w:t>cố</w:t>
+            </w:r>
+            <w:proofErr w:type="spellEnd"/>
+            <w:r>
+              <w:t>".</w:t>
+            </w:r>
+            <w:r>
               <w:br/>
-              <w:t>8. Hệ thống tìm xe theo ID trong st.session_state["hubs"], cập nhật trạng thái xe thành "incident".</w:t>
+              <w:t xml:space="preserve">8. </w:t>
+            </w:r>
+            <w:proofErr w:type="spellStart"/>
+            <w:r>
+              <w:t>Hệ</w:t>
+            </w:r>
+            <w:proofErr w:type="spellEnd"/>
+            <w:r>
+              <w:t xml:space="preserve"> </w:t>
+            </w:r>
+            <w:proofErr w:type="spellStart"/>
+            <w:r>
+              <w:t>thống</w:t>
+            </w:r>
+            <w:proofErr w:type="spellEnd"/>
+            <w:r>
+              <w:t xml:space="preserve"> </w:t>
+            </w:r>
+            <w:proofErr w:type="spellStart"/>
+            <w:r>
+              <w:t>tìm</w:t>
+            </w:r>
+            <w:proofErr w:type="spellEnd"/>
+            <w:r>
+              <w:t xml:space="preserve"> </w:t>
+            </w:r>
+            <w:proofErr w:type="spellStart"/>
+            <w:r>
+              <w:t>xe</w:t>
+            </w:r>
+            <w:proofErr w:type="spellEnd"/>
+            <w:r>
+              <w:t xml:space="preserve"> </w:t>
+            </w:r>
+            <w:proofErr w:type="spellStart"/>
+            <w:r>
+              <w:t>theo</w:t>
+            </w:r>
+            <w:proofErr w:type="spellEnd"/>
+            <w:r>
+              <w:t xml:space="preserve"> ID </w:t>
+            </w:r>
+            <w:proofErr w:type="spellStart"/>
+            <w:r>
+              <w:t>trong</w:t>
+            </w:r>
+            <w:proofErr w:type="spellEnd"/>
+            <w:r>
+              <w:t xml:space="preserve"> </w:t>
+            </w:r>
+            <w:proofErr w:type="spellStart"/>
+            <w:proofErr w:type="gramStart"/>
+            <w:r>
+              <w:t>st.session</w:t>
+            </w:r>
+            <w:proofErr w:type="gramEnd"/>
+            <w:r>
+              <w:t>_state</w:t>
+            </w:r>
+            <w:proofErr w:type="spellEnd"/>
+            <w:r>
+              <w:t xml:space="preserve">["hubs"], </w:t>
+            </w:r>
+            <w:proofErr w:type="spellStart"/>
+            <w:r>
+              <w:t>cập</w:t>
+            </w:r>
+            <w:proofErr w:type="spellEnd"/>
+            <w:r>
+              <w:t xml:space="preserve"> </w:t>
+            </w:r>
+            <w:proofErr w:type="spellStart"/>
+            <w:r>
+              <w:t>nhật</w:t>
+            </w:r>
+            <w:proofErr w:type="spellEnd"/>
+            <w:r>
+              <w:t xml:space="preserve"> </w:t>
+            </w:r>
+            <w:proofErr w:type="spellStart"/>
+            <w:r>
+              <w:t>trạng</w:t>
+            </w:r>
+            <w:proofErr w:type="spellEnd"/>
+            <w:r>
+              <w:t xml:space="preserve"> </w:t>
+            </w:r>
+            <w:proofErr w:type="spellStart"/>
+            <w:r>
+              <w:t>thái</w:t>
+            </w:r>
+            <w:proofErr w:type="spellEnd"/>
+            <w:r>
+              <w:t xml:space="preserve"> </w:t>
+            </w:r>
+            <w:proofErr w:type="spellStart"/>
+            <w:r>
+              <w:t>xe</w:t>
+            </w:r>
+            <w:proofErr w:type="spellEnd"/>
+            <w:r>
+              <w:t xml:space="preserve"> </w:t>
+            </w:r>
+            <w:proofErr w:type="spellStart"/>
+            <w:r>
+              <w:t>thành</w:t>
+            </w:r>
+            <w:proofErr w:type="spellEnd"/>
+            <w:r>
+              <w:t xml:space="preserve"> "</w:t>
+            </w:r>
+            <w:r>
+              <w:t>INCIDENT</w:t>
+            </w:r>
+            <w:r>
+              <w:t>".</w:t>
+            </w:r>
+            <w:r>
               <w:br/>
-              <w:t>9. Hệ thống lưu bản ghi sự cố vào incident_log và hiển thị thông báo thành công: "Đã ghi nhận sự cố xe [ID] tại Hub [Tên Hub]".</w:t>
+              <w:t xml:space="preserve">9. </w:t>
+            </w:r>
+            <w:proofErr w:type="spellStart"/>
+            <w:r>
+              <w:t>Hệ</w:t>
+            </w:r>
+            <w:proofErr w:type="spellEnd"/>
+            <w:r>
+              <w:t xml:space="preserve"> </w:t>
+            </w:r>
+            <w:proofErr w:type="spellStart"/>
+            <w:r>
+              <w:t>thống</w:t>
+            </w:r>
+            <w:proofErr w:type="spellEnd"/>
+            <w:r>
+              <w:t xml:space="preserve"> </w:t>
+            </w:r>
+            <w:proofErr w:type="spellStart"/>
+            <w:r>
+              <w:t>lưu</w:t>
+            </w:r>
+            <w:proofErr w:type="spellEnd"/>
+            <w:r>
+              <w:t xml:space="preserve"> </w:t>
+            </w:r>
+            <w:proofErr w:type="spellStart"/>
+            <w:r>
+              <w:t>bản</w:t>
+            </w:r>
+            <w:proofErr w:type="spellEnd"/>
+            <w:r>
+              <w:t xml:space="preserve"> </w:t>
+            </w:r>
+            <w:proofErr w:type="spellStart"/>
+            <w:r>
+              <w:t>ghi</w:t>
+            </w:r>
+            <w:proofErr w:type="spellEnd"/>
+            <w:r>
+              <w:t xml:space="preserve"> </w:t>
+            </w:r>
+            <w:proofErr w:type="spellStart"/>
+            <w:r>
+              <w:t>sự</w:t>
+            </w:r>
+            <w:proofErr w:type="spellEnd"/>
+            <w:r>
+              <w:t xml:space="preserve"> </w:t>
+            </w:r>
+            <w:proofErr w:type="spellStart"/>
+            <w:r>
+              <w:t>cố</w:t>
+            </w:r>
+            <w:proofErr w:type="spellEnd"/>
+            <w:r>
+              <w:t xml:space="preserve"> </w:t>
+            </w:r>
+            <w:proofErr w:type="spellStart"/>
+            <w:r>
+              <w:t>vào</w:t>
+            </w:r>
+            <w:proofErr w:type="spellEnd"/>
+            <w:r>
+              <w:t xml:space="preserve"> </w:t>
+            </w:r>
+            <w:proofErr w:type="spellStart"/>
+            <w:r>
+              <w:t>incident_log</w:t>
+            </w:r>
+            <w:proofErr w:type="spellEnd"/>
+            <w:r>
+              <w:t xml:space="preserve"> </w:t>
+            </w:r>
+            <w:proofErr w:type="spellStart"/>
+            <w:r>
+              <w:t>và</w:t>
+            </w:r>
+            <w:proofErr w:type="spellEnd"/>
+            <w:r>
+              <w:t xml:space="preserve"> </w:t>
+            </w:r>
+            <w:proofErr w:type="spellStart"/>
+            <w:r>
+              <w:t>hiển</w:t>
+            </w:r>
+            <w:proofErr w:type="spellEnd"/>
+            <w:r>
+              <w:t xml:space="preserve"> </w:t>
+            </w:r>
+            <w:proofErr w:type="spellStart"/>
+            <w:r>
+              <w:t>thị</w:t>
+            </w:r>
+            <w:proofErr w:type="spellEnd"/>
+            <w:r>
+              <w:t xml:space="preserve"> </w:t>
+            </w:r>
+            <w:proofErr w:type="spellStart"/>
+            <w:r>
+              <w:t>thông</w:t>
+            </w:r>
+            <w:proofErr w:type="spellEnd"/>
+            <w:r>
+              <w:t xml:space="preserve"> </w:t>
+            </w:r>
+            <w:proofErr w:type="spellStart"/>
+            <w:r>
+              <w:t>báo</w:t>
+            </w:r>
+            <w:proofErr w:type="spellEnd"/>
+            <w:r>
+              <w:t xml:space="preserve"> </w:t>
+            </w:r>
+            <w:proofErr w:type="spellStart"/>
+            <w:r>
+              <w:t>thành</w:t>
+            </w:r>
+            <w:proofErr w:type="spellEnd"/>
+            <w:r>
+              <w:t xml:space="preserve"> </w:t>
+            </w:r>
+            <w:proofErr w:type="spellStart"/>
+            <w:r>
+              <w:t>công</w:t>
+            </w:r>
+            <w:proofErr w:type="spellEnd"/>
+            <w:r>
+              <w:t>: "</w:t>
+            </w:r>
+            <w:proofErr w:type="spellStart"/>
+            <w:r>
+              <w:t>Đã</w:t>
+            </w:r>
+            <w:proofErr w:type="spellEnd"/>
+            <w:r>
+              <w:t xml:space="preserve"> </w:t>
+            </w:r>
+            <w:proofErr w:type="spellStart"/>
+            <w:r>
+              <w:t>ghi</w:t>
+            </w:r>
+            <w:proofErr w:type="spellEnd"/>
+            <w:r>
+              <w:t xml:space="preserve"> </w:t>
+            </w:r>
+            <w:proofErr w:type="spellStart"/>
+            <w:r>
+              <w:t>nhận</w:t>
+            </w:r>
+            <w:proofErr w:type="spellEnd"/>
+            <w:r>
+              <w:t xml:space="preserve"> </w:t>
+            </w:r>
+            <w:proofErr w:type="spellStart"/>
+            <w:r>
+              <w:t>sự</w:t>
+            </w:r>
+            <w:proofErr w:type="spellEnd"/>
+            <w:r>
+              <w:t xml:space="preserve"> </w:t>
+            </w:r>
+            <w:proofErr w:type="spellStart"/>
+            <w:r>
+              <w:t>cố</w:t>
+            </w:r>
+            <w:proofErr w:type="spellEnd"/>
+            <w:r>
+              <w:t xml:space="preserve"> </w:t>
+            </w:r>
+            <w:proofErr w:type="spellStart"/>
+            <w:r>
+              <w:t>xe</w:t>
+            </w:r>
+            <w:proofErr w:type="spellEnd"/>
+            <w:r>
+              <w:t xml:space="preserve"> [ID] </w:t>
+            </w:r>
+            <w:proofErr w:type="spellStart"/>
+            <w:r>
+              <w:t>tại</w:t>
+            </w:r>
+            <w:proofErr w:type="spellEnd"/>
+            <w:r>
+              <w:t xml:space="preserve"> Hub [</w:t>
+            </w:r>
+            <w:proofErr w:type="spellStart"/>
+            <w:r>
+              <w:t>Tên</w:t>
+            </w:r>
+            <w:proofErr w:type="spellEnd"/>
+            <w:r>
+              <w:t xml:space="preserve"> Hub]".</w:t>
+            </w:r>
+            <w:r>
               <w:br/>
-              <w:t>10. Nếu mức độ là "Cao" hoặc "Khẩn cấp", hệ thống hiển thị cảnh báo đỏ yêu cầu đội ngũ kỹ thuật xử lý khẩn cấp.</w:t>
+              <w:t xml:space="preserve">10. </w:t>
+            </w:r>
+            <w:proofErr w:type="spellStart"/>
+            <w:r>
+              <w:t>Nếu</w:t>
+            </w:r>
+            <w:proofErr w:type="spellEnd"/>
+            <w:r>
+              <w:t xml:space="preserve"> </w:t>
+            </w:r>
+            <w:proofErr w:type="spellStart"/>
+            <w:r>
+              <w:t>mức</w:t>
+            </w:r>
+            <w:proofErr w:type="spellEnd"/>
+            <w:r>
+              <w:t xml:space="preserve"> </w:t>
+            </w:r>
+            <w:proofErr w:type="spellStart"/>
+            <w:r>
+              <w:t>độ</w:t>
+            </w:r>
+            <w:proofErr w:type="spellEnd"/>
+            <w:r>
+              <w:t xml:space="preserve"> </w:t>
+            </w:r>
+            <w:proofErr w:type="spellStart"/>
+            <w:r>
+              <w:t>là</w:t>
+            </w:r>
+            <w:proofErr w:type="spellEnd"/>
+            <w:r>
+              <w:t xml:space="preserve"> "Cao" </w:t>
+            </w:r>
+            <w:proofErr w:type="spellStart"/>
+            <w:r>
+              <w:t>hoặc</w:t>
+            </w:r>
+            <w:proofErr w:type="spellEnd"/>
+            <w:r>
+              <w:t xml:space="preserve"> "</w:t>
+            </w:r>
+            <w:proofErr w:type="spellStart"/>
+            <w:r>
+              <w:t>Khẩn</w:t>
+            </w:r>
+            <w:proofErr w:type="spellEnd"/>
+            <w:r>
+              <w:t xml:space="preserve"> </w:t>
+            </w:r>
+            <w:proofErr w:type="spellStart"/>
+            <w:r>
+              <w:t>cấp</w:t>
+            </w:r>
+            <w:proofErr w:type="spellEnd"/>
+            <w:r>
+              <w:t xml:space="preserve">", </w:t>
+            </w:r>
+            <w:proofErr w:type="spellStart"/>
+            <w:r>
+              <w:t>hệ</w:t>
+            </w:r>
+            <w:proofErr w:type="spellEnd"/>
+            <w:r>
+              <w:t xml:space="preserve"> </w:t>
+            </w:r>
+            <w:proofErr w:type="spellStart"/>
+            <w:r>
+              <w:t>thống</w:t>
+            </w:r>
+            <w:proofErr w:type="spellEnd"/>
+            <w:r>
+              <w:t xml:space="preserve"> </w:t>
+            </w:r>
+            <w:proofErr w:type="spellStart"/>
+            <w:r>
+              <w:t>hiển</w:t>
+            </w:r>
+            <w:proofErr w:type="spellEnd"/>
+            <w:r>
+              <w:t xml:space="preserve"> </w:t>
+            </w:r>
+            <w:proofErr w:type="spellStart"/>
+            <w:r>
+              <w:t>thị</w:t>
+            </w:r>
+            <w:proofErr w:type="spellEnd"/>
+            <w:r>
+              <w:t xml:space="preserve"> </w:t>
+            </w:r>
+            <w:proofErr w:type="spellStart"/>
+            <w:r>
+              <w:t>cảnh</w:t>
+            </w:r>
+            <w:proofErr w:type="spellEnd"/>
+            <w:r>
+              <w:t xml:space="preserve"> </w:t>
+            </w:r>
+            <w:proofErr w:type="spellStart"/>
+            <w:r>
+              <w:t>báo</w:t>
+            </w:r>
+            <w:proofErr w:type="spellEnd"/>
+            <w:r>
+              <w:t xml:space="preserve"> </w:t>
+            </w:r>
+            <w:proofErr w:type="spellStart"/>
+            <w:r>
+              <w:t>đỏ</w:t>
+            </w:r>
+            <w:proofErr w:type="spellEnd"/>
+            <w:r>
+              <w:t xml:space="preserve"> </w:t>
+            </w:r>
+            <w:proofErr w:type="spellStart"/>
+            <w:r>
+              <w:t>yêu</w:t>
+            </w:r>
+            <w:proofErr w:type="spellEnd"/>
+            <w:r>
+              <w:t xml:space="preserve"> </w:t>
+            </w:r>
+            <w:proofErr w:type="spellStart"/>
+            <w:r>
+              <w:t>cầu</w:t>
+            </w:r>
+            <w:proofErr w:type="spellEnd"/>
+            <w:r>
+              <w:t xml:space="preserve"> </w:t>
+            </w:r>
+            <w:proofErr w:type="spellStart"/>
+            <w:r>
+              <w:t>đội</w:t>
+            </w:r>
+            <w:proofErr w:type="spellEnd"/>
+            <w:r>
+              <w:t xml:space="preserve"> </w:t>
+            </w:r>
+            <w:proofErr w:type="spellStart"/>
+            <w:r>
+              <w:t>ngũ</w:t>
+            </w:r>
+            <w:proofErr w:type="spellEnd"/>
+            <w:r>
+              <w:t xml:space="preserve"> </w:t>
+            </w:r>
+            <w:proofErr w:type="spellStart"/>
+            <w:r>
+              <w:t>kỹ</w:t>
+            </w:r>
+            <w:proofErr w:type="spellEnd"/>
+            <w:r>
+              <w:t xml:space="preserve"> </w:t>
+            </w:r>
+            <w:proofErr w:type="spellStart"/>
+            <w:r>
+              <w:t>thuật</w:t>
+            </w:r>
+            <w:proofErr w:type="spellEnd"/>
+            <w:r>
+              <w:t xml:space="preserve"> </w:t>
+            </w:r>
+            <w:proofErr w:type="spellStart"/>
+            <w:r>
+              <w:t>xử</w:t>
+            </w:r>
+            <w:proofErr w:type="spellEnd"/>
+            <w:r>
+              <w:t xml:space="preserve"> </w:t>
+            </w:r>
+            <w:proofErr w:type="spellStart"/>
+            <w:r>
+              <w:t>lý</w:t>
+            </w:r>
+            <w:proofErr w:type="spellEnd"/>
+            <w:r>
+              <w:t xml:space="preserve"> </w:t>
+            </w:r>
+            <w:proofErr w:type="spellStart"/>
+            <w:r>
+              <w:t>khẩn</w:t>
+            </w:r>
+            <w:proofErr w:type="spellEnd"/>
+            <w:r>
+              <w:t xml:space="preserve"> </w:t>
+            </w:r>
+            <w:proofErr w:type="spellStart"/>
+            <w:r>
+              <w:t>cấp</w:t>
+            </w:r>
+            <w:proofErr w:type="spellEnd"/>
+            <w:r>
+              <w:t>.</w:t>
             </w:r>
           </w:p>
         </w:tc>
@@ -1440,7 +8323,223 @@
           </w:tcPr>
           <w:p>
             <w:r>
-              <w:t>Alternative 1 (Tra cứu nhật ký sự cố): Tại bước 9, Operator chuyển sang tab "Nhật ký" để theo dõi danh sách toàn bộ các sự cố phương tiện đang diễn ra trên mạng lưới.</w:t>
+              <w:t xml:space="preserve">Alternative 1 (Tra </w:t>
+            </w:r>
+            <w:proofErr w:type="spellStart"/>
+            <w:r>
+              <w:t>cứu</w:t>
+            </w:r>
+            <w:proofErr w:type="spellEnd"/>
+            <w:r>
+              <w:t xml:space="preserve"> </w:t>
+            </w:r>
+            <w:proofErr w:type="spellStart"/>
+            <w:r>
+              <w:t>nhật</w:t>
+            </w:r>
+            <w:proofErr w:type="spellEnd"/>
+            <w:r>
+              <w:t xml:space="preserve"> </w:t>
+            </w:r>
+            <w:proofErr w:type="spellStart"/>
+            <w:r>
+              <w:t>ký</w:t>
+            </w:r>
+            <w:proofErr w:type="spellEnd"/>
+            <w:r>
+              <w:t xml:space="preserve"> </w:t>
+            </w:r>
+            <w:proofErr w:type="spellStart"/>
+            <w:r>
+              <w:t>sự</w:t>
+            </w:r>
+            <w:proofErr w:type="spellEnd"/>
+            <w:r>
+              <w:t xml:space="preserve"> </w:t>
+            </w:r>
+            <w:proofErr w:type="spellStart"/>
+            <w:r>
+              <w:t>cố</w:t>
+            </w:r>
+            <w:proofErr w:type="spellEnd"/>
+            <w:r>
+              <w:t xml:space="preserve">): </w:t>
+            </w:r>
+            <w:proofErr w:type="spellStart"/>
+            <w:r>
+              <w:t>Tại</w:t>
+            </w:r>
+            <w:proofErr w:type="spellEnd"/>
+            <w:r>
+              <w:t xml:space="preserve"> </w:t>
+            </w:r>
+            <w:proofErr w:type="spellStart"/>
+            <w:r>
+              <w:t>bước</w:t>
+            </w:r>
+            <w:proofErr w:type="spellEnd"/>
+            <w:r>
+              <w:t xml:space="preserve"> 9, Operator </w:t>
+            </w:r>
+            <w:proofErr w:type="spellStart"/>
+            <w:r>
+              <w:t>chuyển</w:t>
+            </w:r>
+            <w:proofErr w:type="spellEnd"/>
+            <w:r>
+              <w:t xml:space="preserve"> sang tab "Nhật </w:t>
+            </w:r>
+            <w:proofErr w:type="spellStart"/>
+            <w:r>
+              <w:t>ký</w:t>
+            </w:r>
+            <w:proofErr w:type="spellEnd"/>
+            <w:r>
+              <w:t xml:space="preserve">" </w:t>
+            </w:r>
+            <w:proofErr w:type="spellStart"/>
+            <w:r>
+              <w:t>để</w:t>
+            </w:r>
+            <w:proofErr w:type="spellEnd"/>
+            <w:r>
+              <w:t xml:space="preserve"> </w:t>
+            </w:r>
+            <w:proofErr w:type="spellStart"/>
+            <w:r>
+              <w:t>theo</w:t>
+            </w:r>
+            <w:proofErr w:type="spellEnd"/>
+            <w:r>
+              <w:t xml:space="preserve"> </w:t>
+            </w:r>
+            <w:proofErr w:type="spellStart"/>
+            <w:r>
+              <w:t>dõi</w:t>
+            </w:r>
+            <w:proofErr w:type="spellEnd"/>
+            <w:r>
+              <w:t xml:space="preserve"> </w:t>
+            </w:r>
+            <w:proofErr w:type="spellStart"/>
+            <w:r>
+              <w:t>danh</w:t>
+            </w:r>
+            <w:proofErr w:type="spellEnd"/>
+            <w:r>
+              <w:t xml:space="preserve"> </w:t>
+            </w:r>
+            <w:proofErr w:type="spellStart"/>
+            <w:r>
+              <w:t>sách</w:t>
+            </w:r>
+            <w:proofErr w:type="spellEnd"/>
+            <w:r>
+              <w:t xml:space="preserve"> </w:t>
+            </w:r>
+            <w:proofErr w:type="spellStart"/>
+            <w:r>
+              <w:t>toàn</w:t>
+            </w:r>
+            <w:proofErr w:type="spellEnd"/>
+            <w:r>
+              <w:t xml:space="preserve"> </w:t>
+            </w:r>
+            <w:proofErr w:type="spellStart"/>
+            <w:r>
+              <w:t>bộ</w:t>
+            </w:r>
+            <w:proofErr w:type="spellEnd"/>
+            <w:r>
+              <w:t xml:space="preserve"> </w:t>
+            </w:r>
+            <w:proofErr w:type="spellStart"/>
+            <w:r>
+              <w:t>các</w:t>
+            </w:r>
+            <w:proofErr w:type="spellEnd"/>
+            <w:r>
+              <w:t xml:space="preserve"> </w:t>
+            </w:r>
+            <w:proofErr w:type="spellStart"/>
+            <w:r>
+              <w:t>sự</w:t>
+            </w:r>
+            <w:proofErr w:type="spellEnd"/>
+            <w:r>
+              <w:t xml:space="preserve"> </w:t>
+            </w:r>
+            <w:proofErr w:type="spellStart"/>
+            <w:r>
+              <w:t>cố</w:t>
+            </w:r>
+            <w:proofErr w:type="spellEnd"/>
+            <w:r>
+              <w:t xml:space="preserve"> </w:t>
+            </w:r>
+            <w:proofErr w:type="spellStart"/>
+            <w:r>
+              <w:t>phương</w:t>
+            </w:r>
+            <w:proofErr w:type="spellEnd"/>
+            <w:r>
+              <w:t xml:space="preserve"> </w:t>
+            </w:r>
+            <w:proofErr w:type="spellStart"/>
+            <w:r>
+              <w:t>tiện</w:t>
+            </w:r>
+            <w:proofErr w:type="spellEnd"/>
+            <w:r>
+              <w:t xml:space="preserve"> </w:t>
+            </w:r>
+            <w:proofErr w:type="spellStart"/>
+            <w:r>
+              <w:t>đang</w:t>
+            </w:r>
+            <w:proofErr w:type="spellEnd"/>
+            <w:r>
+              <w:t xml:space="preserve"> </w:t>
+            </w:r>
+            <w:proofErr w:type="spellStart"/>
+            <w:r>
+              <w:t>diễn</w:t>
+            </w:r>
+            <w:proofErr w:type="spellEnd"/>
+            <w:r>
+              <w:t xml:space="preserve"> </w:t>
+            </w:r>
+            <w:proofErr w:type="spellStart"/>
+            <w:r>
+              <w:t>ra</w:t>
+            </w:r>
+            <w:proofErr w:type="spellEnd"/>
+            <w:r>
+              <w:t xml:space="preserve"> </w:t>
+            </w:r>
+            <w:proofErr w:type="spellStart"/>
+            <w:r>
+              <w:t>trên</w:t>
+            </w:r>
+            <w:proofErr w:type="spellEnd"/>
+            <w:r>
+              <w:t xml:space="preserve"> </w:t>
+            </w:r>
+            <w:proofErr w:type="spellStart"/>
+            <w:r>
+              <w:t>mạng</w:t>
+            </w:r>
+            <w:proofErr w:type="spellEnd"/>
+            <w:r>
+              <w:t xml:space="preserve"> </w:t>
+            </w:r>
+            <w:proofErr w:type="spellStart"/>
+            <w:r>
+              <w:t>lưới</w:t>
+            </w:r>
+            <w:proofErr w:type="spellEnd"/>
+            <w:r>
+              <w:t>.</w:t>
             </w:r>
           </w:p>
         </w:tc>
@@ -1483,7 +8582,287 @@
           </w:tcPr>
           <w:p>
             <w:r>
-              <w:t>Exception 1 (Hub không có phương tiện): Tại bước 3, nếu Hub được chọn không có phương tiện nào, hệ thống hiển thị thông báo: "Không có xe tại Hub này" và vô hiệu hóa nút gửi báo cáo sự cố.</w:t>
+              <w:t xml:space="preserve">Exception 1 (Hub </w:t>
+            </w:r>
+            <w:proofErr w:type="spellStart"/>
+            <w:r>
+              <w:t>không</w:t>
+            </w:r>
+            <w:proofErr w:type="spellEnd"/>
+            <w:r>
+              <w:t xml:space="preserve"> </w:t>
+            </w:r>
+            <w:proofErr w:type="spellStart"/>
+            <w:r>
+              <w:t>có</w:t>
+            </w:r>
+            <w:proofErr w:type="spellEnd"/>
+            <w:r>
+              <w:t xml:space="preserve"> </w:t>
+            </w:r>
+            <w:proofErr w:type="spellStart"/>
+            <w:r>
+              <w:t>phương</w:t>
+            </w:r>
+            <w:proofErr w:type="spellEnd"/>
+            <w:r>
+              <w:t xml:space="preserve"> </w:t>
+            </w:r>
+            <w:proofErr w:type="spellStart"/>
+            <w:r>
+              <w:t>tiện</w:t>
+            </w:r>
+            <w:proofErr w:type="spellEnd"/>
+            <w:r>
+              <w:t xml:space="preserve">): </w:t>
+            </w:r>
+            <w:proofErr w:type="spellStart"/>
+            <w:r>
+              <w:t>Tại</w:t>
+            </w:r>
+            <w:proofErr w:type="spellEnd"/>
+            <w:r>
+              <w:t xml:space="preserve"> </w:t>
+            </w:r>
+            <w:proofErr w:type="spellStart"/>
+            <w:r>
+              <w:t>bước</w:t>
+            </w:r>
+            <w:proofErr w:type="spellEnd"/>
+            <w:r>
+              <w:t xml:space="preserve"> 3, </w:t>
+            </w:r>
+            <w:proofErr w:type="spellStart"/>
+            <w:r>
+              <w:t>nếu</w:t>
+            </w:r>
+            <w:proofErr w:type="spellEnd"/>
+            <w:r>
+              <w:t xml:space="preserve"> Hub </w:t>
+            </w:r>
+            <w:proofErr w:type="spellStart"/>
+            <w:r>
+              <w:t>được</w:t>
+            </w:r>
+            <w:proofErr w:type="spellEnd"/>
+            <w:r>
+              <w:t xml:space="preserve"> </w:t>
+            </w:r>
+            <w:proofErr w:type="spellStart"/>
+            <w:r>
+              <w:t>chọn</w:t>
+            </w:r>
+            <w:proofErr w:type="spellEnd"/>
+            <w:r>
+              <w:t xml:space="preserve"> </w:t>
+            </w:r>
+            <w:proofErr w:type="spellStart"/>
+            <w:r>
+              <w:t>không</w:t>
+            </w:r>
+            <w:proofErr w:type="spellEnd"/>
+            <w:r>
+              <w:t xml:space="preserve"> </w:t>
+            </w:r>
+            <w:proofErr w:type="spellStart"/>
+            <w:r>
+              <w:t>có</w:t>
+            </w:r>
+            <w:proofErr w:type="spellEnd"/>
+            <w:r>
+              <w:t xml:space="preserve"> </w:t>
+            </w:r>
+            <w:proofErr w:type="spellStart"/>
+            <w:r>
+              <w:t>phương</w:t>
+            </w:r>
+            <w:proofErr w:type="spellEnd"/>
+            <w:r>
+              <w:t xml:space="preserve"> </w:t>
+            </w:r>
+            <w:proofErr w:type="spellStart"/>
+            <w:r>
+              <w:t>tiện</w:t>
+            </w:r>
+            <w:proofErr w:type="spellEnd"/>
+            <w:r>
+              <w:t xml:space="preserve"> </w:t>
+            </w:r>
+            <w:proofErr w:type="spellStart"/>
+            <w:r>
+              <w:t>nào</w:t>
+            </w:r>
+            <w:proofErr w:type="spellEnd"/>
+            <w:r>
+              <w:t xml:space="preserve">, </w:t>
+            </w:r>
+            <w:proofErr w:type="spellStart"/>
+            <w:r>
+              <w:t>hệ</w:t>
+            </w:r>
+            <w:proofErr w:type="spellEnd"/>
+            <w:r>
+              <w:t xml:space="preserve"> </w:t>
+            </w:r>
+            <w:proofErr w:type="spellStart"/>
+            <w:r>
+              <w:t>thống</w:t>
+            </w:r>
+            <w:proofErr w:type="spellEnd"/>
+            <w:r>
+              <w:t xml:space="preserve"> </w:t>
+            </w:r>
+            <w:proofErr w:type="spellStart"/>
+            <w:r>
+              <w:t>hiển</w:t>
+            </w:r>
+            <w:proofErr w:type="spellEnd"/>
+            <w:r>
+              <w:t xml:space="preserve"> </w:t>
+            </w:r>
+            <w:proofErr w:type="spellStart"/>
+            <w:r>
+              <w:t>thị</w:t>
+            </w:r>
+            <w:proofErr w:type="spellEnd"/>
+            <w:r>
+              <w:t xml:space="preserve"> </w:t>
+            </w:r>
+            <w:proofErr w:type="spellStart"/>
+            <w:r>
+              <w:t>thông</w:t>
+            </w:r>
+            <w:proofErr w:type="spellEnd"/>
+            <w:r>
+              <w:t xml:space="preserve"> </w:t>
+            </w:r>
+            <w:proofErr w:type="spellStart"/>
+            <w:r>
+              <w:t>báo</w:t>
+            </w:r>
+            <w:proofErr w:type="spellEnd"/>
+            <w:r>
+              <w:t>: "</w:t>
+            </w:r>
+            <w:proofErr w:type="spellStart"/>
+            <w:r>
+              <w:t>Không</w:t>
+            </w:r>
+            <w:proofErr w:type="spellEnd"/>
+            <w:r>
+              <w:t xml:space="preserve"> </w:t>
+            </w:r>
+            <w:proofErr w:type="spellStart"/>
+            <w:r>
+              <w:t>có</w:t>
+            </w:r>
+            <w:proofErr w:type="spellEnd"/>
+            <w:r>
+              <w:t xml:space="preserve"> </w:t>
+            </w:r>
+            <w:proofErr w:type="spellStart"/>
+            <w:r>
+              <w:t>xe</w:t>
+            </w:r>
+            <w:proofErr w:type="spellEnd"/>
+            <w:r>
+              <w:t xml:space="preserve"> </w:t>
+            </w:r>
+            <w:proofErr w:type="spellStart"/>
+            <w:r>
+              <w:t>tại</w:t>
+            </w:r>
+            <w:proofErr w:type="spellEnd"/>
+            <w:r>
+              <w:t xml:space="preserve"> Hub </w:t>
+            </w:r>
+            <w:proofErr w:type="spellStart"/>
+            <w:r>
+              <w:t>này</w:t>
+            </w:r>
+            <w:proofErr w:type="spellEnd"/>
+            <w:r>
+              <w:t xml:space="preserve">" </w:t>
+            </w:r>
+            <w:proofErr w:type="spellStart"/>
+            <w:r>
+              <w:t>và</w:t>
+            </w:r>
+            <w:proofErr w:type="spellEnd"/>
+            <w:r>
+              <w:t xml:space="preserve"> </w:t>
+            </w:r>
+            <w:proofErr w:type="spellStart"/>
+            <w:r>
+              <w:t>vô</w:t>
+            </w:r>
+            <w:proofErr w:type="spellEnd"/>
+            <w:r>
+              <w:t xml:space="preserve"> </w:t>
+            </w:r>
+            <w:proofErr w:type="spellStart"/>
+            <w:r>
+              <w:t>hiệu</w:t>
+            </w:r>
+            <w:proofErr w:type="spellEnd"/>
+            <w:r>
+              <w:t xml:space="preserve"> </w:t>
+            </w:r>
+            <w:proofErr w:type="spellStart"/>
+            <w:r>
+              <w:t>hóa</w:t>
+            </w:r>
+            <w:proofErr w:type="spellEnd"/>
+            <w:r>
+              <w:t xml:space="preserve"> </w:t>
+            </w:r>
+            <w:proofErr w:type="spellStart"/>
+            <w:r>
+              <w:t>nút</w:t>
+            </w:r>
+            <w:proofErr w:type="spellEnd"/>
+            <w:r>
+              <w:t xml:space="preserve"> </w:t>
+            </w:r>
+            <w:proofErr w:type="spellStart"/>
+            <w:r>
+              <w:t>gửi</w:t>
+            </w:r>
+            <w:proofErr w:type="spellEnd"/>
+            <w:r>
+              <w:t xml:space="preserve"> </w:t>
+            </w:r>
+            <w:proofErr w:type="spellStart"/>
+            <w:r>
+              <w:t>báo</w:t>
+            </w:r>
+            <w:proofErr w:type="spellEnd"/>
+            <w:r>
+              <w:t xml:space="preserve"> </w:t>
+            </w:r>
+            <w:proofErr w:type="spellStart"/>
+            <w:r>
+              <w:t>cáo</w:t>
+            </w:r>
+            <w:proofErr w:type="spellEnd"/>
+            <w:r>
+              <w:t xml:space="preserve"> </w:t>
+            </w:r>
+            <w:proofErr w:type="spellStart"/>
+            <w:r>
+              <w:t>sự</w:t>
+            </w:r>
+            <w:proofErr w:type="spellEnd"/>
+            <w:r>
+              <w:t xml:space="preserve"> </w:t>
+            </w:r>
+            <w:proofErr w:type="spellStart"/>
+            <w:r>
+              <w:t>cố</w:t>
+            </w:r>
+            <w:proofErr w:type="spellEnd"/>
+            <w:r>
+              <w:t>.</w:t>
             </w:r>
           </w:p>
         </w:tc>
@@ -1526,7 +8905,255 @@
           </w:tcPr>
           <w:p>
             <w:r>
-              <w:t>Phương tiện ở trạng thái "incident" phải lập tức bị ẩn/khóa khỏi danh sách phương tiện khả dụng trên phân hệ SS1 (Đặt xe cho sinh viên) để đảm bảo an toàn vận hành.</w:t>
+              <w:t xml:space="preserve">Phương </w:t>
+            </w:r>
+            <w:proofErr w:type="spellStart"/>
+            <w:r>
+              <w:t>tiện</w:t>
+            </w:r>
+            <w:proofErr w:type="spellEnd"/>
+            <w:r>
+              <w:t xml:space="preserve"> ở </w:t>
+            </w:r>
+            <w:proofErr w:type="spellStart"/>
+            <w:r>
+              <w:t>trạng</w:t>
+            </w:r>
+            <w:proofErr w:type="spellEnd"/>
+            <w:r>
+              <w:t xml:space="preserve"> </w:t>
+            </w:r>
+            <w:proofErr w:type="spellStart"/>
+            <w:r>
+              <w:t>thái</w:t>
+            </w:r>
+            <w:proofErr w:type="spellEnd"/>
+            <w:r>
+              <w:t xml:space="preserve"> "</w:t>
+            </w:r>
+            <w:proofErr w:type="spellStart"/>
+            <w:r>
+              <w:t>INCIDENTed</w:t>
+            </w:r>
+            <w:proofErr w:type="spellEnd"/>
+            <w:r>
+              <w:t xml:space="preserve">" </w:t>
+            </w:r>
+            <w:proofErr w:type="spellStart"/>
+            <w:r>
+              <w:t>phải</w:t>
+            </w:r>
+            <w:proofErr w:type="spellEnd"/>
+            <w:r>
+              <w:t xml:space="preserve"> </w:t>
+            </w:r>
+            <w:proofErr w:type="spellStart"/>
+            <w:r>
+              <w:t>lập</w:t>
+            </w:r>
+            <w:proofErr w:type="spellEnd"/>
+            <w:r>
+              <w:t xml:space="preserve"> </w:t>
+            </w:r>
+            <w:proofErr w:type="spellStart"/>
+            <w:r>
+              <w:t>tức</w:t>
+            </w:r>
+            <w:proofErr w:type="spellEnd"/>
+            <w:r>
+              <w:t xml:space="preserve"> </w:t>
+            </w:r>
+            <w:proofErr w:type="spellStart"/>
+            <w:r>
+              <w:t>bị</w:t>
+            </w:r>
+            <w:proofErr w:type="spellEnd"/>
+            <w:r>
+              <w:t xml:space="preserve"> </w:t>
+            </w:r>
+            <w:proofErr w:type="spellStart"/>
+            <w:r>
+              <w:t>ẩn</w:t>
+            </w:r>
+            <w:proofErr w:type="spellEnd"/>
+            <w:r>
+              <w:t>/</w:t>
+            </w:r>
+            <w:proofErr w:type="spellStart"/>
+            <w:r>
+              <w:t>khóa</w:t>
+            </w:r>
+            <w:proofErr w:type="spellEnd"/>
+            <w:r>
+              <w:t xml:space="preserve"> </w:t>
+            </w:r>
+            <w:proofErr w:type="spellStart"/>
+            <w:r>
+              <w:t>khỏi</w:t>
+            </w:r>
+            <w:proofErr w:type="spellEnd"/>
+            <w:r>
+              <w:t xml:space="preserve"> </w:t>
+            </w:r>
+            <w:proofErr w:type="spellStart"/>
+            <w:r>
+              <w:t>danh</w:t>
+            </w:r>
+            <w:proofErr w:type="spellEnd"/>
+            <w:r>
+              <w:t xml:space="preserve"> </w:t>
+            </w:r>
+            <w:proofErr w:type="spellStart"/>
+            <w:r>
+              <w:t>sách</w:t>
+            </w:r>
+            <w:proofErr w:type="spellEnd"/>
+            <w:r>
+              <w:t xml:space="preserve"> </w:t>
+            </w:r>
+            <w:proofErr w:type="spellStart"/>
+            <w:r>
+              <w:t>phương</w:t>
+            </w:r>
+            <w:proofErr w:type="spellEnd"/>
+            <w:r>
+              <w:t xml:space="preserve"> </w:t>
+            </w:r>
+            <w:proofErr w:type="spellStart"/>
+            <w:r>
+              <w:t>tiện</w:t>
+            </w:r>
+            <w:proofErr w:type="spellEnd"/>
+            <w:r>
+              <w:t xml:space="preserve"> </w:t>
+            </w:r>
+            <w:proofErr w:type="spellStart"/>
+            <w:r>
+              <w:t>khả</w:t>
+            </w:r>
+            <w:proofErr w:type="spellEnd"/>
+            <w:r>
+              <w:t xml:space="preserve"> </w:t>
+            </w:r>
+            <w:proofErr w:type="spellStart"/>
+            <w:r>
+              <w:t>dụng</w:t>
+            </w:r>
+            <w:proofErr w:type="spellEnd"/>
+            <w:r>
+              <w:t xml:space="preserve"> </w:t>
+            </w:r>
+            <w:proofErr w:type="spellStart"/>
+            <w:r>
+              <w:t>trên</w:t>
+            </w:r>
+            <w:proofErr w:type="spellEnd"/>
+            <w:r>
+              <w:t xml:space="preserve"> </w:t>
+            </w:r>
+            <w:proofErr w:type="spellStart"/>
+            <w:r>
+              <w:t>phân</w:t>
+            </w:r>
+            <w:proofErr w:type="spellEnd"/>
+            <w:r>
+              <w:t xml:space="preserve"> </w:t>
+            </w:r>
+            <w:proofErr w:type="spellStart"/>
+            <w:r>
+              <w:t>hệ</w:t>
+            </w:r>
+            <w:proofErr w:type="spellEnd"/>
+            <w:r>
+              <w:t xml:space="preserve"> SS1 (</w:t>
+            </w:r>
+            <w:proofErr w:type="spellStart"/>
+            <w:r>
+              <w:t>Đặt</w:t>
+            </w:r>
+            <w:proofErr w:type="spellEnd"/>
+            <w:r>
+              <w:t xml:space="preserve"> </w:t>
+            </w:r>
+            <w:proofErr w:type="spellStart"/>
+            <w:r>
+              <w:t>xe</w:t>
+            </w:r>
+            <w:proofErr w:type="spellEnd"/>
+            <w:r>
+              <w:t xml:space="preserve"> </w:t>
+            </w:r>
+            <w:proofErr w:type="spellStart"/>
+            <w:r>
+              <w:t>cho</w:t>
+            </w:r>
+            <w:proofErr w:type="spellEnd"/>
+            <w:r>
+              <w:t xml:space="preserve"> </w:t>
+            </w:r>
+            <w:proofErr w:type="spellStart"/>
+            <w:r>
+              <w:t>sinh</w:t>
+            </w:r>
+            <w:proofErr w:type="spellEnd"/>
+            <w:r>
+              <w:t xml:space="preserve"> </w:t>
+            </w:r>
+            <w:proofErr w:type="spellStart"/>
+            <w:r>
+              <w:t>viên</w:t>
+            </w:r>
+            <w:proofErr w:type="spellEnd"/>
+            <w:r>
+              <w:t xml:space="preserve">) </w:t>
+            </w:r>
+            <w:proofErr w:type="spellStart"/>
+            <w:r>
+              <w:t>để</w:t>
+            </w:r>
+            <w:proofErr w:type="spellEnd"/>
+            <w:r>
+              <w:t xml:space="preserve"> </w:t>
+            </w:r>
+            <w:proofErr w:type="spellStart"/>
+            <w:r>
+              <w:t>đảm</w:t>
+            </w:r>
+            <w:proofErr w:type="spellEnd"/>
+            <w:r>
+              <w:t xml:space="preserve"> </w:t>
+            </w:r>
+            <w:proofErr w:type="spellStart"/>
+            <w:r>
+              <w:t>bảo</w:t>
+            </w:r>
+            <w:proofErr w:type="spellEnd"/>
+            <w:r>
+              <w:t xml:space="preserve"> an </w:t>
+            </w:r>
+            <w:proofErr w:type="spellStart"/>
+            <w:r>
+              <w:t>toàn</w:t>
+            </w:r>
+            <w:proofErr w:type="spellEnd"/>
+            <w:r>
+              <w:t xml:space="preserve"> </w:t>
+            </w:r>
+            <w:proofErr w:type="spellStart"/>
+            <w:r>
+              <w:t>vận</w:t>
+            </w:r>
+            <w:proofErr w:type="spellEnd"/>
+            <w:r>
+              <w:t xml:space="preserve"> </w:t>
+            </w:r>
+            <w:proofErr w:type="spellStart"/>
+            <w:r>
+              <w:t>hành</w:t>
+            </w:r>
+            <w:proofErr w:type="spellEnd"/>
+            <w:r>
+              <w:t>.</w:t>
             </w:r>
           </w:p>
         </w:tc>
@@ -1542,7 +9169,79 @@
         <w:pStyle w:val="BlockQuotation"/>
       </w:pPr>
       <w:r>
-        <w:t>Tài liệu được tạo bởi Đặng Hoàng Quý Nhân (TV4 — Developer/Analyst) phục vụ BTL Công nghệ Phần mềm (CO3001) — HCMUT.</w:t>
+        <w:t xml:space="preserve">Tài </w:t>
+      </w:r>
+      <w:proofErr w:type="spellStart"/>
+      <w:r>
+        <w:t>liệu</w:t>
+      </w:r>
+      <w:proofErr w:type="spellEnd"/>
+      <w:r>
+        <w:t xml:space="preserve"> </w:t>
+      </w:r>
+      <w:proofErr w:type="spellStart"/>
+      <w:r>
+        <w:t>được</w:t>
+      </w:r>
+      <w:proofErr w:type="spellEnd"/>
+      <w:r>
+        <w:t xml:space="preserve"> </w:t>
+      </w:r>
+      <w:proofErr w:type="spellStart"/>
+      <w:r>
+        <w:t>tạo</w:t>
+      </w:r>
+      <w:proofErr w:type="spellEnd"/>
+      <w:r>
+        <w:t xml:space="preserve"> </w:t>
+      </w:r>
+      <w:proofErr w:type="spellStart"/>
+      <w:r>
+        <w:t>bởi</w:t>
+      </w:r>
+      <w:proofErr w:type="spellEnd"/>
+      <w:r>
+        <w:t xml:space="preserve"> Đặng Hoàng Quý Nhân (TV4 — Developer/Analyst) </w:t>
+      </w:r>
+      <w:proofErr w:type="spellStart"/>
+      <w:r>
+        <w:t>phục</w:t>
+      </w:r>
+      <w:proofErr w:type="spellEnd"/>
+      <w:r>
+        <w:t xml:space="preserve"> </w:t>
+      </w:r>
+      <w:proofErr w:type="spellStart"/>
+      <w:r>
+        <w:t>vụ</w:t>
+      </w:r>
+      <w:proofErr w:type="spellEnd"/>
+      <w:r>
+        <w:t xml:space="preserve"> BTL Công </w:t>
+      </w:r>
+      <w:proofErr w:type="spellStart"/>
+      <w:r>
+        <w:t>nghệ</w:t>
+      </w:r>
+      <w:proofErr w:type="spellEnd"/>
+      <w:r>
+        <w:t xml:space="preserve"> </w:t>
+      </w:r>
+      <w:proofErr w:type="spellStart"/>
+      <w:r>
+        <w:t>Phần</w:t>
+      </w:r>
+      <w:proofErr w:type="spellEnd"/>
+      <w:r>
+        <w:t xml:space="preserve"> </w:t>
+      </w:r>
+      <w:proofErr w:type="spellStart"/>
+      <w:r>
+        <w:t>mềm</w:t>
+      </w:r>
+      <w:proofErr w:type="spellEnd"/>
+      <w:r>
+        <w:t xml:space="preserve"> (CO3001) — HCMUT.</w:t>
       </w:r>
     </w:p>
     <w:p>
@@ -2138,7 +9837,6 @@
   <w:style w:type="character" w:default="1" w:styleId="DefaultParagraphFont">
     <w:name w:val="Default Paragraph Font"/>
     <w:uiPriority w:val="1"/>
-    <w:semiHidden/>
     <w:unhideWhenUsed/>
   </w:style>
   <w:style w:type="table" w:default="1" w:styleId="TableNormal">

--- a/docs/diagrams/Use-case detail-scenario/SS4/UC_SS4_DangHoangQuyNhan.docx
+++ b/docs/diagrams/Use-case detail-scenario/SS4/UC_SS4_DangHoangQuyNhan.docx
@@ -608,6 +608,11 @@
             <w:vAlign w:val="center"/>
           </w:tcPr>
           <w:p>
+            <w:pPr>
+              <w:rPr>
+                <w:lang w:val="vi-VN"/>
+              </w:rPr>
+            </w:pPr>
             <w:r>
               <w:t xml:space="preserve">Primary: Nhân </w:t>
             </w:r>
@@ -677,92 +682,16 @@
             </w:r>
             <w:proofErr w:type="spellEnd"/>
             <w:r>
-              <w:t xml:space="preserve"> Hub, </w:t>
-            </w:r>
-            <w:proofErr w:type="spellStart"/>
-            <w:r>
-              <w:t>Đội</w:t>
-            </w:r>
-            <w:proofErr w:type="spellEnd"/>
-            <w:r>
-              <w:t xml:space="preserve"> </w:t>
-            </w:r>
-            <w:proofErr w:type="spellStart"/>
-            <w:r>
-              <w:t>vận</w:t>
-            </w:r>
-            <w:proofErr w:type="spellEnd"/>
-            <w:r>
-              <w:t xml:space="preserve"> </w:t>
-            </w:r>
-            <w:proofErr w:type="spellStart"/>
-            <w:r>
-              <w:t>chuyển</w:t>
-            </w:r>
-            <w:proofErr w:type="spellEnd"/>
-            <w:r>
-              <w:t>/</w:t>
-            </w:r>
-            <w:proofErr w:type="spellStart"/>
-            <w:r>
-              <w:t>Kỹ</w:t>
-            </w:r>
-            <w:proofErr w:type="spellEnd"/>
-            <w:r>
-              <w:t xml:space="preserve"> </w:t>
-            </w:r>
-            <w:proofErr w:type="spellStart"/>
-            <w:r>
-              <w:t>thuật</w:t>
-            </w:r>
-            <w:proofErr w:type="spellEnd"/>
-            <w:r>
-              <w:t xml:space="preserve"> </w:t>
-            </w:r>
-            <w:proofErr w:type="spellStart"/>
-            <w:r>
-              <w:t>viên</w:t>
-            </w:r>
-            <w:proofErr w:type="spellEnd"/>
-            <w:r>
-              <w:t xml:space="preserve">, </w:t>
-            </w:r>
-            <w:proofErr w:type="spellStart"/>
-            <w:r>
-              <w:t>Bộ</w:t>
-            </w:r>
-            <w:proofErr w:type="spellEnd"/>
-            <w:r>
-              <w:t xml:space="preserve"> </w:t>
-            </w:r>
-            <w:proofErr w:type="spellStart"/>
-            <w:r>
-              <w:t>nhớ</w:t>
-            </w:r>
-            <w:proofErr w:type="spellEnd"/>
-            <w:r>
-              <w:t xml:space="preserve"> </w:t>
-            </w:r>
-            <w:proofErr w:type="spellStart"/>
-            <w:r>
-              <w:t>tạm</w:t>
-            </w:r>
-            <w:proofErr w:type="spellEnd"/>
-            <w:r>
-              <w:t xml:space="preserve"> in-memory (</w:t>
-            </w:r>
-            <w:proofErr w:type="spellStart"/>
-            <w:proofErr w:type="gramStart"/>
-            <w:r>
-              <w:t>st.session</w:t>
-            </w:r>
-            <w:proofErr w:type="gramEnd"/>
-            <w:r>
-              <w:t>_state</w:t>
-            </w:r>
-            <w:proofErr w:type="spellEnd"/>
-            <w:r>
-              <w:t>).</w:t>
+              <w:t xml:space="preserve"> </w:t>
+            </w:r>
+            <w:r>
+              <w:t>Hub</w:t>
+            </w:r>
+            <w:r>
+              <w:rPr>
+                <w:lang w:val="vi-VN"/>
+              </w:rPr>
+              <w:t>.</w:t>
             </w:r>
           </w:p>
         </w:tc>
@@ -2658,62 +2587,61 @@
             </w:r>
             <w:proofErr w:type="spellEnd"/>
             <w:r>
-              <w:t xml:space="preserve"> </w:t>
+              <w:t xml:space="preserve"> Hub </w:t>
+            </w:r>
+            <w:proofErr w:type="spellStart"/>
+            <w:r>
+              <w:t>nguồn</w:t>
+            </w:r>
+            <w:proofErr w:type="spellEnd"/>
+            <w:r>
+              <w:t xml:space="preserve"> </w:t>
+            </w:r>
+            <w:proofErr w:type="spellStart"/>
+            <w:r>
+              <w:t>kèm</w:t>
+            </w:r>
+            <w:proofErr w:type="spellEnd"/>
+            <w:r>
+              <w:t xml:space="preserve"> </w:t>
+            </w:r>
+            <w:proofErr w:type="spellStart"/>
+            <w:r>
+              <w:t>mức</w:t>
+            </w:r>
+            <w:proofErr w:type="spellEnd"/>
+            <w:r>
+              <w:t xml:space="preserve"> pin (SoC %) </w:t>
+            </w:r>
+            <w:proofErr w:type="spellStart"/>
+            <w:r>
+              <w:t>và</w:t>
+            </w:r>
+            <w:proofErr w:type="spellEnd"/>
+            <w:r>
+              <w:t xml:space="preserve"> </w:t>
+            </w:r>
+            <w:proofErr w:type="spellStart"/>
+            <w:r>
+              <w:t>loại</w:t>
+            </w:r>
+            <w:proofErr w:type="spellEnd"/>
+            <w:r>
+              <w:t xml:space="preserve"> </w:t>
+            </w:r>
+            <w:proofErr w:type="spellStart"/>
+            <w:r>
+              <w:t>xe</w:t>
+            </w:r>
+            <w:proofErr w:type="spellEnd"/>
+            <w:r>
+              <w:t>.</w:t>
+            </w:r>
+            <w:r>
+              <w:br/>
             </w:r>
             <w:r>
               <w:lastRenderedPageBreak/>
-              <w:t xml:space="preserve">Hub </w:t>
-            </w:r>
-            <w:proofErr w:type="spellStart"/>
-            <w:r>
-              <w:t>nguồn</w:t>
-            </w:r>
-            <w:proofErr w:type="spellEnd"/>
-            <w:r>
-              <w:t xml:space="preserve"> </w:t>
-            </w:r>
-            <w:proofErr w:type="spellStart"/>
-            <w:r>
-              <w:t>kèm</w:t>
-            </w:r>
-            <w:proofErr w:type="spellEnd"/>
-            <w:r>
-              <w:t xml:space="preserve"> </w:t>
-            </w:r>
-            <w:proofErr w:type="spellStart"/>
-            <w:r>
-              <w:t>mức</w:t>
-            </w:r>
-            <w:proofErr w:type="spellEnd"/>
-            <w:r>
-              <w:t xml:space="preserve"> pin (SoC %) </w:t>
-            </w:r>
-            <w:proofErr w:type="spellStart"/>
-            <w:r>
-              <w:t>và</w:t>
-            </w:r>
-            <w:proofErr w:type="spellEnd"/>
-            <w:r>
-              <w:t xml:space="preserve"> </w:t>
-            </w:r>
-            <w:proofErr w:type="spellStart"/>
-            <w:r>
-              <w:t>loại</w:t>
-            </w:r>
-            <w:proofErr w:type="spellEnd"/>
-            <w:r>
-              <w:t xml:space="preserve"> </w:t>
-            </w:r>
-            <w:proofErr w:type="spellStart"/>
-            <w:r>
-              <w:t>xe</w:t>
-            </w:r>
-            <w:proofErr w:type="spellEnd"/>
-            <w:r>
-              <w:t>.</w:t>
-            </w:r>
-            <w:r>
-              <w:br/>
               <w:t xml:space="preserve">4. Operator </w:t>
             </w:r>
             <w:proofErr w:type="spellStart"/>
@@ -5381,6 +5309,11 @@
             <w:vAlign w:val="center"/>
           </w:tcPr>
           <w:p>
+            <w:pPr>
+              <w:rPr>
+                <w:lang w:val="vi-VN"/>
+              </w:rPr>
+            </w:pPr>
             <w:r>
               <w:t xml:space="preserve">Primary: Nhân </w:t>
             </w:r>
@@ -5466,84 +5399,10 @@
             </w:r>
             <w:proofErr w:type="spellEnd"/>
             <w:r>
-              <w:t xml:space="preserve">, </w:t>
-            </w:r>
-            <w:proofErr w:type="spellStart"/>
-            <w:r>
-              <w:t>Hệ</w:t>
-            </w:r>
-            <w:proofErr w:type="spellEnd"/>
-            <w:r>
-              <w:t xml:space="preserve"> </w:t>
-            </w:r>
-            <w:proofErr w:type="spellStart"/>
-            <w:r>
-              <w:t>thống</w:t>
-            </w:r>
-            <w:proofErr w:type="spellEnd"/>
-            <w:r>
-              <w:t xml:space="preserve"> </w:t>
-            </w:r>
-            <w:proofErr w:type="spellStart"/>
-            <w:r>
-              <w:t>ghi</w:t>
-            </w:r>
-            <w:proofErr w:type="spellEnd"/>
-            <w:r>
-              <w:t xml:space="preserve"> </w:t>
-            </w:r>
-            <w:proofErr w:type="spellStart"/>
-            <w:r>
-              <w:t>nhật</w:t>
-            </w:r>
-            <w:proofErr w:type="spellEnd"/>
-            <w:r>
-              <w:t xml:space="preserve"> </w:t>
-            </w:r>
-            <w:proofErr w:type="spellStart"/>
-            <w:r>
-              <w:t>ký</w:t>
-            </w:r>
-            <w:proofErr w:type="spellEnd"/>
-            <w:r>
-              <w:t xml:space="preserve"> </w:t>
-            </w:r>
-            <w:proofErr w:type="spellStart"/>
-            <w:r>
-              <w:t>sự</w:t>
-            </w:r>
-            <w:proofErr w:type="spellEnd"/>
-            <w:r>
-              <w:t xml:space="preserve"> </w:t>
-            </w:r>
-            <w:proofErr w:type="spellStart"/>
-            <w:r>
-              <w:t>cố</w:t>
-            </w:r>
-            <w:proofErr w:type="spellEnd"/>
-            <w:r>
-              <w:t xml:space="preserve"> (</w:t>
-            </w:r>
-            <w:proofErr w:type="spellStart"/>
-            <w:proofErr w:type="gramStart"/>
-            <w:r>
-              <w:t>st.session</w:t>
-            </w:r>
-            <w:proofErr w:type="gramEnd"/>
-            <w:r>
-              <w:t>_state</w:t>
-            </w:r>
-            <w:proofErr w:type="spellEnd"/>
-            <w:r>
-              <w:t>["</w:t>
-            </w:r>
-            <w:proofErr w:type="spellStart"/>
-            <w:r>
-              <w:t>incident_log</w:t>
-            </w:r>
-            <w:proofErr w:type="spellEnd"/>
-            <w:r>
-              <w:t>"]).</w:t>
+              <w:rPr>
+                <w:lang w:val="vi-VN"/>
+              </w:rPr>
+              <w:t>.</w:t>
             </w:r>
           </w:p>
         </w:tc>
@@ -6284,9 +6143,6 @@
             </w:r>
             <w:r>
               <w:br/>
-            </w:r>
-            <w:r>
-              <w:lastRenderedPageBreak/>
               <w:t xml:space="preserve">2. Hub </w:t>
             </w:r>
             <w:proofErr w:type="spellStart"/>
@@ -9837,6 +9693,7 @@
   <w:style w:type="character" w:default="1" w:styleId="DefaultParagraphFont">
     <w:name w:val="Default Paragraph Font"/>
     <w:uiPriority w:val="1"/>
+    <w:semiHidden/>
     <w:unhideWhenUsed/>
   </w:style>
   <w:style w:type="table" w:default="1" w:styleId="TableNormal">
